--- a/12_publication_figures/tables/TableB_Symbiont_Top20_Representative.docx
+++ b/12_publication_figures/tables/TableB_Symbiont_Top20_Representative.docx
@@ -416,7 +416,7 @@
                 <w:rFonts w:ascii="Calibri" w:hAnsi="Calibri"/>
                 <w:sz w:val="11px"/>
               </w:rPr>
-              <w:t xml:space="default">-1.38</w:t>
+              <w:t xml:space="default">-1.63</w:t>
             </w:r>
           </w:p>
         </w:tc>
@@ -593,7 +593,7 @@
                 <w:rFonts w:ascii="Calibri" w:hAnsi="Calibri"/>
                 <w:sz w:val="11px"/>
               </w:rPr>
-              <w:t xml:space="default">-1.09</w:t>
+              <w:t xml:space="default">-1.36</w:t>
             </w:r>
           </w:p>
         </w:tc>
@@ -770,7 +770,7 @@
                 <w:rFonts w:ascii="Calibri" w:hAnsi="Calibri"/>
                 <w:sz w:val="11px"/>
               </w:rPr>
-              <w:t xml:space="default">-0.86</w:t>
+              <w:t xml:space="default">-1.17</w:t>
             </w:r>
           </w:p>
         </w:tc>
@@ -947,7 +947,7 @@
                 <w:rFonts w:ascii="Calibri" w:hAnsi="Calibri"/>
                 <w:sz w:val="11px"/>
               </w:rPr>
-              <w:t xml:space="default">0.67</w:t>
+              <w:t xml:space="default">1.01</w:t>
             </w:r>
           </w:p>
         </w:tc>
@@ -1038,7 +1038,7 @@
               <w:start w:val="single" w:space="0" w:color="D3D3D3"/>
               <w:end w:val="single" w:space="0" w:color="D3D3D3"/>
             </w:tcBorders>
-            <w:shd w:val="clear" w:color="auto" w:fill="377EB8"/>
+            <w:shd w:val="clear" w:color="auto" w:fill="4DAF4A"/>
           </w:tcPr>
           <w:p>
             <w:pPr>
@@ -1052,7 +1052,7 @@
                 <w:sz w:val="11px"/>
                 <w:color w:val="FFFFFF"/>
               </w:rPr>
-              <w:t xml:space="default">MF</w:t>
+              <w:t xml:space="default">BP</w:t>
             </w:r>
           </w:p>
         </w:tc>
@@ -1076,55 +1076,55 @@
                 <w:rFonts w:ascii="Calibri" w:hAnsi="Calibri"/>
                 <w:sz w:val="11px"/>
               </w:rPr>
-              <w:t xml:space="default">ligase activity</w:t>
-            </w:r>
-          </w:p>
-        </w:tc>
-        <w:tc>
-          <w:tcPr>
-            <w:tcBorders>
-              <w:top w:val="single" w:space="0" w:color="D3D3D3"/>
-              <w:bottom w:val="single" w:space="0" w:color="D3D3D3"/>
-              <w:start w:val="single" w:space="0" w:color="D3D3D3"/>
-              <w:end w:val="single" w:space="0" w:color="D3D3D3"/>
-            </w:tcBorders>
-          </w:tcPr>
-          <w:p>
-            <w:pPr>
-              <w:spacing w:before="0" w:after="60"/>
-              <w:keepNext/>
-              <w:jc w:val="end"/>
-            </w:pPr>
-            <w:r>
-              <w:rPr>
-                <w:rFonts w:ascii="Calibri" w:hAnsi="Calibri"/>
-                <w:sz w:val="11px"/>
-              </w:rPr>
-              <w:t xml:space="default">8.47 × 10^-4</w:t>
-            </w:r>
-          </w:p>
-        </w:tc>
-        <w:tc>
-          <w:tcPr>
-            <w:tcBorders>
-              <w:top w:val="single" w:space="0" w:color="D3D3D3"/>
-              <w:bottom w:val="single" w:space="0" w:color="D3D3D3"/>
-              <w:start w:val="single" w:space="0" w:color="D3D3D3"/>
-              <w:end w:val="single" w:space="0" w:color="D3D3D3"/>
-            </w:tcBorders>
-          </w:tcPr>
-          <w:p>
-            <w:pPr>
-              <w:spacing w:before="0" w:after="60"/>
-              <w:keepNext/>
-              <w:jc w:val="end"/>
-            </w:pPr>
-            <w:r>
-              <w:rPr>
-                <w:rFonts w:ascii="Calibri" w:hAnsi="Calibri"/>
-                <w:sz w:val="11px"/>
-              </w:rPr>
-              <w:t xml:space="default">0.51</w:t>
+              <w:t xml:space="default">response to cadmium ion</w:t>
+            </w:r>
+          </w:p>
+        </w:tc>
+        <w:tc>
+          <w:tcPr>
+            <w:tcBorders>
+              <w:top w:val="single" w:space="0" w:color="D3D3D3"/>
+              <w:bottom w:val="single" w:space="0" w:color="D3D3D3"/>
+              <w:start w:val="single" w:space="0" w:color="D3D3D3"/>
+              <w:end w:val="single" w:space="0" w:color="D3D3D3"/>
+            </w:tcBorders>
+          </w:tcPr>
+          <w:p>
+            <w:pPr>
+              <w:spacing w:before="0" w:after="60"/>
+              <w:keepNext/>
+              <w:jc w:val="end"/>
+            </w:pPr>
+            <w:r>
+              <w:rPr>
+                <w:rFonts w:ascii="Calibri" w:hAnsi="Calibri"/>
+                <w:sz w:val="11px"/>
+              </w:rPr>
+              <w:t xml:space="default">8.19 × 10^-4</w:t>
+            </w:r>
+          </w:p>
+        </w:tc>
+        <w:tc>
+          <w:tcPr>
+            <w:tcBorders>
+              <w:top w:val="single" w:space="0" w:color="D3D3D3"/>
+              <w:bottom w:val="single" w:space="0" w:color="D3D3D3"/>
+              <w:start w:val="single" w:space="0" w:color="D3D3D3"/>
+              <w:end w:val="single" w:space="0" w:color="D3D3D3"/>
+            </w:tcBorders>
+          </w:tcPr>
+          <w:p>
+            <w:pPr>
+              <w:spacing w:before="0" w:after="60"/>
+              <w:keepNext/>
+              <w:jc w:val="end"/>
+            </w:pPr>
+            <w:r>
+              <w:rPr>
+                <w:rFonts w:ascii="Calibri" w:hAnsi="Calibri"/>
+                <w:sz w:val="11px"/>
+              </w:rPr>
+              <w:t xml:space="default">0.88</w:t>
             </w:r>
           </w:p>
         </w:tc>
@@ -1174,7 +1174,7 @@
                 <w:rFonts w:ascii="Calibri" w:hAnsi="Calibri"/>
                 <w:sz w:val="11px"/>
               </w:rPr>
-              <w:t xml:space="default">14</w:t>
+              <w:t xml:space="default">1</w:t>
             </w:r>
           </w:p>
         </w:tc>
@@ -1215,7 +1215,7 @@
               <w:start w:val="single" w:space="0" w:color="D3D3D3"/>
               <w:end w:val="single" w:space="0" w:color="D3D3D3"/>
             </w:tcBorders>
-            <w:shd w:val="clear" w:color="auto" w:fill="4DAF4A"/>
+            <w:shd w:val="clear" w:color="auto" w:fill="377EB8"/>
           </w:tcPr>
           <w:p>
             <w:pPr>
@@ -1229,7 +1229,7 @@
                 <w:sz w:val="11px"/>
                 <w:color w:val="FFFFFF"/>
               </w:rPr>
-              <w:t xml:space="default">BP</w:t>
+              <w:t xml:space="default">MF</w:t>
             </w:r>
           </w:p>
         </w:tc>
@@ -1253,55 +1253,55 @@
                 <w:rFonts w:ascii="Calibri" w:hAnsi="Calibri"/>
                 <w:sz w:val="11px"/>
               </w:rPr>
-              <w:t xml:space="default">secondary metabolite biosynthetic process</w:t>
-            </w:r>
-          </w:p>
-        </w:tc>
-        <w:tc>
-          <w:tcPr>
-            <w:tcBorders>
-              <w:top w:val="single" w:space="0" w:color="D3D3D3"/>
-              <w:bottom w:val="single" w:space="0" w:color="D3D3D3"/>
-              <w:start w:val="single" w:space="0" w:color="D3D3D3"/>
-              <w:end w:val="single" w:space="0" w:color="D3D3D3"/>
-            </w:tcBorders>
-          </w:tcPr>
-          <w:p>
-            <w:pPr>
-              <w:spacing w:before="0" w:after="60"/>
-              <w:keepNext/>
-              <w:jc w:val="end"/>
-            </w:pPr>
-            <w:r>
-              <w:rPr>
-                <w:rFonts w:ascii="Calibri" w:hAnsi="Calibri"/>
-                <w:sz w:val="11px"/>
-              </w:rPr>
-              <w:t xml:space="default">1.20 × 10^-3</w:t>
-            </w:r>
-          </w:p>
-        </w:tc>
-        <w:tc>
-          <w:tcPr>
-            <w:tcBorders>
-              <w:top w:val="single" w:space="0" w:color="D3D3D3"/>
-              <w:bottom w:val="single" w:space="0" w:color="D3D3D3"/>
-              <w:start w:val="single" w:space="0" w:color="D3D3D3"/>
-              <w:end w:val="single" w:space="0" w:color="D3D3D3"/>
-            </w:tcBorders>
-          </w:tcPr>
-          <w:p>
-            <w:pPr>
-              <w:spacing w:before="0" w:after="60"/>
-              <w:keepNext/>
-              <w:jc w:val="end"/>
-            </w:pPr>
-            <w:r>
-              <w:rPr>
-                <w:rFonts w:ascii="Calibri" w:hAnsi="Calibri"/>
-                <w:sz w:val="11px"/>
-              </w:rPr>
-              <w:t xml:space="default">0.36</w:t>
+              <w:t xml:space="default">ligase activity</w:t>
+            </w:r>
+          </w:p>
+        </w:tc>
+        <w:tc>
+          <w:tcPr>
+            <w:tcBorders>
+              <w:top w:val="single" w:space="0" w:color="D3D3D3"/>
+              <w:bottom w:val="single" w:space="0" w:color="D3D3D3"/>
+              <w:start w:val="single" w:space="0" w:color="D3D3D3"/>
+              <w:end w:val="single" w:space="0" w:color="D3D3D3"/>
+            </w:tcBorders>
+          </w:tcPr>
+          <w:p>
+            <w:pPr>
+              <w:spacing w:before="0" w:after="60"/>
+              <w:keepNext/>
+              <w:jc w:val="end"/>
+            </w:pPr>
+            <w:r>
+              <w:rPr>
+                <w:rFonts w:ascii="Calibri" w:hAnsi="Calibri"/>
+                <w:sz w:val="11px"/>
+              </w:rPr>
+              <w:t xml:space="default">8.47 × 10^-4</w:t>
+            </w:r>
+          </w:p>
+        </w:tc>
+        <w:tc>
+          <w:tcPr>
+            <w:tcBorders>
+              <w:top w:val="single" w:space="0" w:color="D3D3D3"/>
+              <w:bottom w:val="single" w:space="0" w:color="D3D3D3"/>
+              <w:start w:val="single" w:space="0" w:color="D3D3D3"/>
+              <w:end w:val="single" w:space="0" w:color="D3D3D3"/>
+            </w:tcBorders>
+          </w:tcPr>
+          <w:p>
+            <w:pPr>
+              <w:spacing w:before="0" w:after="60"/>
+              <w:keepNext/>
+              <w:jc w:val="end"/>
+            </w:pPr>
+            <w:r>
+              <w:rPr>
+                <w:rFonts w:ascii="Calibri" w:hAnsi="Calibri"/>
+                <w:sz w:val="11px"/>
+              </w:rPr>
+              <w:t xml:space="default">0.76</w:t>
             </w:r>
           </w:p>
         </w:tc>
@@ -1351,7 +1351,7 @@
                 <w:rFonts w:ascii="Calibri" w:hAnsi="Calibri"/>
                 <w:sz w:val="11px"/>
               </w:rPr>
-              <w:t xml:space="default">0</w:t>
+              <w:t xml:space="default">14</w:t>
             </w:r>
           </w:p>
         </w:tc>
@@ -1478,7 +1478,7 @@
                 <w:rFonts w:ascii="Calibri" w:hAnsi="Calibri"/>
                 <w:sz w:val="11px"/>
               </w:rPr>
-              <w:t xml:space="default">0.21</w:t>
+              <w:t xml:space="default">0.65</w:t>
             </w:r>
           </w:p>
         </w:tc>
@@ -1569,7 +1569,7 @@
               <w:start w:val="single" w:space="0" w:color="D3D3D3"/>
               <w:end w:val="single" w:space="0" w:color="D3D3D3"/>
             </w:tcBorders>
-            <w:shd w:val="clear" w:color="auto" w:fill="4DAF4A"/>
+            <w:shd w:val="clear" w:color="auto" w:fill="E41A1C"/>
           </w:tcPr>
           <w:p>
             <w:pPr>
@@ -1583,7 +1583,7 @@
                 <w:sz w:val="11px"/>
                 <w:color w:val="FFFFFF"/>
               </w:rPr>
-              <w:t xml:space="default">BP</w:t>
+              <w:t xml:space="default">CC</w:t>
             </w:r>
           </w:p>
         </w:tc>
@@ -1607,67 +1607,67 @@
                 <w:rFonts w:ascii="Calibri" w:hAnsi="Calibri"/>
                 <w:sz w:val="11px"/>
               </w:rPr>
-              <w:t xml:space="default">cellular homeostasis</w:t>
-            </w:r>
-          </w:p>
-        </w:tc>
-        <w:tc>
-          <w:tcPr>
-            <w:tcBorders>
-              <w:top w:val="single" w:space="0" w:color="D3D3D3"/>
-              <w:bottom w:val="single" w:space="0" w:color="D3D3D3"/>
-              <w:start w:val="single" w:space="0" w:color="D3D3D3"/>
-              <w:end w:val="single" w:space="0" w:color="D3D3D3"/>
-            </w:tcBorders>
-          </w:tcPr>
-          <w:p>
-            <w:pPr>
-              <w:spacing w:before="0" w:after="60"/>
-              <w:keepNext/>
-              <w:jc w:val="end"/>
-            </w:pPr>
-            <w:r>
-              <w:rPr>
-                <w:rFonts w:ascii="Calibri" w:hAnsi="Calibri"/>
-                <w:sz w:val="11px"/>
-              </w:rPr>
-              <w:t xml:space="default">4.47 × 10^-3</w:t>
-            </w:r>
-          </w:p>
-        </w:tc>
-        <w:tc>
-          <w:tcPr>
-            <w:tcBorders>
-              <w:top w:val="single" w:space="0" w:color="D3D3D3"/>
-              <w:bottom w:val="single" w:space="0" w:color="D3D3D3"/>
-              <w:start w:val="single" w:space="0" w:color="D3D3D3"/>
-              <w:end w:val="single" w:space="0" w:color="D3D3D3"/>
-            </w:tcBorders>
-          </w:tcPr>
-          <w:p>
-            <w:pPr>
-              <w:spacing w:before="0" w:after="60"/>
-              <w:keepNext/>
-              <w:jc w:val="end"/>
-            </w:pPr>
-            <w:r>
-              <w:rPr>
-                <w:rFonts w:ascii="Calibri" w:hAnsi="Calibri"/>
-                <w:sz w:val="11px"/>
-              </w:rPr>
-              <w:t xml:space="default">0.07</w:t>
-            </w:r>
-          </w:p>
-        </w:tc>
-        <w:tc>
-          <w:tcPr>
-            <w:tcBorders>
-              <w:top w:val="single" w:space="0" w:color="D3D3D3"/>
-              <w:bottom w:val="single" w:space="0" w:color="D3D3D3"/>
-              <w:start w:val="single" w:space="0" w:color="D3D3D3"/>
-              <w:end w:val="single" w:space="0" w:color="D3D3D3"/>
-            </w:tcBorders>
-            <w:shd w:val="clear" w:color="auto" w:fill="B2182B"/>
+              <w:t xml:space="default">external encapsulating structure</w:t>
+            </w:r>
+          </w:p>
+        </w:tc>
+        <w:tc>
+          <w:tcPr>
+            <w:tcBorders>
+              <w:top w:val="single" w:space="0" w:color="D3D3D3"/>
+              <w:bottom w:val="single" w:space="0" w:color="D3D3D3"/>
+              <w:start w:val="single" w:space="0" w:color="D3D3D3"/>
+              <w:end w:val="single" w:space="0" w:color="D3D3D3"/>
+            </w:tcBorders>
+          </w:tcPr>
+          <w:p>
+            <w:pPr>
+              <w:spacing w:before="0" w:after="60"/>
+              <w:keepNext/>
+              <w:jc w:val="end"/>
+            </w:pPr>
+            <w:r>
+              <w:rPr>
+                <w:rFonts w:ascii="Calibri" w:hAnsi="Calibri"/>
+                <w:sz w:val="11px"/>
+              </w:rPr>
+              <w:t xml:space="default">2.36 × 10^-3</w:t>
+            </w:r>
+          </w:p>
+        </w:tc>
+        <w:tc>
+          <w:tcPr>
+            <w:tcBorders>
+              <w:top w:val="single" w:space="0" w:color="D3D3D3"/>
+              <w:bottom w:val="single" w:space="0" w:color="D3D3D3"/>
+              <w:start w:val="single" w:space="0" w:color="D3D3D3"/>
+              <w:end w:val="single" w:space="0" w:color="D3D3D3"/>
+            </w:tcBorders>
+          </w:tcPr>
+          <w:p>
+            <w:pPr>
+              <w:spacing w:before="0" w:after="60"/>
+              <w:keepNext/>
+              <w:jc w:val="end"/>
+            </w:pPr>
+            <w:r>
+              <w:rPr>
+                <w:rFonts w:ascii="Calibri" w:hAnsi="Calibri"/>
+                <w:sz w:val="11px"/>
+              </w:rPr>
+              <w:t xml:space="default">-0.54</w:t>
+            </w:r>
+          </w:p>
+        </w:tc>
+        <w:tc>
+          <w:tcPr>
+            <w:tcBorders>
+              <w:top w:val="single" w:space="0" w:color="D3D3D3"/>
+              <w:bottom w:val="single" w:space="0" w:color="D3D3D3"/>
+              <w:start w:val="single" w:space="0" w:color="D3D3D3"/>
+              <w:end w:val="single" w:space="0" w:color="D3D3D3"/>
+            </w:tcBorders>
+            <w:shd w:val="clear" w:color="auto" w:fill="2166AC"/>
           </w:tcPr>
           <w:p>
             <w:pPr>
@@ -1681,31 +1681,31 @@
                 <w:sz w:val="11px"/>
                 <w:color w:val="FFFFFF"/>
               </w:rPr>
-              <w:t xml:space="default">Up</w:t>
-            </w:r>
-          </w:p>
-        </w:tc>
-        <w:tc>
-          <w:tcPr>
-            <w:tcBorders>
-              <w:top w:val="single" w:space="0" w:color="D3D3D3"/>
-              <w:bottom w:val="single" w:space="0" w:color="D3D3D3"/>
-              <w:start w:val="single" w:space="0" w:color="D3D3D3"/>
-              <w:end w:val="single" w:space="0" w:color="D3D3D3"/>
-            </w:tcBorders>
-          </w:tcPr>
-          <w:p>
-            <w:pPr>
-              <w:spacing w:before="0" w:after="60"/>
-              <w:keepNext/>
-              <w:jc w:val="end"/>
-            </w:pPr>
-            <w:r>
-              <w:rPr>
-                <w:rFonts w:ascii="Calibri" w:hAnsi="Calibri"/>
-                <w:sz w:val="11px"/>
-              </w:rPr>
-              <w:t xml:space="default">15</w:t>
+              <w:t xml:space="default">Down</w:t>
+            </w:r>
+          </w:p>
+        </w:tc>
+        <w:tc>
+          <w:tcPr>
+            <w:tcBorders>
+              <w:top w:val="single" w:space="0" w:color="D3D3D3"/>
+              <w:bottom w:val="single" w:space="0" w:color="D3D3D3"/>
+              <w:start w:val="single" w:space="0" w:color="D3D3D3"/>
+              <w:end w:val="single" w:space="0" w:color="D3D3D3"/>
+            </w:tcBorders>
+          </w:tcPr>
+          <w:p>
+            <w:pPr>
+              <w:spacing w:before="0" w:after="60"/>
+              <w:keepNext/>
+              <w:jc w:val="end"/>
+            </w:pPr>
+            <w:r>
+              <w:rPr>
+                <w:rFonts w:ascii="Calibri" w:hAnsi="Calibri"/>
+                <w:sz w:val="11px"/>
+              </w:rPr>
+              <w:t xml:space="default">19</w:t>
             </w:r>
           </w:p>
         </w:tc>
@@ -1784,55 +1784,55 @@
                 <w:rFonts w:ascii="Calibri" w:hAnsi="Calibri"/>
                 <w:sz w:val="11px"/>
               </w:rPr>
-              <w:t xml:space="default">sulfur amino acid metabolic process</w:t>
-            </w:r>
-          </w:p>
-        </w:tc>
-        <w:tc>
-          <w:tcPr>
-            <w:tcBorders>
-              <w:top w:val="single" w:space="0" w:color="D3D3D3"/>
-              <w:bottom w:val="single" w:space="0" w:color="D3D3D3"/>
-              <w:start w:val="single" w:space="0" w:color="D3D3D3"/>
-              <w:end w:val="single" w:space="0" w:color="D3D3D3"/>
-            </w:tcBorders>
-          </w:tcPr>
-          <w:p>
-            <w:pPr>
-              <w:spacing w:before="0" w:after="60"/>
-              <w:keepNext/>
-              <w:jc w:val="end"/>
-            </w:pPr>
-            <w:r>
-              <w:rPr>
-                <w:rFonts w:ascii="Calibri" w:hAnsi="Calibri"/>
-                <w:sz w:val="11px"/>
-              </w:rPr>
-              <w:t xml:space="default">4.66 × 10^-3</w:t>
-            </w:r>
-          </w:p>
-        </w:tc>
-        <w:tc>
-          <w:tcPr>
-            <w:tcBorders>
-              <w:top w:val="single" w:space="0" w:color="D3D3D3"/>
-              <w:bottom w:val="single" w:space="0" w:color="D3D3D3"/>
-              <w:start w:val="single" w:space="0" w:color="D3D3D3"/>
-              <w:end w:val="single" w:space="0" w:color="D3D3D3"/>
-            </w:tcBorders>
-          </w:tcPr>
-          <w:p>
-            <w:pPr>
-              <w:spacing w:before="0" w:after="60"/>
-              <w:keepNext/>
-              <w:jc w:val="end"/>
-            </w:pPr>
-            <w:r>
-              <w:rPr>
-                <w:rFonts w:ascii="Calibri" w:hAnsi="Calibri"/>
-                <w:sz w:val="11px"/>
-              </w:rPr>
-              <w:t xml:space="default">0.07</w:t>
+              <w:t xml:space="default">developmental pigmentation</w:t>
+            </w:r>
+          </w:p>
+        </w:tc>
+        <w:tc>
+          <w:tcPr>
+            <w:tcBorders>
+              <w:top w:val="single" w:space="0" w:color="D3D3D3"/>
+              <w:bottom w:val="single" w:space="0" w:color="D3D3D3"/>
+              <w:start w:val="single" w:space="0" w:color="D3D3D3"/>
+              <w:end w:val="single" w:space="0" w:color="D3D3D3"/>
+            </w:tcBorders>
+          </w:tcPr>
+          <w:p>
+            <w:pPr>
+              <w:spacing w:before="0" w:after="60"/>
+              <w:keepNext/>
+              <w:jc w:val="end"/>
+            </w:pPr>
+            <w:r>
+              <w:rPr>
+                <w:rFonts w:ascii="Calibri" w:hAnsi="Calibri"/>
+                <w:sz w:val="11px"/>
+              </w:rPr>
+              <w:t xml:space="default">4.40 × 10^-3</w:t>
+            </w:r>
+          </w:p>
+        </w:tc>
+        <w:tc>
+          <w:tcPr>
+            <w:tcBorders>
+              <w:top w:val="single" w:space="0" w:color="D3D3D3"/>
+              <w:bottom w:val="single" w:space="0" w:color="D3D3D3"/>
+              <w:start w:val="single" w:space="0" w:color="D3D3D3"/>
+              <w:end w:val="single" w:space="0" w:color="D3D3D3"/>
+            </w:tcBorders>
+          </w:tcPr>
+          <w:p>
+            <w:pPr>
+              <w:spacing w:before="0" w:after="60"/>
+              <w:keepNext/>
+              <w:jc w:val="end"/>
+            </w:pPr>
+            <w:r>
+              <w:rPr>
+                <w:rFonts w:ascii="Calibri" w:hAnsi="Calibri"/>
+                <w:sz w:val="11px"/>
+              </w:rPr>
+              <w:t xml:space="default">0.45</w:t>
             </w:r>
           </w:p>
         </w:tc>
@@ -1882,7 +1882,7 @@
                 <w:rFonts w:ascii="Calibri" w:hAnsi="Calibri"/>
                 <w:sz w:val="11px"/>
               </w:rPr>
-              <w:t xml:space="default">3</w:t>
+              <w:t xml:space="default">2</w:t>
             </w:r>
           </w:p>
         </w:tc>
@@ -1923,7 +1923,7 @@
               <w:start w:val="single" w:space="0" w:color="D3D3D3"/>
               <w:end w:val="single" w:space="0" w:color="D3D3D3"/>
             </w:tcBorders>
-            <w:shd w:val="clear" w:color="auto" w:fill="E41A1C"/>
+            <w:shd w:val="clear" w:color="auto" w:fill="4DAF4A"/>
           </w:tcPr>
           <w:p>
             <w:pPr>
@@ -1937,7 +1937,7 @@
                 <w:sz w:val="11px"/>
                 <w:color w:val="FFFFFF"/>
               </w:rPr>
-              <w:t xml:space="default">CC</w:t>
+              <w:t xml:space="default">BP</w:t>
             </w:r>
           </w:p>
         </w:tc>
@@ -1961,55 +1961,55 @@
                 <w:rFonts w:ascii="Calibri" w:hAnsi="Calibri"/>
                 <w:sz w:val="11px"/>
               </w:rPr>
-              <w:t xml:space="default">plastid stroma</w:t>
-            </w:r>
-          </w:p>
-        </w:tc>
-        <w:tc>
-          <w:tcPr>
-            <w:tcBorders>
-              <w:top w:val="single" w:space="0" w:color="D3D3D3"/>
-              <w:bottom w:val="single" w:space="0" w:color="D3D3D3"/>
-              <w:start w:val="single" w:space="0" w:color="D3D3D3"/>
-              <w:end w:val="single" w:space="0" w:color="D3D3D3"/>
-            </w:tcBorders>
-          </w:tcPr>
-          <w:p>
-            <w:pPr>
-              <w:spacing w:before="0" w:after="60"/>
-              <w:keepNext/>
-              <w:jc w:val="end"/>
-            </w:pPr>
-            <w:r>
-              <w:rPr>
-                <w:rFonts w:ascii="Calibri" w:hAnsi="Calibri"/>
-                <w:sz w:val="11px"/>
-              </w:rPr>
-              <w:t xml:space="default">5.20 × 10^-3</w:t>
-            </w:r>
-          </w:p>
-        </w:tc>
-        <w:tc>
-          <w:tcPr>
-            <w:tcBorders>
-              <w:top w:val="single" w:space="0" w:color="D3D3D3"/>
-              <w:bottom w:val="single" w:space="0" w:color="D3D3D3"/>
-              <w:start w:val="single" w:space="0" w:color="D3D3D3"/>
-              <w:end w:val="single" w:space="0" w:color="D3D3D3"/>
-            </w:tcBorders>
-          </w:tcPr>
-          <w:p>
-            <w:pPr>
-              <w:spacing w:before="0" w:after="60"/>
-              <w:keepNext/>
-              <w:jc w:val="end"/>
-            </w:pPr>
-            <w:r>
-              <w:rPr>
-                <w:rFonts w:ascii="Calibri" w:hAnsi="Calibri"/>
-                <w:sz w:val="11px"/>
-              </w:rPr>
-              <w:t xml:space="default">0.21</w:t>
+              <w:t xml:space="default">negative regulation of protein polymerization</w:t>
+            </w:r>
+          </w:p>
+        </w:tc>
+        <w:tc>
+          <w:tcPr>
+            <w:tcBorders>
+              <w:top w:val="single" w:space="0" w:color="D3D3D3"/>
+              <w:bottom w:val="single" w:space="0" w:color="D3D3D3"/>
+              <w:start w:val="single" w:space="0" w:color="D3D3D3"/>
+              <w:end w:val="single" w:space="0" w:color="D3D3D3"/>
+            </w:tcBorders>
+          </w:tcPr>
+          <w:p>
+            <w:pPr>
+              <w:spacing w:before="0" w:after="60"/>
+              <w:keepNext/>
+              <w:jc w:val="end"/>
+            </w:pPr>
+            <w:r>
+              <w:rPr>
+                <w:rFonts w:ascii="Calibri" w:hAnsi="Calibri"/>
+                <w:sz w:val="11px"/>
+              </w:rPr>
+              <w:t xml:space="default">4.47 × 10^-3</w:t>
+            </w:r>
+          </w:p>
+        </w:tc>
+        <w:tc>
+          <w:tcPr>
+            <w:tcBorders>
+              <w:top w:val="single" w:space="0" w:color="D3D3D3"/>
+              <w:bottom w:val="single" w:space="0" w:color="D3D3D3"/>
+              <w:start w:val="single" w:space="0" w:color="D3D3D3"/>
+              <w:end w:val="single" w:space="0" w:color="D3D3D3"/>
+            </w:tcBorders>
+          </w:tcPr>
+          <w:p>
+            <w:pPr>
+              <w:spacing w:before="0" w:after="60"/>
+              <w:keepNext/>
+              <w:jc w:val="end"/>
+            </w:pPr>
+            <w:r>
+              <w:rPr>
+                <w:rFonts w:ascii="Calibri" w:hAnsi="Calibri"/>
+                <w:sz w:val="11px"/>
+              </w:rPr>
+              <w:t xml:space="default">0.35</w:t>
             </w:r>
           </w:p>
         </w:tc>
@@ -2059,7 +2059,7 @@
                 <w:rFonts w:ascii="Calibri" w:hAnsi="Calibri"/>
                 <w:sz w:val="11px"/>
               </w:rPr>
-              <w:t xml:space="default">6</w:t>
+              <w:t xml:space="default">0</w:t>
             </w:r>
           </w:p>
         </w:tc>
@@ -2100,7 +2100,7 @@
               <w:start w:val="single" w:space="0" w:color="D3D3D3"/>
               <w:end w:val="single" w:space="0" w:color="D3D3D3"/>
             </w:tcBorders>
-            <w:shd w:val="clear" w:color="auto" w:fill="4DAF4A"/>
+            <w:shd w:val="clear" w:color="auto" w:fill="E41A1C"/>
           </w:tcPr>
           <w:p>
             <w:pPr>
@@ -2114,7 +2114,7 @@
                 <w:sz w:val="11px"/>
                 <w:color w:val="FFFFFF"/>
               </w:rPr>
-              <w:t xml:space="default">BP</w:t>
+              <w:t xml:space="default">CC</w:t>
             </w:r>
           </w:p>
         </w:tc>
@@ -2138,55 +2138,55 @@
                 <w:rFonts w:ascii="Calibri" w:hAnsi="Calibri"/>
                 <w:sz w:val="11px"/>
               </w:rPr>
-              <w:t xml:space="default">disaccharide biosynthetic process</w:t>
-            </w:r>
-          </w:p>
-        </w:tc>
-        <w:tc>
-          <w:tcPr>
-            <w:tcBorders>
-              <w:top w:val="single" w:space="0" w:color="D3D3D3"/>
-              <w:bottom w:val="single" w:space="0" w:color="D3D3D3"/>
-              <w:start w:val="single" w:space="0" w:color="D3D3D3"/>
-              <w:end w:val="single" w:space="0" w:color="D3D3D3"/>
-            </w:tcBorders>
-          </w:tcPr>
-          <w:p>
-            <w:pPr>
-              <w:spacing w:before="0" w:after="60"/>
-              <w:keepNext/>
-              <w:jc w:val="end"/>
-            </w:pPr>
-            <w:r>
-              <w:rPr>
-                <w:rFonts w:ascii="Calibri" w:hAnsi="Calibri"/>
-                <w:sz w:val="11px"/>
-              </w:rPr>
-              <w:t xml:space="default">5.23 × 10^-3</w:t>
-            </w:r>
-          </w:p>
-        </w:tc>
-        <w:tc>
-          <w:tcPr>
-            <w:tcBorders>
-              <w:top w:val="single" w:space="0" w:color="D3D3D3"/>
-              <w:bottom w:val="single" w:space="0" w:color="D3D3D3"/>
-              <w:start w:val="single" w:space="0" w:color="D3D3D3"/>
-              <w:end w:val="single" w:space="0" w:color="D3D3D3"/>
-            </w:tcBorders>
-          </w:tcPr>
-          <w:p>
-            <w:pPr>
-              <w:spacing w:before="0" w:after="60"/>
-              <w:keepNext/>
-              <w:jc w:val="end"/>
-            </w:pPr>
-            <w:r>
-              <w:rPr>
-                <w:rFonts w:ascii="Calibri" w:hAnsi="Calibri"/>
-                <w:sz w:val="11px"/>
-              </w:rPr>
-              <w:t xml:space="default">0.36</w:t>
+              <w:t xml:space="default">plastid stroma</w:t>
+            </w:r>
+          </w:p>
+        </w:tc>
+        <w:tc>
+          <w:tcPr>
+            <w:tcBorders>
+              <w:top w:val="single" w:space="0" w:color="D3D3D3"/>
+              <w:bottom w:val="single" w:space="0" w:color="D3D3D3"/>
+              <w:start w:val="single" w:space="0" w:color="D3D3D3"/>
+              <w:end w:val="single" w:space="0" w:color="D3D3D3"/>
+            </w:tcBorders>
+          </w:tcPr>
+          <w:p>
+            <w:pPr>
+              <w:spacing w:before="0" w:after="60"/>
+              <w:keepNext/>
+              <w:jc w:val="end"/>
+            </w:pPr>
+            <w:r>
+              <w:rPr>
+                <w:rFonts w:ascii="Calibri" w:hAnsi="Calibri"/>
+                <w:sz w:val="11px"/>
+              </w:rPr>
+              <w:t xml:space="default">5.20 × 10^-3</w:t>
+            </w:r>
+          </w:p>
+        </w:tc>
+        <w:tc>
+          <w:tcPr>
+            <w:tcBorders>
+              <w:top w:val="single" w:space="0" w:color="D3D3D3"/>
+              <w:bottom w:val="single" w:space="0" w:color="D3D3D3"/>
+              <w:start w:val="single" w:space="0" w:color="D3D3D3"/>
+              <w:end w:val="single" w:space="0" w:color="D3D3D3"/>
+            </w:tcBorders>
+          </w:tcPr>
+          <w:p>
+            <w:pPr>
+              <w:spacing w:before="0" w:after="60"/>
+              <w:keepNext/>
+              <w:jc w:val="end"/>
+            </w:pPr>
+            <w:r>
+              <w:rPr>
+                <w:rFonts w:ascii="Calibri" w:hAnsi="Calibri"/>
+                <w:sz w:val="11px"/>
+              </w:rPr>
+              <w:t xml:space="default">0.26</w:t>
             </w:r>
           </w:p>
         </w:tc>
@@ -2236,7 +2236,7 @@
                 <w:rFonts w:ascii="Calibri" w:hAnsi="Calibri"/>
                 <w:sz w:val="11px"/>
               </w:rPr>
-              <w:t xml:space="default">2</w:t>
+              <w:t xml:space="default">6</w:t>
             </w:r>
           </w:p>
         </w:tc>
@@ -2277,7 +2277,7 @@
               <w:start w:val="single" w:space="0" w:color="D3D3D3"/>
               <w:end w:val="single" w:space="0" w:color="D3D3D3"/>
             </w:tcBorders>
-            <w:shd w:val="clear" w:color="auto" w:fill="E41A1C"/>
+            <w:shd w:val="clear" w:color="auto" w:fill="4DAF4A"/>
           </w:tcPr>
           <w:p>
             <w:pPr>
@@ -2291,7 +2291,7 @@
                 <w:sz w:val="11px"/>
                 <w:color w:val="FFFFFF"/>
               </w:rPr>
-              <w:t xml:space="default">CC</w:t>
+              <w:t xml:space="default">BP</w:t>
             </w:r>
           </w:p>
         </w:tc>
@@ -2315,55 +2315,55 @@
                 <w:rFonts w:ascii="Calibri" w:hAnsi="Calibri"/>
                 <w:sz w:val="11px"/>
               </w:rPr>
-              <w:t xml:space="default">cell pole</w:t>
-            </w:r>
-          </w:p>
-        </w:tc>
-        <w:tc>
-          <w:tcPr>
-            <w:tcBorders>
-              <w:top w:val="single" w:space="0" w:color="D3D3D3"/>
-              <w:bottom w:val="single" w:space="0" w:color="D3D3D3"/>
-              <w:start w:val="single" w:space="0" w:color="D3D3D3"/>
-              <w:end w:val="single" w:space="0" w:color="D3D3D3"/>
-            </w:tcBorders>
-          </w:tcPr>
-          <w:p>
-            <w:pPr>
-              <w:spacing w:before="0" w:after="60"/>
-              <w:keepNext/>
-              <w:jc w:val="end"/>
-            </w:pPr>
-            <w:r>
-              <w:rPr>
-                <w:rFonts w:ascii="Calibri" w:hAnsi="Calibri"/>
-                <w:sz w:val="11px"/>
-              </w:rPr>
-              <w:t xml:space="default">1.97 × 10^-2</w:t>
-            </w:r>
-          </w:p>
-        </w:tc>
-        <w:tc>
-          <w:tcPr>
-            <w:tcBorders>
-              <w:top w:val="single" w:space="0" w:color="D3D3D3"/>
-              <w:bottom w:val="single" w:space="0" w:color="D3D3D3"/>
-              <w:start w:val="single" w:space="0" w:color="D3D3D3"/>
-              <w:end w:val="single" w:space="0" w:color="D3D3D3"/>
-            </w:tcBorders>
-          </w:tcPr>
-          <w:p>
-            <w:pPr>
-              <w:spacing w:before="0" w:after="60"/>
-              <w:keepNext/>
-              <w:jc w:val="end"/>
-            </w:pPr>
-            <w:r>
-              <w:rPr>
-                <w:rFonts w:ascii="Calibri" w:hAnsi="Calibri"/>
-                <w:sz w:val="11px"/>
-              </w:rPr>
-              <w:t xml:space="default">0.51</w:t>
+              <w:t xml:space="default">disaccharide biosynthetic process</w:t>
+            </w:r>
+          </w:p>
+        </w:tc>
+        <w:tc>
+          <w:tcPr>
+            <w:tcBorders>
+              <w:top w:val="single" w:space="0" w:color="D3D3D3"/>
+              <w:bottom w:val="single" w:space="0" w:color="D3D3D3"/>
+              <w:start w:val="single" w:space="0" w:color="D3D3D3"/>
+              <w:end w:val="single" w:space="0" w:color="D3D3D3"/>
+            </w:tcBorders>
+          </w:tcPr>
+          <w:p>
+            <w:pPr>
+              <w:spacing w:before="0" w:after="60"/>
+              <w:keepNext/>
+              <w:jc w:val="end"/>
+            </w:pPr>
+            <w:r>
+              <w:rPr>
+                <w:rFonts w:ascii="Calibri" w:hAnsi="Calibri"/>
+                <w:sz w:val="11px"/>
+              </w:rPr>
+              <w:t xml:space="default">5.23 × 10^-3</w:t>
+            </w:r>
+          </w:p>
+        </w:tc>
+        <w:tc>
+          <w:tcPr>
+            <w:tcBorders>
+              <w:top w:val="single" w:space="0" w:color="D3D3D3"/>
+              <w:bottom w:val="single" w:space="0" w:color="D3D3D3"/>
+              <w:start w:val="single" w:space="0" w:color="D3D3D3"/>
+              <w:end w:val="single" w:space="0" w:color="D3D3D3"/>
+            </w:tcBorders>
+          </w:tcPr>
+          <w:p>
+            <w:pPr>
+              <w:spacing w:before="0" w:after="60"/>
+              <w:keepNext/>
+              <w:jc w:val="end"/>
+            </w:pPr>
+            <w:r>
+              <w:rPr>
+                <w:rFonts w:ascii="Calibri" w:hAnsi="Calibri"/>
+                <w:sz w:val="11px"/>
+              </w:rPr>
+              <w:t xml:space="default">0.17</w:t>
             </w:r>
           </w:p>
         </w:tc>
@@ -2492,55 +2492,55 @@
                 <w:rFonts w:ascii="Calibri" w:hAnsi="Calibri"/>
                 <w:sz w:val="11px"/>
               </w:rPr>
-              <w:t xml:space="default">phosphatidylinositol transfer activity</w:t>
-            </w:r>
-          </w:p>
-        </w:tc>
-        <w:tc>
-          <w:tcPr>
-            <w:tcBorders>
-              <w:top w:val="single" w:space="0" w:color="D3D3D3"/>
-              <w:bottom w:val="single" w:space="0" w:color="D3D3D3"/>
-              <w:start w:val="single" w:space="0" w:color="D3D3D3"/>
-              <w:end w:val="single" w:space="0" w:color="D3D3D3"/>
-            </w:tcBorders>
-          </w:tcPr>
-          <w:p>
-            <w:pPr>
-              <w:spacing w:before="0" w:after="60"/>
-              <w:keepNext/>
-              <w:jc w:val="end"/>
-            </w:pPr>
-            <w:r>
-              <w:rPr>
-                <w:rFonts w:ascii="Calibri" w:hAnsi="Calibri"/>
-                <w:sz w:val="11px"/>
-              </w:rPr>
-              <w:t xml:space="default">3.02 × 10^-2</w:t>
-            </w:r>
-          </w:p>
-        </w:tc>
-        <w:tc>
-          <w:tcPr>
-            <w:tcBorders>
-              <w:top w:val="single" w:space="0" w:color="D3D3D3"/>
-              <w:bottom w:val="single" w:space="0" w:color="D3D3D3"/>
-              <w:start w:val="single" w:space="0" w:color="D3D3D3"/>
-              <w:end w:val="single" w:space="0" w:color="D3D3D3"/>
-            </w:tcBorders>
-          </w:tcPr>
-          <w:p>
-            <w:pPr>
-              <w:spacing w:before="0" w:after="60"/>
-              <w:keepNext/>
-              <w:jc w:val="end"/>
-            </w:pPr>
-            <w:r>
-              <w:rPr>
-                <w:rFonts w:ascii="Calibri" w:hAnsi="Calibri"/>
-                <w:sz w:val="11px"/>
-              </w:rPr>
-              <w:t xml:space="default">0.67</w:t>
+              <w:t xml:space="default">phosphatidylinositol bisphosphate binding</w:t>
+            </w:r>
+          </w:p>
+        </w:tc>
+        <w:tc>
+          <w:tcPr>
+            <w:tcBorders>
+              <w:top w:val="single" w:space="0" w:color="D3D3D3"/>
+              <w:bottom w:val="single" w:space="0" w:color="D3D3D3"/>
+              <w:start w:val="single" w:space="0" w:color="D3D3D3"/>
+              <w:end w:val="single" w:space="0" w:color="D3D3D3"/>
+            </w:tcBorders>
+          </w:tcPr>
+          <w:p>
+            <w:pPr>
+              <w:spacing w:before="0" w:after="60"/>
+              <w:keepNext/>
+              <w:jc w:val="end"/>
+            </w:pPr>
+            <w:r>
+              <w:rPr>
+                <w:rFonts w:ascii="Calibri" w:hAnsi="Calibri"/>
+                <w:sz w:val="11px"/>
+              </w:rPr>
+              <w:t xml:space="default">1.74 × 10^-2</w:t>
+            </w:r>
+          </w:p>
+        </w:tc>
+        <w:tc>
+          <w:tcPr>
+            <w:tcBorders>
+              <w:top w:val="single" w:space="0" w:color="D3D3D3"/>
+              <w:bottom w:val="single" w:space="0" w:color="D3D3D3"/>
+              <w:start w:val="single" w:space="0" w:color="D3D3D3"/>
+              <w:end w:val="single" w:space="0" w:color="D3D3D3"/>
+            </w:tcBorders>
+          </w:tcPr>
+          <w:p>
+            <w:pPr>
+              <w:spacing w:before="0" w:after="60"/>
+              <w:keepNext/>
+              <w:jc w:val="end"/>
+            </w:pPr>
+            <w:r>
+              <w:rPr>
+                <w:rFonts w:ascii="Calibri" w:hAnsi="Calibri"/>
+                <w:sz w:val="11px"/>
+              </w:rPr>
+              <w:t xml:space="default">0.09</w:t>
             </w:r>
           </w:p>
         </w:tc>
@@ -2590,7 +2590,7 @@
                 <w:rFonts w:ascii="Calibri" w:hAnsi="Calibri"/>
                 <w:sz w:val="11px"/>
               </w:rPr>
-              <w:t xml:space="default">1</w:t>
+              <w:t xml:space="default">0</w:t>
             </w:r>
           </w:p>
         </w:tc>
@@ -2631,7 +2631,7 @@
               <w:start w:val="single" w:space="0" w:color="D3D3D3"/>
               <w:end w:val="single" w:space="0" w:color="D3D3D3"/>
             </w:tcBorders>
-            <w:shd w:val="clear" w:color="auto" w:fill="377EB8"/>
+            <w:shd w:val="clear" w:color="auto" w:fill="E41A1C"/>
           </w:tcPr>
           <w:p>
             <w:pPr>
@@ -2645,7 +2645,7 @@
                 <w:sz w:val="11px"/>
                 <w:color w:val="FFFFFF"/>
               </w:rPr>
-              <w:t xml:space="default">MF</w:t>
+              <w:t xml:space="default">CC</w:t>
             </w:r>
           </w:p>
         </w:tc>
@@ -2669,55 +2669,55 @@
                 <w:rFonts w:ascii="Calibri" w:hAnsi="Calibri"/>
                 <w:sz w:val="11px"/>
               </w:rPr>
-              <w:t xml:space="default">calcium ion transmembrane transporter activity</w:t>
-            </w:r>
-          </w:p>
-        </w:tc>
-        <w:tc>
-          <w:tcPr>
-            <w:tcBorders>
-              <w:top w:val="single" w:space="0" w:color="D3D3D3"/>
-              <w:bottom w:val="single" w:space="0" w:color="D3D3D3"/>
-              <w:start w:val="single" w:space="0" w:color="D3D3D3"/>
-              <w:end w:val="single" w:space="0" w:color="D3D3D3"/>
-            </w:tcBorders>
-          </w:tcPr>
-          <w:p>
-            <w:pPr>
-              <w:spacing w:before="0" w:after="60"/>
-              <w:keepNext/>
-              <w:jc w:val="end"/>
-            </w:pPr>
-            <w:r>
-              <w:rPr>
-                <w:rFonts w:ascii="Calibri" w:hAnsi="Calibri"/>
-                <w:sz w:val="11px"/>
-              </w:rPr>
-              <w:t xml:space="default">3.24 × 10^-2</w:t>
-            </w:r>
-          </w:p>
-        </w:tc>
-        <w:tc>
-          <w:tcPr>
-            <w:tcBorders>
-              <w:top w:val="single" w:space="0" w:color="D3D3D3"/>
-              <w:bottom w:val="single" w:space="0" w:color="D3D3D3"/>
-              <w:start w:val="single" w:space="0" w:color="D3D3D3"/>
-              <w:end w:val="single" w:space="0" w:color="D3D3D3"/>
-            </w:tcBorders>
-          </w:tcPr>
-          <w:p>
-            <w:pPr>
-              <w:spacing w:before="0" w:after="60"/>
-              <w:keepNext/>
-              <w:jc w:val="end"/>
-            </w:pPr>
-            <w:r>
-              <w:rPr>
-                <w:rFonts w:ascii="Calibri" w:hAnsi="Calibri"/>
-                <w:sz w:val="11px"/>
-              </w:rPr>
-              <w:t xml:space="default">0.86</w:t>
+              <w:t xml:space="default">cell pole</w:t>
+            </w:r>
+          </w:p>
+        </w:tc>
+        <w:tc>
+          <w:tcPr>
+            <w:tcBorders>
+              <w:top w:val="single" w:space="0" w:color="D3D3D3"/>
+              <w:bottom w:val="single" w:space="0" w:color="D3D3D3"/>
+              <w:start w:val="single" w:space="0" w:color="D3D3D3"/>
+              <w:end w:val="single" w:space="0" w:color="D3D3D3"/>
+            </w:tcBorders>
+          </w:tcPr>
+          <w:p>
+            <w:pPr>
+              <w:spacing w:before="0" w:after="60"/>
+              <w:keepNext/>
+              <w:jc w:val="end"/>
+            </w:pPr>
+            <w:r>
+              <w:rPr>
+                <w:rFonts w:ascii="Calibri" w:hAnsi="Calibri"/>
+                <w:sz w:val="11px"/>
+              </w:rPr>
+              <w:t xml:space="default">1.97 × 10^-2</w:t>
+            </w:r>
+          </w:p>
+        </w:tc>
+        <w:tc>
+          <w:tcPr>
+            <w:tcBorders>
+              <w:top w:val="single" w:space="0" w:color="D3D3D3"/>
+              <w:bottom w:val="single" w:space="0" w:color="D3D3D3"/>
+              <w:start w:val="single" w:space="0" w:color="D3D3D3"/>
+              <w:end w:val="single" w:space="0" w:color="D3D3D3"/>
+            </w:tcBorders>
+          </w:tcPr>
+          <w:p>
+            <w:pPr>
+              <w:spacing w:before="0" w:after="60"/>
+              <w:keepNext/>
+              <w:jc w:val="end"/>
+            </w:pPr>
+            <w:r>
+              <w:rPr>
+                <w:rFonts w:ascii="Calibri" w:hAnsi="Calibri"/>
+                <w:sz w:val="11px"/>
+              </w:rPr>
+              <w:t xml:space="default">0.00</w:t>
             </w:r>
           </w:p>
         </w:tc>
@@ -2846,67 +2846,67 @@
                 <w:rFonts w:ascii="Calibri" w:hAnsi="Calibri"/>
                 <w:sz w:val="11px"/>
               </w:rPr>
-              <w:t xml:space="default">aspartic-type peptidase activity</w:t>
-            </w:r>
-          </w:p>
-        </w:tc>
-        <w:tc>
-          <w:tcPr>
-            <w:tcBorders>
-              <w:top w:val="single" w:space="0" w:color="D3D3D3"/>
-              <w:bottom w:val="single" w:space="0" w:color="D3D3D3"/>
-              <w:start w:val="single" w:space="0" w:color="D3D3D3"/>
-              <w:end w:val="single" w:space="0" w:color="D3D3D3"/>
-            </w:tcBorders>
-          </w:tcPr>
-          <w:p>
-            <w:pPr>
-              <w:spacing w:before="0" w:after="60"/>
-              <w:keepNext/>
-              <w:jc w:val="end"/>
-            </w:pPr>
-            <w:r>
-              <w:rPr>
-                <w:rFonts w:ascii="Calibri" w:hAnsi="Calibri"/>
-                <w:sz w:val="11px"/>
-              </w:rPr>
-              <w:t xml:space="default">4.62 × 10^-2</w:t>
-            </w:r>
-          </w:p>
-        </w:tc>
-        <w:tc>
-          <w:tcPr>
-            <w:tcBorders>
-              <w:top w:val="single" w:space="0" w:color="D3D3D3"/>
-              <w:bottom w:val="single" w:space="0" w:color="D3D3D3"/>
-              <w:start w:val="single" w:space="0" w:color="D3D3D3"/>
-              <w:end w:val="single" w:space="0" w:color="D3D3D3"/>
-            </w:tcBorders>
-          </w:tcPr>
-          <w:p>
-            <w:pPr>
-              <w:spacing w:before="0" w:after="60"/>
-              <w:keepNext/>
-              <w:jc w:val="end"/>
-            </w:pPr>
-            <w:r>
-              <w:rPr>
-                <w:rFonts w:ascii="Calibri" w:hAnsi="Calibri"/>
-                <w:sz w:val="11px"/>
-              </w:rPr>
-              <w:t xml:space="default">-1.09</w:t>
-            </w:r>
-          </w:p>
-        </w:tc>
-        <w:tc>
-          <w:tcPr>
-            <w:tcBorders>
-              <w:top w:val="single" w:space="0" w:color="D3D3D3"/>
-              <w:bottom w:val="single" w:space="0" w:color="D3D3D3"/>
-              <w:start w:val="single" w:space="0" w:color="D3D3D3"/>
-              <w:end w:val="single" w:space="0" w:color="D3D3D3"/>
-            </w:tcBorders>
-            <w:shd w:val="clear" w:color="auto" w:fill="2166AC"/>
+              <w:t xml:space="default">calcium ion transmembrane transporter activity</w:t>
+            </w:r>
+          </w:p>
+        </w:tc>
+        <w:tc>
+          <w:tcPr>
+            <w:tcBorders>
+              <w:top w:val="single" w:space="0" w:color="D3D3D3"/>
+              <w:bottom w:val="single" w:space="0" w:color="D3D3D3"/>
+              <w:start w:val="single" w:space="0" w:color="D3D3D3"/>
+              <w:end w:val="single" w:space="0" w:color="D3D3D3"/>
+            </w:tcBorders>
+          </w:tcPr>
+          <w:p>
+            <w:pPr>
+              <w:spacing w:before="0" w:after="60"/>
+              <w:keepNext/>
+              <w:jc w:val="end"/>
+            </w:pPr>
+            <w:r>
+              <w:rPr>
+                <w:rFonts w:ascii="Calibri" w:hAnsi="Calibri"/>
+                <w:sz w:val="11px"/>
+              </w:rPr>
+              <w:t xml:space="default">3.24 × 10^-2</w:t>
+            </w:r>
+          </w:p>
+        </w:tc>
+        <w:tc>
+          <w:tcPr>
+            <w:tcBorders>
+              <w:top w:val="single" w:space="0" w:color="D3D3D3"/>
+              <w:bottom w:val="single" w:space="0" w:color="D3D3D3"/>
+              <w:start w:val="single" w:space="0" w:color="D3D3D3"/>
+              <w:end w:val="single" w:space="0" w:color="D3D3D3"/>
+            </w:tcBorders>
+          </w:tcPr>
+          <w:p>
+            <w:pPr>
+              <w:spacing w:before="0" w:after="60"/>
+              <w:keepNext/>
+              <w:jc w:val="end"/>
+            </w:pPr>
+            <w:r>
+              <w:rPr>
+                <w:rFonts w:ascii="Calibri" w:hAnsi="Calibri"/>
+                <w:sz w:val="11px"/>
+              </w:rPr>
+              <w:t xml:space="default">0.09</w:t>
+            </w:r>
+          </w:p>
+        </w:tc>
+        <w:tc>
+          <w:tcPr>
+            <w:tcBorders>
+              <w:top w:val="single" w:space="0" w:color="D3D3D3"/>
+              <w:bottom w:val="single" w:space="0" w:color="D3D3D3"/>
+              <w:start w:val="single" w:space="0" w:color="D3D3D3"/>
+              <w:end w:val="single" w:space="0" w:color="D3D3D3"/>
+            </w:tcBorders>
+            <w:shd w:val="clear" w:color="auto" w:fill="B2182B"/>
           </w:tcPr>
           <w:p>
             <w:pPr>
@@ -2920,31 +2920,31 @@
                 <w:sz w:val="11px"/>
                 <w:color w:val="FFFFFF"/>
               </w:rPr>
-              <w:t xml:space="default">Down</w:t>
-            </w:r>
-          </w:p>
-        </w:tc>
-        <w:tc>
-          <w:tcPr>
-            <w:tcBorders>
-              <w:top w:val="single" w:space="0" w:color="D3D3D3"/>
-              <w:bottom w:val="single" w:space="0" w:color="D3D3D3"/>
-              <w:start w:val="single" w:space="0" w:color="D3D3D3"/>
-              <w:end w:val="single" w:space="0" w:color="D3D3D3"/>
-            </w:tcBorders>
-          </w:tcPr>
-          <w:p>
-            <w:pPr>
-              <w:spacing w:before="0" w:after="60"/>
-              <w:keepNext/>
-              <w:jc w:val="end"/>
-            </w:pPr>
-            <w:r>
-              <w:rPr>
-                <w:rFonts w:ascii="Calibri" w:hAnsi="Calibri"/>
-                <w:sz w:val="11px"/>
-              </w:rPr>
-              <w:t xml:space="default">4</w:t>
+              <w:t xml:space="default">Up</w:t>
+            </w:r>
+          </w:p>
+        </w:tc>
+        <w:tc>
+          <w:tcPr>
+            <w:tcBorders>
+              <w:top w:val="single" w:space="0" w:color="D3D3D3"/>
+              <w:bottom w:val="single" w:space="0" w:color="D3D3D3"/>
+              <w:start w:val="single" w:space="0" w:color="D3D3D3"/>
+              <w:end w:val="single" w:space="0" w:color="D3D3D3"/>
+            </w:tcBorders>
+          </w:tcPr>
+          <w:p>
+            <w:pPr>
+              <w:spacing w:before="0" w:after="60"/>
+              <w:keepNext/>
+              <w:jc w:val="end"/>
+            </w:pPr>
+            <w:r>
+              <w:rPr>
+                <w:rFonts w:ascii="Calibri" w:hAnsi="Calibri"/>
+                <w:sz w:val="11px"/>
+              </w:rPr>
+              <w:t xml:space="default">2</w:t>
             </w:r>
           </w:p>
         </w:tc>
@@ -2985,7 +2985,7 @@
               <w:start w:val="single" w:space="0" w:color="D3D3D3"/>
               <w:end w:val="single" w:space="0" w:color="D3D3D3"/>
             </w:tcBorders>
-            <w:shd w:val="clear" w:color="auto" w:fill="E41A1C"/>
+            <w:shd w:val="clear" w:color="auto" w:fill="377EB8"/>
           </w:tcPr>
           <w:p>
             <w:pPr>
@@ -2999,7 +2999,7 @@
                 <w:sz w:val="11px"/>
                 <w:color w:val="FFFFFF"/>
               </w:rPr>
-              <w:t xml:space="default">CC</w:t>
+              <w:t xml:space="default">MF</w:t>
             </w:r>
           </w:p>
         </w:tc>
@@ -3023,67 +3023,67 @@
                 <w:rFonts w:ascii="Calibri" w:hAnsi="Calibri"/>
                 <w:sz w:val="11px"/>
               </w:rPr>
-              <w:t xml:space="default">I band</w:t>
-            </w:r>
-          </w:p>
-        </w:tc>
-        <w:tc>
-          <w:tcPr>
-            <w:tcBorders>
-              <w:top w:val="single" w:space="0" w:color="D3D3D3"/>
-              <w:bottom w:val="single" w:space="0" w:color="D3D3D3"/>
-              <w:start w:val="single" w:space="0" w:color="D3D3D3"/>
-              <w:end w:val="single" w:space="0" w:color="D3D3D3"/>
-            </w:tcBorders>
-          </w:tcPr>
-          <w:p>
-            <w:pPr>
-              <w:spacing w:before="0" w:after="60"/>
-              <w:keepNext/>
-              <w:jc w:val="end"/>
-            </w:pPr>
-            <w:r>
-              <w:rPr>
-                <w:rFonts w:ascii="Calibri" w:hAnsi="Calibri"/>
-                <w:sz w:val="11px"/>
-              </w:rPr>
-              <w:t xml:space="default">4.80 × 10^-2</w:t>
-            </w:r>
-          </w:p>
-        </w:tc>
-        <w:tc>
-          <w:tcPr>
-            <w:tcBorders>
-              <w:top w:val="single" w:space="0" w:color="D3D3D3"/>
-              <w:bottom w:val="single" w:space="0" w:color="D3D3D3"/>
-              <w:start w:val="single" w:space="0" w:color="D3D3D3"/>
-              <w:end w:val="single" w:space="0" w:color="D3D3D3"/>
-            </w:tcBorders>
-          </w:tcPr>
-          <w:p>
-            <w:pPr>
-              <w:spacing w:before="0" w:after="60"/>
-              <w:keepNext/>
-              <w:jc w:val="end"/>
-            </w:pPr>
-            <w:r>
-              <w:rPr>
-                <w:rFonts w:ascii="Calibri" w:hAnsi="Calibri"/>
-                <w:sz w:val="11px"/>
-              </w:rPr>
-              <w:t xml:space="default">1.59</w:t>
-            </w:r>
-          </w:p>
-        </w:tc>
-        <w:tc>
-          <w:tcPr>
-            <w:tcBorders>
-              <w:top w:val="single" w:space="0" w:color="D3D3D3"/>
-              <w:bottom w:val="single" w:space="0" w:color="D3D3D3"/>
-              <w:start w:val="single" w:space="0" w:color="D3D3D3"/>
-              <w:end w:val="single" w:space="0" w:color="D3D3D3"/>
-            </w:tcBorders>
-            <w:shd w:val="clear" w:color="auto" w:fill="B2182B"/>
+              <w:t xml:space="default">aspartic-type peptidase activity</w:t>
+            </w:r>
+          </w:p>
+        </w:tc>
+        <w:tc>
+          <w:tcPr>
+            <w:tcBorders>
+              <w:top w:val="single" w:space="0" w:color="D3D3D3"/>
+              <w:bottom w:val="single" w:space="0" w:color="D3D3D3"/>
+              <w:start w:val="single" w:space="0" w:color="D3D3D3"/>
+              <w:end w:val="single" w:space="0" w:color="D3D3D3"/>
+            </w:tcBorders>
+          </w:tcPr>
+          <w:p>
+            <w:pPr>
+              <w:spacing w:before="0" w:after="60"/>
+              <w:keepNext/>
+              <w:jc w:val="end"/>
+            </w:pPr>
+            <w:r>
+              <w:rPr>
+                <w:rFonts w:ascii="Calibri" w:hAnsi="Calibri"/>
+                <w:sz w:val="11px"/>
+              </w:rPr>
+              <w:t xml:space="default">4.62 × 10^-2</w:t>
+            </w:r>
+          </w:p>
+        </w:tc>
+        <w:tc>
+          <w:tcPr>
+            <w:tcBorders>
+              <w:top w:val="single" w:space="0" w:color="D3D3D3"/>
+              <w:bottom w:val="single" w:space="0" w:color="D3D3D3"/>
+              <w:start w:val="single" w:space="0" w:color="D3D3D3"/>
+              <w:end w:val="single" w:space="0" w:color="D3D3D3"/>
+            </w:tcBorders>
+          </w:tcPr>
+          <w:p>
+            <w:pPr>
+              <w:spacing w:before="0" w:after="60"/>
+              <w:keepNext/>
+              <w:jc w:val="end"/>
+            </w:pPr>
+            <w:r>
+              <w:rPr>
+                <w:rFonts w:ascii="Calibri" w:hAnsi="Calibri"/>
+                <w:sz w:val="11px"/>
+              </w:rPr>
+              <w:t xml:space="default">-0.17</w:t>
+            </w:r>
+          </w:p>
+        </w:tc>
+        <w:tc>
+          <w:tcPr>
+            <w:tcBorders>
+              <w:top w:val="single" w:space="0" w:color="D3D3D3"/>
+              <w:bottom w:val="single" w:space="0" w:color="D3D3D3"/>
+              <w:start w:val="single" w:space="0" w:color="D3D3D3"/>
+              <w:end w:val="single" w:space="0" w:color="D3D3D3"/>
+            </w:tcBorders>
+            <w:shd w:val="clear" w:color="auto" w:fill="2166AC"/>
           </w:tcPr>
           <w:p>
             <w:pPr>
@@ -3097,31 +3097,31 @@
                 <w:sz w:val="11px"/>
                 <w:color w:val="FFFFFF"/>
               </w:rPr>
-              <w:t xml:space="default">Up</w:t>
-            </w:r>
-          </w:p>
-        </w:tc>
-        <w:tc>
-          <w:tcPr>
-            <w:tcBorders>
-              <w:top w:val="single" w:space="0" w:color="D3D3D3"/>
-              <w:bottom w:val="single" w:space="0" w:color="D3D3D3"/>
-              <w:start w:val="single" w:space="0" w:color="D3D3D3"/>
-              <w:end w:val="single" w:space="0" w:color="D3D3D3"/>
-            </w:tcBorders>
-          </w:tcPr>
-          <w:p>
-            <w:pPr>
-              <w:spacing w:before="0" w:after="60"/>
-              <w:keepNext/>
-              <w:jc w:val="end"/>
-            </w:pPr>
-            <w:r>
-              <w:rPr>
-                <w:rFonts w:ascii="Calibri" w:hAnsi="Calibri"/>
-                <w:sz w:val="11px"/>
-              </w:rPr>
-              <w:t xml:space="default">2</w:t>
+              <w:t xml:space="default">Down</w:t>
+            </w:r>
+          </w:p>
+        </w:tc>
+        <w:tc>
+          <w:tcPr>
+            <w:tcBorders>
+              <w:top w:val="single" w:space="0" w:color="D3D3D3"/>
+              <w:bottom w:val="single" w:space="0" w:color="D3D3D3"/>
+              <w:start w:val="single" w:space="0" w:color="D3D3D3"/>
+              <w:end w:val="single" w:space="0" w:color="D3D3D3"/>
+            </w:tcBorders>
+          </w:tcPr>
+          <w:p>
+            <w:pPr>
+              <w:spacing w:before="0" w:after="60"/>
+              <w:keepNext/>
+              <w:jc w:val="end"/>
+            </w:pPr>
+            <w:r>
+              <w:rPr>
+                <w:rFonts w:ascii="Calibri" w:hAnsi="Calibri"/>
+                <w:sz w:val="11px"/>
+              </w:rPr>
+              <w:t xml:space="default">4</w:t>
             </w:r>
           </w:p>
         </w:tc>
@@ -3200,7 +3200,7 @@
                 <w:rFonts w:ascii="Calibri" w:hAnsi="Calibri"/>
                 <w:sz w:val="11px"/>
               </w:rPr>
-              <w:t xml:space="default">methyltransferase complex</w:t>
+              <w:t xml:space="default">I band</w:t>
             </w:r>
           </w:p>
         </w:tc>
@@ -3248,19 +3248,19 @@
                 <w:rFonts w:ascii="Calibri" w:hAnsi="Calibri"/>
                 <w:sz w:val="11px"/>
               </w:rPr>
-              <w:t xml:space="default">-1.59</w:t>
-            </w:r>
-          </w:p>
-        </w:tc>
-        <w:tc>
-          <w:tcPr>
-            <w:tcBorders>
-              <w:top w:val="single" w:space="0" w:color="D3D3D3"/>
-              <w:bottom w:val="single" w:space="0" w:color="D3D3D3"/>
-              <w:start w:val="single" w:space="0" w:color="D3D3D3"/>
-              <w:end w:val="single" w:space="0" w:color="D3D3D3"/>
-            </w:tcBorders>
-            <w:shd w:val="clear" w:color="auto" w:fill="2166AC"/>
+              <w:t xml:space="default">0.31</w:t>
+            </w:r>
+          </w:p>
+        </w:tc>
+        <w:tc>
+          <w:tcPr>
+            <w:tcBorders>
+              <w:top w:val="single" w:space="0" w:color="D3D3D3"/>
+              <w:bottom w:val="single" w:space="0" w:color="D3D3D3"/>
+              <w:start w:val="single" w:space="0" w:color="D3D3D3"/>
+              <w:end w:val="single" w:space="0" w:color="D3D3D3"/>
+            </w:tcBorders>
+            <w:shd w:val="clear" w:color="auto" w:fill="B2182B"/>
           </w:tcPr>
           <w:p>
             <w:pPr>
@@ -3274,7 +3274,7 @@
                 <w:sz w:val="11px"/>
                 <w:color w:val="FFFFFF"/>
               </w:rPr>
-              <w:t xml:space="default">Down</w:t>
+              <w:t xml:space="default">Up</w:t>
             </w:r>
           </w:p>
         </w:tc>
@@ -3310,28 +3310,172 @@
         <w:tc>
           <w:tcPr>
             <w:tcBorders>
-              <w:top w:val="single" w:sz="16" w:space="0" w:color="D3D3D3"/>
-              <w:bottom w:val="single" w:sz="16" w:space="0" w:color="D3D3D3"/>
-              <w:start w:val="single" w:space="0" w:color="D3D3D3"/>
-              <w:end w:val="single" w:space="0" w:color="D3D3D3"/>
-            </w:tcBorders>
-            <w:tcMar>
-              <w:top w:w="25" w:type="dxa"/>
-            </w:tcMar>
-            <w:gridSpan w:val="7"/>
-          </w:tcPr>
-          <w:p>
-            <w:pPr>
-              <w:spacing w:before="0" w:after="60"/>
-              <w:keepNext/>
-            </w:pPr>
-            <w:r>
-              <w:rPr>
-                <w:rFonts w:ascii="Calibri" w:hAnsi="Calibri"/>
-                <w:sz w:val="20"/>
-                <w:b w:val="true"/>
-              </w:rPr>
-              <w:t xml:space="default">Winter</w:t>
+              <w:top w:val="single" w:space="0" w:color="D3D3D3"/>
+              <w:bottom w:val="single" w:space="0" w:color="D3D3D3"/>
+              <w:start w:val="single" w:space="0" w:color="D3D3D3"/>
+              <w:end w:val="single" w:space="0" w:color="D3D3D3"/>
+            </w:tcBorders>
+          </w:tcPr>
+          <w:p>
+            <w:pPr>
+              <w:spacing w:before="0" w:after="60"/>
+              <w:keepNext/>
+              <w:jc w:val="end"/>
+            </w:pPr>
+            <w:r>
+              <w:rPr>
+                <w:rFonts w:ascii="Calibri" w:hAnsi="Calibri"/>
+                <w:sz w:val="11px"/>
+              </w:rPr>
+              <w:t xml:space="default">18</w:t>
+            </w:r>
+          </w:p>
+        </w:tc>
+        <w:tc>
+          <w:tcPr>
+            <w:tcBorders>
+              <w:top w:val="single" w:space="0" w:color="D3D3D3"/>
+              <w:bottom w:val="single" w:space="0" w:color="D3D3D3"/>
+              <w:start w:val="single" w:space="0" w:color="D3D3D3"/>
+              <w:end w:val="single" w:space="0" w:color="D3D3D3"/>
+            </w:tcBorders>
+            <w:shd w:val="clear" w:color="auto" w:fill="E41A1C"/>
+          </w:tcPr>
+          <w:p>
+            <w:pPr>
+              <w:spacing w:before="0" w:after="60"/>
+              <w:keepNext/>
+              <w:jc w:val="center"/>
+            </w:pPr>
+            <w:r>
+              <w:rPr>
+                <w:rFonts w:ascii="Calibri" w:hAnsi="Calibri"/>
+                <w:sz w:val="11px"/>
+                <w:color w:val="FFFFFF"/>
+              </w:rPr>
+              <w:t xml:space="default">CC</w:t>
+            </w:r>
+          </w:p>
+        </w:tc>
+        <w:tc>
+          <w:tcPr>
+            <w:tcBorders>
+              <w:top w:val="single" w:space="0" w:color="D3D3D3"/>
+              <w:bottom w:val="single" w:space="0" w:color="D3D3D3"/>
+              <w:start w:val="single" w:space="0" w:color="D3D3D3"/>
+              <w:end w:val="single" w:space="0" w:color="D3D3D3"/>
+            </w:tcBorders>
+          </w:tcPr>
+          <w:p>
+            <w:pPr>
+              <w:spacing w:before="0" w:after="60"/>
+              <w:keepNext/>
+              <w:jc w:val="start"/>
+            </w:pPr>
+            <w:r>
+              <w:rPr>
+                <w:rFonts w:ascii="Calibri" w:hAnsi="Calibri"/>
+                <w:sz w:val="11px"/>
+              </w:rPr>
+              <w:t xml:space="default">methyltransferase complex</w:t>
+            </w:r>
+          </w:p>
+        </w:tc>
+        <w:tc>
+          <w:tcPr>
+            <w:tcBorders>
+              <w:top w:val="single" w:space="0" w:color="D3D3D3"/>
+              <w:bottom w:val="single" w:space="0" w:color="D3D3D3"/>
+              <w:start w:val="single" w:space="0" w:color="D3D3D3"/>
+              <w:end w:val="single" w:space="0" w:color="D3D3D3"/>
+            </w:tcBorders>
+          </w:tcPr>
+          <w:p>
+            <w:pPr>
+              <w:spacing w:before="0" w:after="60"/>
+              <w:keepNext/>
+              <w:jc w:val="end"/>
+            </w:pPr>
+            <w:r>
+              <w:rPr>
+                <w:rFonts w:ascii="Calibri" w:hAnsi="Calibri"/>
+                <w:sz w:val="11px"/>
+              </w:rPr>
+              <w:t xml:space="default">4.80 × 10^-2</w:t>
+            </w:r>
+          </w:p>
+        </w:tc>
+        <w:tc>
+          <w:tcPr>
+            <w:tcBorders>
+              <w:top w:val="single" w:space="0" w:color="D3D3D3"/>
+              <w:bottom w:val="single" w:space="0" w:color="D3D3D3"/>
+              <w:start w:val="single" w:space="0" w:color="D3D3D3"/>
+              <w:end w:val="single" w:space="0" w:color="D3D3D3"/>
+            </w:tcBorders>
+          </w:tcPr>
+          <w:p>
+            <w:pPr>
+              <w:spacing w:before="0" w:after="60"/>
+              <w:keepNext/>
+              <w:jc w:val="end"/>
+            </w:pPr>
+            <w:r>
+              <w:rPr>
+                <w:rFonts w:ascii="Calibri" w:hAnsi="Calibri"/>
+                <w:sz w:val="11px"/>
+              </w:rPr>
+              <w:t xml:space="default">-0.31</w:t>
+            </w:r>
+          </w:p>
+        </w:tc>
+        <w:tc>
+          <w:tcPr>
+            <w:tcBorders>
+              <w:top w:val="single" w:space="0" w:color="D3D3D3"/>
+              <w:bottom w:val="single" w:space="0" w:color="D3D3D3"/>
+              <w:start w:val="single" w:space="0" w:color="D3D3D3"/>
+              <w:end w:val="single" w:space="0" w:color="D3D3D3"/>
+            </w:tcBorders>
+            <w:shd w:val="clear" w:color="auto" w:fill="2166AC"/>
+          </w:tcPr>
+          <w:p>
+            <w:pPr>
+              <w:spacing w:before="0" w:after="60"/>
+              <w:keepNext/>
+              <w:jc w:val="start"/>
+            </w:pPr>
+            <w:r>
+              <w:rPr>
+                <w:rFonts w:ascii="Calibri" w:hAnsi="Calibri"/>
+                <w:sz w:val="11px"/>
+                <w:color w:val="FFFFFF"/>
+              </w:rPr>
+              <w:t xml:space="default">Down</w:t>
+            </w:r>
+          </w:p>
+        </w:tc>
+        <w:tc>
+          <w:tcPr>
+            <w:tcBorders>
+              <w:top w:val="single" w:space="0" w:color="D3D3D3"/>
+              <w:bottom w:val="single" w:space="0" w:color="D3D3D3"/>
+              <w:start w:val="single" w:space="0" w:color="D3D3D3"/>
+              <w:end w:val="single" w:space="0" w:color="D3D3D3"/>
+            </w:tcBorders>
+          </w:tcPr>
+          <w:p>
+            <w:pPr>
+              <w:spacing w:before="0" w:after="60"/>
+              <w:keepNext/>
+              <w:jc w:val="end"/>
+            </w:pPr>
+            <w:r>
+              <w:rPr>
+                <w:rFonts w:ascii="Calibri" w:hAnsi="Calibri"/>
+                <w:sz w:val="11px"/>
+              </w:rPr>
+              <w:t xml:space="default">2</w:t>
             </w:r>
           </w:p>
         </w:tc>
@@ -3360,7 +3504,7 @@
                 <w:rFonts w:ascii="Calibri" w:hAnsi="Calibri"/>
                 <w:sz w:val="11px"/>
               </w:rPr>
-              <w:t xml:space="default">1</w:t>
+              <w:t xml:space="default">19</w:t>
             </w:r>
           </w:p>
         </w:tc>
@@ -3410,67 +3554,67 @@
                 <w:rFonts w:ascii="Calibri" w:hAnsi="Calibri"/>
                 <w:sz w:val="11px"/>
               </w:rPr>
-              <w:t xml:space="default">cytoplasmic translation</w:t>
-            </w:r>
-          </w:p>
-        </w:tc>
-        <w:tc>
-          <w:tcPr>
-            <w:tcBorders>
-              <w:top w:val="single" w:space="0" w:color="D3D3D3"/>
-              <w:bottom w:val="single" w:space="0" w:color="D3D3D3"/>
-              <w:start w:val="single" w:space="0" w:color="D3D3D3"/>
-              <w:end w:val="single" w:space="0" w:color="D3D3D3"/>
-            </w:tcBorders>
-          </w:tcPr>
-          <w:p>
-            <w:pPr>
-              <w:spacing w:before="0" w:after="60"/>
-              <w:keepNext/>
-              <w:jc w:val="end"/>
-            </w:pPr>
-            <w:r>
-              <w:rPr>
-                <w:rFonts w:ascii="Calibri" w:hAnsi="Calibri"/>
-                <w:sz w:val="11px"/>
-              </w:rPr>
-              <w:t xml:space="default">1.00 × 10^-15</w:t>
-            </w:r>
-          </w:p>
-        </w:tc>
-        <w:tc>
-          <w:tcPr>
-            <w:tcBorders>
-              <w:top w:val="single" w:space="0" w:color="D3D3D3"/>
-              <w:bottom w:val="single" w:space="0" w:color="D3D3D3"/>
-              <w:start w:val="single" w:space="0" w:color="D3D3D3"/>
-              <w:end w:val="single" w:space="0" w:color="D3D3D3"/>
-            </w:tcBorders>
-          </w:tcPr>
-          <w:p>
-            <w:pPr>
-              <w:spacing w:before="0" w:after="60"/>
-              <w:keepNext/>
-              <w:jc w:val="end"/>
-            </w:pPr>
-            <w:r>
-              <w:rPr>
-                <w:rFonts w:ascii="Calibri" w:hAnsi="Calibri"/>
-                <w:sz w:val="11px"/>
-              </w:rPr>
-              <w:t xml:space="default">-1.64</w:t>
-            </w:r>
-          </w:p>
-        </w:tc>
-        <w:tc>
-          <w:tcPr>
-            <w:tcBorders>
-              <w:top w:val="single" w:space="0" w:color="D3D3D3"/>
-              <w:bottom w:val="single" w:space="0" w:color="D3D3D3"/>
-              <w:start w:val="single" w:space="0" w:color="D3D3D3"/>
-              <w:end w:val="single" w:space="0" w:color="D3D3D3"/>
-            </w:tcBorders>
-            <w:shd w:val="clear" w:color="auto" w:fill="2166AC"/>
+              <w:t xml:space="default">metal ion transport</w:t>
+            </w:r>
+          </w:p>
+        </w:tc>
+        <w:tc>
+          <w:tcPr>
+            <w:tcBorders>
+              <w:top w:val="single" w:space="0" w:color="D3D3D3"/>
+              <w:bottom w:val="single" w:space="0" w:color="D3D3D3"/>
+              <w:start w:val="single" w:space="0" w:color="D3D3D3"/>
+              <w:end w:val="single" w:space="0" w:color="D3D3D3"/>
+            </w:tcBorders>
+          </w:tcPr>
+          <w:p>
+            <w:pPr>
+              <w:spacing w:before="0" w:after="60"/>
+              <w:keepNext/>
+              <w:jc w:val="end"/>
+            </w:pPr>
+            <w:r>
+              <w:rPr>
+                <w:rFonts w:ascii="Calibri" w:hAnsi="Calibri"/>
+                <w:sz w:val="11px"/>
+              </w:rPr>
+              <w:t xml:space="default">4.89 × 10^-2</w:t>
+            </w:r>
+          </w:p>
+        </w:tc>
+        <w:tc>
+          <w:tcPr>
+            <w:tcBorders>
+              <w:top w:val="single" w:space="0" w:color="D3D3D3"/>
+              <w:bottom w:val="single" w:space="0" w:color="D3D3D3"/>
+              <w:start w:val="single" w:space="0" w:color="D3D3D3"/>
+              <w:end w:val="single" w:space="0" w:color="D3D3D3"/>
+            </w:tcBorders>
+          </w:tcPr>
+          <w:p>
+            <w:pPr>
+              <w:spacing w:before="0" w:after="60"/>
+              <w:keepNext/>
+              <w:jc w:val="end"/>
+            </w:pPr>
+            <w:r>
+              <w:rPr>
+                <w:rFonts w:ascii="Calibri" w:hAnsi="Calibri"/>
+                <w:sz w:val="11px"/>
+              </w:rPr>
+              <w:t xml:space="default">0.45</w:t>
+            </w:r>
+          </w:p>
+        </w:tc>
+        <w:tc>
+          <w:tcPr>
+            <w:tcBorders>
+              <w:top w:val="single" w:space="0" w:color="D3D3D3"/>
+              <w:bottom w:val="single" w:space="0" w:color="D3D3D3"/>
+              <w:start w:val="single" w:space="0" w:color="D3D3D3"/>
+              <w:end w:val="single" w:space="0" w:color="D3D3D3"/>
+            </w:tcBorders>
+            <w:shd w:val="clear" w:color="auto" w:fill="B2182B"/>
           </w:tcPr>
           <w:p>
             <w:pPr>
@@ -3484,31 +3628,31 @@
                 <w:sz w:val="11px"/>
                 <w:color w:val="FFFFFF"/>
               </w:rPr>
-              <w:t xml:space="default">Down</w:t>
-            </w:r>
-          </w:p>
-        </w:tc>
-        <w:tc>
-          <w:tcPr>
-            <w:tcBorders>
-              <w:top w:val="single" w:space="0" w:color="D3D3D3"/>
-              <w:bottom w:val="single" w:space="0" w:color="D3D3D3"/>
-              <w:start w:val="single" w:space="0" w:color="D3D3D3"/>
-              <w:end w:val="single" w:space="0" w:color="D3D3D3"/>
-            </w:tcBorders>
-          </w:tcPr>
-          <w:p>
-            <w:pPr>
-              <w:spacing w:before="0" w:after="60"/>
-              <w:keepNext/>
-              <w:jc w:val="end"/>
-            </w:pPr>
-            <w:r>
-              <w:rPr>
-                <w:rFonts w:ascii="Calibri" w:hAnsi="Calibri"/>
-                <w:sz w:val="11px"/>
-              </w:rPr>
-              <w:t xml:space="default">86</w:t>
+              <w:t xml:space="default">Up</w:t>
+            </w:r>
+          </w:p>
+        </w:tc>
+        <w:tc>
+          <w:tcPr>
+            <w:tcBorders>
+              <w:top w:val="single" w:space="0" w:color="D3D3D3"/>
+              <w:bottom w:val="single" w:space="0" w:color="D3D3D3"/>
+              <w:start w:val="single" w:space="0" w:color="D3D3D3"/>
+              <w:end w:val="single" w:space="0" w:color="D3D3D3"/>
+            </w:tcBorders>
+          </w:tcPr>
+          <w:p>
+            <w:pPr>
+              <w:spacing w:before="0" w:after="60"/>
+              <w:keepNext/>
+              <w:jc w:val="end"/>
+            </w:pPr>
+            <w:r>
+              <w:rPr>
+                <w:rFonts w:ascii="Calibri" w:hAnsi="Calibri"/>
+                <w:sz w:val="11px"/>
+              </w:rPr>
+              <w:t xml:space="default">11</w:t>
             </w:r>
           </w:p>
         </w:tc>
@@ -3537,19 +3681,19 @@
                 <w:rFonts w:ascii="Calibri" w:hAnsi="Calibri"/>
                 <w:sz w:val="11px"/>
               </w:rPr>
-              <w:t xml:space="default">2</w:t>
-            </w:r>
-          </w:p>
-        </w:tc>
-        <w:tc>
-          <w:tcPr>
-            <w:tcBorders>
-              <w:top w:val="single" w:space="0" w:color="D3D3D3"/>
-              <w:bottom w:val="single" w:space="0" w:color="D3D3D3"/>
-              <w:start w:val="single" w:space="0" w:color="D3D3D3"/>
-              <w:end w:val="single" w:space="0" w:color="D3D3D3"/>
-            </w:tcBorders>
-            <w:shd w:val="clear" w:color="auto" w:fill="377EB8"/>
+              <w:t xml:space="default">20</w:t>
+            </w:r>
+          </w:p>
+        </w:tc>
+        <w:tc>
+          <w:tcPr>
+            <w:tcBorders>
+              <w:top w:val="single" w:space="0" w:color="D3D3D3"/>
+              <w:bottom w:val="single" w:space="0" w:color="D3D3D3"/>
+              <w:start w:val="single" w:space="0" w:color="D3D3D3"/>
+              <w:end w:val="single" w:space="0" w:color="D3D3D3"/>
+            </w:tcBorders>
+            <w:shd w:val="clear" w:color="auto" w:fill="4DAF4A"/>
           </w:tcPr>
           <w:p>
             <w:pPr>
@@ -3563,7 +3707,7 @@
                 <w:sz w:val="11px"/>
                 <w:color w:val="FFFFFF"/>
               </w:rPr>
-              <w:t xml:space="default">MF</w:t>
+              <w:t xml:space="default">BP</w:t>
             </w:r>
           </w:p>
         </w:tc>
@@ -3587,67 +3731,67 @@
                 <w:rFonts w:ascii="Calibri" w:hAnsi="Calibri"/>
                 <w:sz w:val="11px"/>
               </w:rPr>
-              <w:t xml:space="default">structural constituent of ribosome</w:t>
-            </w:r>
-          </w:p>
-        </w:tc>
-        <w:tc>
-          <w:tcPr>
-            <w:tcBorders>
-              <w:top w:val="single" w:space="0" w:color="D3D3D3"/>
-              <w:bottom w:val="single" w:space="0" w:color="D3D3D3"/>
-              <w:start w:val="single" w:space="0" w:color="D3D3D3"/>
-              <w:end w:val="single" w:space="0" w:color="D3D3D3"/>
-            </w:tcBorders>
-          </w:tcPr>
-          <w:p>
-            <w:pPr>
-              <w:spacing w:before="0" w:after="60"/>
-              <w:keepNext/>
-              <w:jc w:val="end"/>
-            </w:pPr>
-            <w:r>
-              <w:rPr>
-                <w:rFonts w:ascii="Calibri" w:hAnsi="Calibri"/>
-                <w:sz w:val="11px"/>
-              </w:rPr>
-              <w:t xml:space="default">1.00 × 10^-15</w:t>
-            </w:r>
-          </w:p>
-        </w:tc>
-        <w:tc>
-          <w:tcPr>
-            <w:tcBorders>
-              <w:top w:val="single" w:space="0" w:color="D3D3D3"/>
-              <w:bottom w:val="single" w:space="0" w:color="D3D3D3"/>
-              <w:start w:val="single" w:space="0" w:color="D3D3D3"/>
-              <w:end w:val="single" w:space="0" w:color="D3D3D3"/>
-            </w:tcBorders>
-          </w:tcPr>
-          <w:p>
-            <w:pPr>
-              <w:spacing w:before="0" w:after="60"/>
-              <w:keepNext/>
-              <w:jc w:val="end"/>
-            </w:pPr>
-            <w:r>
-              <w:rPr>
-                <w:rFonts w:ascii="Calibri" w:hAnsi="Calibri"/>
-                <w:sz w:val="11px"/>
-              </w:rPr>
-              <w:t xml:space="default">-1.64</w:t>
-            </w:r>
-          </w:p>
-        </w:tc>
-        <w:tc>
-          <w:tcPr>
-            <w:tcBorders>
-              <w:top w:val="single" w:space="0" w:color="D3D3D3"/>
-              <w:bottom w:val="single" w:space="0" w:color="D3D3D3"/>
-              <w:start w:val="single" w:space="0" w:color="D3D3D3"/>
-              <w:end w:val="single" w:space="0" w:color="D3D3D3"/>
-            </w:tcBorders>
-            <w:shd w:val="clear" w:color="auto" w:fill="2166AC"/>
+              <w:t xml:space="default">dauer entry</w:t>
+            </w:r>
+          </w:p>
+        </w:tc>
+        <w:tc>
+          <w:tcPr>
+            <w:tcBorders>
+              <w:top w:val="single" w:space="0" w:color="D3D3D3"/>
+              <w:bottom w:val="single" w:space="0" w:color="D3D3D3"/>
+              <w:start w:val="single" w:space="0" w:color="D3D3D3"/>
+              <w:end w:val="single" w:space="0" w:color="D3D3D3"/>
+            </w:tcBorders>
+          </w:tcPr>
+          <w:p>
+            <w:pPr>
+              <w:spacing w:before="0" w:after="60"/>
+              <w:keepNext/>
+              <w:jc w:val="end"/>
+            </w:pPr>
+            <w:r>
+              <w:rPr>
+                <w:rFonts w:ascii="Calibri" w:hAnsi="Calibri"/>
+                <w:sz w:val="11px"/>
+              </w:rPr>
+              <w:t xml:space="default">5.21 × 10^-2</w:t>
+            </w:r>
+          </w:p>
+        </w:tc>
+        <w:tc>
+          <w:tcPr>
+            <w:tcBorders>
+              <w:top w:val="single" w:space="0" w:color="D3D3D3"/>
+              <w:bottom w:val="single" w:space="0" w:color="D3D3D3"/>
+              <w:start w:val="single" w:space="0" w:color="D3D3D3"/>
+              <w:end w:val="single" w:space="0" w:color="D3D3D3"/>
+            </w:tcBorders>
+          </w:tcPr>
+          <w:p>
+            <w:pPr>
+              <w:spacing w:before="0" w:after="60"/>
+              <w:keepNext/>
+              <w:jc w:val="end"/>
+            </w:pPr>
+            <w:r>
+              <w:rPr>
+                <w:rFonts w:ascii="Calibri" w:hAnsi="Calibri"/>
+                <w:sz w:val="11px"/>
+              </w:rPr>
+              <w:t xml:space="default">0.54</w:t>
+            </w:r>
+          </w:p>
+        </w:tc>
+        <w:tc>
+          <w:tcPr>
+            <w:tcBorders>
+              <w:top w:val="single" w:space="0" w:color="D3D3D3"/>
+              <w:bottom w:val="single" w:space="0" w:color="D3D3D3"/>
+              <w:start w:val="single" w:space="0" w:color="D3D3D3"/>
+              <w:end w:val="single" w:space="0" w:color="D3D3D3"/>
+            </w:tcBorders>
+            <w:shd w:val="clear" w:color="auto" w:fill="B2182B"/>
           </w:tcPr>
           <w:p>
             <w:pPr>
@@ -3661,31 +3805,31 @@
                 <w:sz w:val="11px"/>
                 <w:color w:val="FFFFFF"/>
               </w:rPr>
-              <w:t xml:space="default">Down</w:t>
-            </w:r>
-          </w:p>
-        </w:tc>
-        <w:tc>
-          <w:tcPr>
-            <w:tcBorders>
-              <w:top w:val="single" w:space="0" w:color="D3D3D3"/>
-              <w:bottom w:val="single" w:space="0" w:color="D3D3D3"/>
-              <w:start w:val="single" w:space="0" w:color="D3D3D3"/>
-              <w:end w:val="single" w:space="0" w:color="D3D3D3"/>
-            </w:tcBorders>
-          </w:tcPr>
-          <w:p>
-            <w:pPr>
-              <w:spacing w:before="0" w:after="60"/>
-              <w:keepNext/>
-              <w:jc w:val="end"/>
-            </w:pPr>
-            <w:r>
-              <w:rPr>
-                <w:rFonts w:ascii="Calibri" w:hAnsi="Calibri"/>
-                <w:sz w:val="11px"/>
-              </w:rPr>
-              <w:t xml:space="default">63</w:t>
+              <w:t xml:space="default">Up</w:t>
+            </w:r>
+          </w:p>
+        </w:tc>
+        <w:tc>
+          <w:tcPr>
+            <w:tcBorders>
+              <w:top w:val="single" w:space="0" w:color="D3D3D3"/>
+              <w:bottom w:val="single" w:space="0" w:color="D3D3D3"/>
+              <w:start w:val="single" w:space="0" w:color="D3D3D3"/>
+              <w:end w:val="single" w:space="0" w:color="D3D3D3"/>
+            </w:tcBorders>
+          </w:tcPr>
+          <w:p>
+            <w:pPr>
+              <w:spacing w:before="0" w:after="60"/>
+              <w:keepNext/>
+              <w:jc w:val="end"/>
+            </w:pPr>
+            <w:r>
+              <w:rPr>
+                <w:rFonts w:ascii="Calibri" w:hAnsi="Calibri"/>
+                <w:sz w:val="11px"/>
+              </w:rPr>
+              <w:t xml:space="default">1</w:t>
             </w:r>
           </w:p>
         </w:tc>
@@ -3697,172 +3841,28 @@
         <w:tc>
           <w:tcPr>
             <w:tcBorders>
-              <w:top w:val="single" w:space="0" w:color="D3D3D3"/>
-              <w:bottom w:val="single" w:space="0" w:color="D3D3D3"/>
-              <w:start w:val="single" w:space="0" w:color="D3D3D3"/>
-              <w:end w:val="single" w:space="0" w:color="D3D3D3"/>
-            </w:tcBorders>
-          </w:tcPr>
-          <w:p>
-            <w:pPr>
-              <w:spacing w:before="0" w:after="60"/>
-              <w:keepNext/>
-              <w:jc w:val="end"/>
-            </w:pPr>
-            <w:r>
-              <w:rPr>
-                <w:rFonts w:ascii="Calibri" w:hAnsi="Calibri"/>
-                <w:sz w:val="11px"/>
-              </w:rPr>
-              <w:t xml:space="default">3</w:t>
-            </w:r>
-          </w:p>
-        </w:tc>
-        <w:tc>
-          <w:tcPr>
-            <w:tcBorders>
-              <w:top w:val="single" w:space="0" w:color="D3D3D3"/>
-              <w:bottom w:val="single" w:space="0" w:color="D3D3D3"/>
-              <w:start w:val="single" w:space="0" w:color="D3D3D3"/>
-              <w:end w:val="single" w:space="0" w:color="D3D3D3"/>
-            </w:tcBorders>
-            <w:shd w:val="clear" w:color="auto" w:fill="E41A1C"/>
-          </w:tcPr>
-          <w:p>
-            <w:pPr>
-              <w:spacing w:before="0" w:after="60"/>
-              <w:keepNext/>
-              <w:jc w:val="center"/>
-            </w:pPr>
-            <w:r>
-              <w:rPr>
-                <w:rFonts w:ascii="Calibri" w:hAnsi="Calibri"/>
-                <w:sz w:val="11px"/>
-                <w:color w:val="FFFFFF"/>
-              </w:rPr>
-              <w:t xml:space="default">CC</w:t>
-            </w:r>
-          </w:p>
-        </w:tc>
-        <w:tc>
-          <w:tcPr>
-            <w:tcBorders>
-              <w:top w:val="single" w:space="0" w:color="D3D3D3"/>
-              <w:bottom w:val="single" w:space="0" w:color="D3D3D3"/>
-              <w:start w:val="single" w:space="0" w:color="D3D3D3"/>
-              <w:end w:val="single" w:space="0" w:color="D3D3D3"/>
-            </w:tcBorders>
-          </w:tcPr>
-          <w:p>
-            <w:pPr>
-              <w:spacing w:before="0" w:after="60"/>
-              <w:keepNext/>
-              <w:jc w:val="start"/>
-            </w:pPr>
-            <w:r>
-              <w:rPr>
-                <w:rFonts w:ascii="Calibri" w:hAnsi="Calibri"/>
-                <w:sz w:val="11px"/>
-              </w:rPr>
-              <w:t xml:space="default">ribosome</w:t>
-            </w:r>
-          </w:p>
-        </w:tc>
-        <w:tc>
-          <w:tcPr>
-            <w:tcBorders>
-              <w:top w:val="single" w:space="0" w:color="D3D3D3"/>
-              <w:bottom w:val="single" w:space="0" w:color="D3D3D3"/>
-              <w:start w:val="single" w:space="0" w:color="D3D3D3"/>
-              <w:end w:val="single" w:space="0" w:color="D3D3D3"/>
-            </w:tcBorders>
-          </w:tcPr>
-          <w:p>
-            <w:pPr>
-              <w:spacing w:before="0" w:after="60"/>
-              <w:keepNext/>
-              <w:jc w:val="end"/>
-            </w:pPr>
-            <w:r>
-              <w:rPr>
-                <w:rFonts w:ascii="Calibri" w:hAnsi="Calibri"/>
-                <w:sz w:val="11px"/>
-              </w:rPr>
-              <w:t xml:space="default">1.00 × 10^-15</w:t>
-            </w:r>
-          </w:p>
-        </w:tc>
-        <w:tc>
-          <w:tcPr>
-            <w:tcBorders>
-              <w:top w:val="single" w:space="0" w:color="D3D3D3"/>
-              <w:bottom w:val="single" w:space="0" w:color="D3D3D3"/>
-              <w:start w:val="single" w:space="0" w:color="D3D3D3"/>
-              <w:end w:val="single" w:space="0" w:color="D3D3D3"/>
-            </w:tcBorders>
-          </w:tcPr>
-          <w:p>
-            <w:pPr>
-              <w:spacing w:before="0" w:after="60"/>
-              <w:keepNext/>
-              <w:jc w:val="end"/>
-            </w:pPr>
-            <w:r>
-              <w:rPr>
-                <w:rFonts w:ascii="Calibri" w:hAnsi="Calibri"/>
-                <w:sz w:val="11px"/>
-              </w:rPr>
-              <w:t xml:space="default">-1.64</w:t>
-            </w:r>
-          </w:p>
-        </w:tc>
-        <w:tc>
-          <w:tcPr>
-            <w:tcBorders>
-              <w:top w:val="single" w:space="0" w:color="D3D3D3"/>
-              <w:bottom w:val="single" w:space="0" w:color="D3D3D3"/>
-              <w:start w:val="single" w:space="0" w:color="D3D3D3"/>
-              <w:end w:val="single" w:space="0" w:color="D3D3D3"/>
-            </w:tcBorders>
-            <w:shd w:val="clear" w:color="auto" w:fill="2166AC"/>
-          </w:tcPr>
-          <w:p>
-            <w:pPr>
-              <w:spacing w:before="0" w:after="60"/>
-              <w:keepNext/>
-              <w:jc w:val="start"/>
-            </w:pPr>
-            <w:r>
-              <w:rPr>
-                <w:rFonts w:ascii="Calibri" w:hAnsi="Calibri"/>
-                <w:sz w:val="11px"/>
-                <w:color w:val="FFFFFF"/>
-              </w:rPr>
-              <w:t xml:space="default">Down</w:t>
-            </w:r>
-          </w:p>
-        </w:tc>
-        <w:tc>
-          <w:tcPr>
-            <w:tcBorders>
-              <w:top w:val="single" w:space="0" w:color="D3D3D3"/>
-              <w:bottom w:val="single" w:space="0" w:color="D3D3D3"/>
-              <w:start w:val="single" w:space="0" w:color="D3D3D3"/>
-              <w:end w:val="single" w:space="0" w:color="D3D3D3"/>
-            </w:tcBorders>
-          </w:tcPr>
-          <w:p>
-            <w:pPr>
-              <w:spacing w:before="0" w:after="60"/>
-              <w:keepNext/>
-              <w:jc w:val="end"/>
-            </w:pPr>
-            <w:r>
-              <w:rPr>
-                <w:rFonts w:ascii="Calibri" w:hAnsi="Calibri"/>
-                <w:sz w:val="11px"/>
-              </w:rPr>
-              <w:t xml:space="default">77</w:t>
+              <w:top w:val="single" w:sz="16" w:space="0" w:color="D3D3D3"/>
+              <w:bottom w:val="single" w:sz="16" w:space="0" w:color="D3D3D3"/>
+              <w:start w:val="single" w:space="0" w:color="D3D3D3"/>
+              <w:end w:val="single" w:space="0" w:color="D3D3D3"/>
+            </w:tcBorders>
+            <w:tcMar>
+              <w:top w:w="25" w:type="dxa"/>
+            </w:tcMar>
+            <w:gridSpan w:val="7"/>
+          </w:tcPr>
+          <w:p>
+            <w:pPr>
+              <w:spacing w:before="0" w:after="60"/>
+              <w:keepNext/>
+            </w:pPr>
+            <w:r>
+              <w:rPr>
+                <w:rFonts w:ascii="Calibri" w:hAnsi="Calibri"/>
+                <w:sz w:val="20"/>
+                <w:b w:val="true"/>
+              </w:rPr>
+              <w:t xml:space="default">Winter</w:t>
             </w:r>
           </w:p>
         </w:tc>
@@ -3891,19 +3891,19 @@
                 <w:rFonts w:ascii="Calibri" w:hAnsi="Calibri"/>
                 <w:sz w:val="11px"/>
               </w:rPr>
-              <w:t xml:space="default">4</w:t>
-            </w:r>
-          </w:p>
-        </w:tc>
-        <w:tc>
-          <w:tcPr>
-            <w:tcBorders>
-              <w:top w:val="single" w:space="0" w:color="D3D3D3"/>
-              <w:bottom w:val="single" w:space="0" w:color="D3D3D3"/>
-              <w:start w:val="single" w:space="0" w:color="D3D3D3"/>
-              <w:end w:val="single" w:space="0" w:color="D3D3D3"/>
-            </w:tcBorders>
-            <w:shd w:val="clear" w:color="auto" w:fill="377EB8"/>
+              <w:t xml:space="default">1</w:t>
+            </w:r>
+          </w:p>
+        </w:tc>
+        <w:tc>
+          <w:tcPr>
+            <w:tcBorders>
+              <w:top w:val="single" w:space="0" w:color="D3D3D3"/>
+              <w:bottom w:val="single" w:space="0" w:color="D3D3D3"/>
+              <w:start w:val="single" w:space="0" w:color="D3D3D3"/>
+              <w:end w:val="single" w:space="0" w:color="D3D3D3"/>
+            </w:tcBorders>
+            <w:shd w:val="clear" w:color="auto" w:fill="4DAF4A"/>
           </w:tcPr>
           <w:p>
             <w:pPr>
@@ -3917,7 +3917,7 @@
                 <w:sz w:val="11px"/>
                 <w:color w:val="FFFFFF"/>
               </w:rPr>
-              <w:t xml:space="default">MF</w:t>
+              <w:t xml:space="default">BP</w:t>
             </w:r>
           </w:p>
         </w:tc>
@@ -3941,67 +3941,67 @@
                 <w:rFonts w:ascii="Calibri" w:hAnsi="Calibri"/>
                 <w:sz w:val="11px"/>
               </w:rPr>
-              <w:t xml:space="default">ATP-dependent activity</w:t>
-            </w:r>
-          </w:p>
-        </w:tc>
-        <w:tc>
-          <w:tcPr>
-            <w:tcBorders>
-              <w:top w:val="single" w:space="0" w:color="D3D3D3"/>
-              <w:bottom w:val="single" w:space="0" w:color="D3D3D3"/>
-              <w:start w:val="single" w:space="0" w:color="D3D3D3"/>
-              <w:end w:val="single" w:space="0" w:color="D3D3D3"/>
-            </w:tcBorders>
-          </w:tcPr>
-          <w:p>
-            <w:pPr>
-              <w:spacing w:before="0" w:after="60"/>
-              <w:keepNext/>
-              <w:jc w:val="end"/>
-            </w:pPr>
-            <w:r>
-              <w:rPr>
-                <w:rFonts w:ascii="Calibri" w:hAnsi="Calibri"/>
-                <w:sz w:val="11px"/>
-              </w:rPr>
-              <w:t xml:space="default">2.33 × 10^-14</w:t>
-            </w:r>
-          </w:p>
-        </w:tc>
-        <w:tc>
-          <w:tcPr>
-            <w:tcBorders>
-              <w:top w:val="single" w:space="0" w:color="D3D3D3"/>
-              <w:bottom w:val="single" w:space="0" w:color="D3D3D3"/>
-              <w:start w:val="single" w:space="0" w:color="D3D3D3"/>
-              <w:end w:val="single" w:space="0" w:color="D3D3D3"/>
-            </w:tcBorders>
-          </w:tcPr>
-          <w:p>
-            <w:pPr>
-              <w:spacing w:before="0" w:after="60"/>
-              <w:keepNext/>
-              <w:jc w:val="end"/>
-            </w:pPr>
-            <w:r>
-              <w:rPr>
-                <w:rFonts w:ascii="Calibri" w:hAnsi="Calibri"/>
-                <w:sz w:val="11px"/>
-              </w:rPr>
-              <w:t xml:space="default">1.34</w:t>
-            </w:r>
-          </w:p>
-        </w:tc>
-        <w:tc>
-          <w:tcPr>
-            <w:tcBorders>
-              <w:top w:val="single" w:space="0" w:color="D3D3D3"/>
-              <w:bottom w:val="single" w:space="0" w:color="D3D3D3"/>
-              <w:start w:val="single" w:space="0" w:color="D3D3D3"/>
-              <w:end w:val="single" w:space="0" w:color="D3D3D3"/>
-            </w:tcBorders>
-            <w:shd w:val="clear" w:color="auto" w:fill="B2182B"/>
+              <w:t xml:space="default">cytoplasmic translation</w:t>
+            </w:r>
+          </w:p>
+        </w:tc>
+        <w:tc>
+          <w:tcPr>
+            <w:tcBorders>
+              <w:top w:val="single" w:space="0" w:color="D3D3D3"/>
+              <w:bottom w:val="single" w:space="0" w:color="D3D3D3"/>
+              <w:start w:val="single" w:space="0" w:color="D3D3D3"/>
+              <w:end w:val="single" w:space="0" w:color="D3D3D3"/>
+            </w:tcBorders>
+          </w:tcPr>
+          <w:p>
+            <w:pPr>
+              <w:spacing w:before="0" w:after="60"/>
+              <w:keepNext/>
+              <w:jc w:val="end"/>
+            </w:pPr>
+            <w:r>
+              <w:rPr>
+                <w:rFonts w:ascii="Calibri" w:hAnsi="Calibri"/>
+                <w:sz w:val="11px"/>
+              </w:rPr>
+              <w:t xml:space="default">1.00 × 10^-15</w:t>
+            </w:r>
+          </w:p>
+        </w:tc>
+        <w:tc>
+          <w:tcPr>
+            <w:tcBorders>
+              <w:top w:val="single" w:space="0" w:color="D3D3D3"/>
+              <w:bottom w:val="single" w:space="0" w:color="D3D3D3"/>
+              <w:start w:val="single" w:space="0" w:color="D3D3D3"/>
+              <w:end w:val="single" w:space="0" w:color="D3D3D3"/>
+            </w:tcBorders>
+          </w:tcPr>
+          <w:p>
+            <w:pPr>
+              <w:spacing w:before="0" w:after="60"/>
+              <w:keepNext/>
+              <w:jc w:val="end"/>
+            </w:pPr>
+            <w:r>
+              <w:rPr>
+                <w:rFonts w:ascii="Calibri" w:hAnsi="Calibri"/>
+                <w:sz w:val="11px"/>
+              </w:rPr>
+              <w:t xml:space="default">-1.76</w:t>
+            </w:r>
+          </w:p>
+        </w:tc>
+        <w:tc>
+          <w:tcPr>
+            <w:tcBorders>
+              <w:top w:val="single" w:space="0" w:color="D3D3D3"/>
+              <w:bottom w:val="single" w:space="0" w:color="D3D3D3"/>
+              <w:start w:val="single" w:space="0" w:color="D3D3D3"/>
+              <w:end w:val="single" w:space="0" w:color="D3D3D3"/>
+            </w:tcBorders>
+            <w:shd w:val="clear" w:color="auto" w:fill="2166AC"/>
           </w:tcPr>
           <w:p>
             <w:pPr>
@@ -4015,31 +4015,31 @@
                 <w:sz w:val="11px"/>
                 <w:color w:val="FFFFFF"/>
               </w:rPr>
-              <w:t xml:space="default">Up</w:t>
-            </w:r>
-          </w:p>
-        </w:tc>
-        <w:tc>
-          <w:tcPr>
-            <w:tcBorders>
-              <w:top w:val="single" w:space="0" w:color="D3D3D3"/>
-              <w:bottom w:val="single" w:space="0" w:color="D3D3D3"/>
-              <w:start w:val="single" w:space="0" w:color="D3D3D3"/>
-              <w:end w:val="single" w:space="0" w:color="D3D3D3"/>
-            </w:tcBorders>
-          </w:tcPr>
-          <w:p>
-            <w:pPr>
-              <w:spacing w:before="0" w:after="60"/>
-              <w:keepNext/>
-              <w:jc w:val="end"/>
-            </w:pPr>
-            <w:r>
-              <w:rPr>
-                <w:rFonts w:ascii="Calibri" w:hAnsi="Calibri"/>
-                <w:sz w:val="11px"/>
-              </w:rPr>
-              <w:t xml:space="default">69</w:t>
+              <w:t xml:space="default">Down</w:t>
+            </w:r>
+          </w:p>
+        </w:tc>
+        <w:tc>
+          <w:tcPr>
+            <w:tcBorders>
+              <w:top w:val="single" w:space="0" w:color="D3D3D3"/>
+              <w:bottom w:val="single" w:space="0" w:color="D3D3D3"/>
+              <w:start w:val="single" w:space="0" w:color="D3D3D3"/>
+              <w:end w:val="single" w:space="0" w:color="D3D3D3"/>
+            </w:tcBorders>
+          </w:tcPr>
+          <w:p>
+            <w:pPr>
+              <w:spacing w:before="0" w:after="60"/>
+              <w:keepNext/>
+              <w:jc w:val="end"/>
+            </w:pPr>
+            <w:r>
+              <w:rPr>
+                <w:rFonts w:ascii="Calibri" w:hAnsi="Calibri"/>
+                <w:sz w:val="11px"/>
+              </w:rPr>
+              <w:t xml:space="default">86</w:t>
             </w:r>
           </w:p>
         </w:tc>
@@ -4068,7 +4068,7 @@
                 <w:rFonts w:ascii="Calibri" w:hAnsi="Calibri"/>
                 <w:sz w:val="11px"/>
               </w:rPr>
-              <w:t xml:space="default">5</w:t>
+              <w:t xml:space="default">2</w:t>
             </w:r>
           </w:p>
         </w:tc>
@@ -4118,55 +4118,55 @@
                 <w:rFonts w:ascii="Calibri" w:hAnsi="Calibri"/>
                 <w:sz w:val="11px"/>
               </w:rPr>
-              <w:t xml:space="default">mRNA binding</w:t>
-            </w:r>
-          </w:p>
-        </w:tc>
-        <w:tc>
-          <w:tcPr>
-            <w:tcBorders>
-              <w:top w:val="single" w:space="0" w:color="D3D3D3"/>
-              <w:bottom w:val="single" w:space="0" w:color="D3D3D3"/>
-              <w:start w:val="single" w:space="0" w:color="D3D3D3"/>
-              <w:end w:val="single" w:space="0" w:color="D3D3D3"/>
-            </w:tcBorders>
-          </w:tcPr>
-          <w:p>
-            <w:pPr>
-              <w:spacing w:before="0" w:after="60"/>
-              <w:keepNext/>
-              <w:jc w:val="end"/>
-            </w:pPr>
-            <w:r>
-              <w:rPr>
-                <w:rFonts w:ascii="Calibri" w:hAnsi="Calibri"/>
-                <w:sz w:val="11px"/>
-              </w:rPr>
-              <w:t xml:space="default">1.99 × 10^-12</w:t>
-            </w:r>
-          </w:p>
-        </w:tc>
-        <w:tc>
-          <w:tcPr>
-            <w:tcBorders>
-              <w:top w:val="single" w:space="0" w:color="D3D3D3"/>
-              <w:bottom w:val="single" w:space="0" w:color="D3D3D3"/>
-              <w:start w:val="single" w:space="0" w:color="D3D3D3"/>
-              <w:end w:val="single" w:space="0" w:color="D3D3D3"/>
-            </w:tcBorders>
-          </w:tcPr>
-          <w:p>
-            <w:pPr>
-              <w:spacing w:before="0" w:after="60"/>
-              <w:keepNext/>
-              <w:jc w:val="end"/>
-            </w:pPr>
-            <w:r>
-              <w:rPr>
-                <w:rFonts w:ascii="Calibri" w:hAnsi="Calibri"/>
-                <w:sz w:val="11px"/>
-              </w:rPr>
-              <w:t xml:space="default">-1.23</w:t>
+              <w:t xml:space="default">structural constituent of ribosome</w:t>
+            </w:r>
+          </w:p>
+        </w:tc>
+        <w:tc>
+          <w:tcPr>
+            <w:tcBorders>
+              <w:top w:val="single" w:space="0" w:color="D3D3D3"/>
+              <w:bottom w:val="single" w:space="0" w:color="D3D3D3"/>
+              <w:start w:val="single" w:space="0" w:color="D3D3D3"/>
+              <w:end w:val="single" w:space="0" w:color="D3D3D3"/>
+            </w:tcBorders>
+          </w:tcPr>
+          <w:p>
+            <w:pPr>
+              <w:spacing w:before="0" w:after="60"/>
+              <w:keepNext/>
+              <w:jc w:val="end"/>
+            </w:pPr>
+            <w:r>
+              <w:rPr>
+                <w:rFonts w:ascii="Calibri" w:hAnsi="Calibri"/>
+                <w:sz w:val="11px"/>
+              </w:rPr>
+              <w:t xml:space="default">1.00 × 10^-15</w:t>
+            </w:r>
+          </w:p>
+        </w:tc>
+        <w:tc>
+          <w:tcPr>
+            <w:tcBorders>
+              <w:top w:val="single" w:space="0" w:color="D3D3D3"/>
+              <w:bottom w:val="single" w:space="0" w:color="D3D3D3"/>
+              <w:start w:val="single" w:space="0" w:color="D3D3D3"/>
+              <w:end w:val="single" w:space="0" w:color="D3D3D3"/>
+            </w:tcBorders>
+          </w:tcPr>
+          <w:p>
+            <w:pPr>
+              <w:spacing w:before="0" w:after="60"/>
+              <w:keepNext/>
+              <w:jc w:val="end"/>
+            </w:pPr>
+            <w:r>
+              <w:rPr>
+                <w:rFonts w:ascii="Calibri" w:hAnsi="Calibri"/>
+                <w:sz w:val="11px"/>
+              </w:rPr>
+              <w:t xml:space="default">-1.76</w:t>
             </w:r>
           </w:p>
         </w:tc>
@@ -4216,7 +4216,7 @@
                 <w:rFonts w:ascii="Calibri" w:hAnsi="Calibri"/>
                 <w:sz w:val="11px"/>
               </w:rPr>
-              <w:t xml:space="default">92</w:t>
+              <w:t xml:space="default">63</w:t>
             </w:r>
           </w:p>
         </w:tc>
@@ -4245,19 +4245,19 @@
                 <w:rFonts w:ascii="Calibri" w:hAnsi="Calibri"/>
                 <w:sz w:val="11px"/>
               </w:rPr>
-              <w:t xml:space="default">6</w:t>
-            </w:r>
-          </w:p>
-        </w:tc>
-        <w:tc>
-          <w:tcPr>
-            <w:tcBorders>
-              <w:top w:val="single" w:space="0" w:color="D3D3D3"/>
-              <w:bottom w:val="single" w:space="0" w:color="D3D3D3"/>
-              <w:start w:val="single" w:space="0" w:color="D3D3D3"/>
-              <w:end w:val="single" w:space="0" w:color="D3D3D3"/>
-            </w:tcBorders>
-            <w:shd w:val="clear" w:color="auto" w:fill="377EB8"/>
+              <w:t xml:space="default">3</w:t>
+            </w:r>
+          </w:p>
+        </w:tc>
+        <w:tc>
+          <w:tcPr>
+            <w:tcBorders>
+              <w:top w:val="single" w:space="0" w:color="D3D3D3"/>
+              <w:bottom w:val="single" w:space="0" w:color="D3D3D3"/>
+              <w:start w:val="single" w:space="0" w:color="D3D3D3"/>
+              <w:end w:val="single" w:space="0" w:color="D3D3D3"/>
+            </w:tcBorders>
+            <w:shd w:val="clear" w:color="auto" w:fill="E41A1C"/>
           </w:tcPr>
           <w:p>
             <w:pPr>
@@ -4271,7 +4271,7 @@
                 <w:sz w:val="11px"/>
                 <w:color w:val="FFFFFF"/>
               </w:rPr>
-              <w:t xml:space="default">MF</w:t>
+              <w:t xml:space="default">CC</w:t>
             </w:r>
           </w:p>
         </w:tc>
@@ -4295,67 +4295,67 @@
                 <w:rFonts w:ascii="Calibri" w:hAnsi="Calibri"/>
                 <w:sz w:val="11px"/>
               </w:rPr>
-              <w:t xml:space="default">monoatomic ion transmembrane transporter activity</w:t>
-            </w:r>
-          </w:p>
-        </w:tc>
-        <w:tc>
-          <w:tcPr>
-            <w:tcBorders>
-              <w:top w:val="single" w:space="0" w:color="D3D3D3"/>
-              <w:bottom w:val="single" w:space="0" w:color="D3D3D3"/>
-              <w:start w:val="single" w:space="0" w:color="D3D3D3"/>
-              <w:end w:val="single" w:space="0" w:color="D3D3D3"/>
-            </w:tcBorders>
-          </w:tcPr>
-          <w:p>
-            <w:pPr>
-              <w:spacing w:before="0" w:after="60"/>
-              <w:keepNext/>
-              <w:jc w:val="end"/>
-            </w:pPr>
-            <w:r>
-              <w:rPr>
-                <w:rFonts w:ascii="Calibri" w:hAnsi="Calibri"/>
-                <w:sz w:val="11px"/>
-              </w:rPr>
-              <w:t xml:space="default">1.23 × 10^-11</w:t>
-            </w:r>
-          </w:p>
-        </w:tc>
-        <w:tc>
-          <w:tcPr>
-            <w:tcBorders>
-              <w:top w:val="single" w:space="0" w:color="D3D3D3"/>
-              <w:bottom w:val="single" w:space="0" w:color="D3D3D3"/>
-              <w:start w:val="single" w:space="0" w:color="D3D3D3"/>
-              <w:end w:val="single" w:space="0" w:color="D3D3D3"/>
-            </w:tcBorders>
-          </w:tcPr>
-          <w:p>
-            <w:pPr>
-              <w:spacing w:before="0" w:after="60"/>
-              <w:keepNext/>
-              <w:jc w:val="end"/>
-            </w:pPr>
-            <w:r>
-              <w:rPr>
-                <w:rFonts w:ascii="Calibri" w:hAnsi="Calibri"/>
-                <w:sz w:val="11px"/>
-              </w:rPr>
-              <w:t xml:space="default">1.13</w:t>
-            </w:r>
-          </w:p>
-        </w:tc>
-        <w:tc>
-          <w:tcPr>
-            <w:tcBorders>
-              <w:top w:val="single" w:space="0" w:color="D3D3D3"/>
-              <w:bottom w:val="single" w:space="0" w:color="D3D3D3"/>
-              <w:start w:val="single" w:space="0" w:color="D3D3D3"/>
-              <w:end w:val="single" w:space="0" w:color="D3D3D3"/>
-            </w:tcBorders>
-            <w:shd w:val="clear" w:color="auto" w:fill="B2182B"/>
+              <w:t xml:space="default">ribosome</w:t>
+            </w:r>
+          </w:p>
+        </w:tc>
+        <w:tc>
+          <w:tcPr>
+            <w:tcBorders>
+              <w:top w:val="single" w:space="0" w:color="D3D3D3"/>
+              <w:bottom w:val="single" w:space="0" w:color="D3D3D3"/>
+              <w:start w:val="single" w:space="0" w:color="D3D3D3"/>
+              <w:end w:val="single" w:space="0" w:color="D3D3D3"/>
+            </w:tcBorders>
+          </w:tcPr>
+          <w:p>
+            <w:pPr>
+              <w:spacing w:before="0" w:after="60"/>
+              <w:keepNext/>
+              <w:jc w:val="end"/>
+            </w:pPr>
+            <w:r>
+              <w:rPr>
+                <w:rFonts w:ascii="Calibri" w:hAnsi="Calibri"/>
+                <w:sz w:val="11px"/>
+              </w:rPr>
+              <w:t xml:space="default">1.00 × 10^-15</w:t>
+            </w:r>
+          </w:p>
+        </w:tc>
+        <w:tc>
+          <w:tcPr>
+            <w:tcBorders>
+              <w:top w:val="single" w:space="0" w:color="D3D3D3"/>
+              <w:bottom w:val="single" w:space="0" w:color="D3D3D3"/>
+              <w:start w:val="single" w:space="0" w:color="D3D3D3"/>
+              <w:end w:val="single" w:space="0" w:color="D3D3D3"/>
+            </w:tcBorders>
+          </w:tcPr>
+          <w:p>
+            <w:pPr>
+              <w:spacing w:before="0" w:after="60"/>
+              <w:keepNext/>
+              <w:jc w:val="end"/>
+            </w:pPr>
+            <w:r>
+              <w:rPr>
+                <w:rFonts w:ascii="Calibri" w:hAnsi="Calibri"/>
+                <w:sz w:val="11px"/>
+              </w:rPr>
+              <w:t xml:space="default">-1.76</w:t>
+            </w:r>
+          </w:p>
+        </w:tc>
+        <w:tc>
+          <w:tcPr>
+            <w:tcBorders>
+              <w:top w:val="single" w:space="0" w:color="D3D3D3"/>
+              <w:bottom w:val="single" w:space="0" w:color="D3D3D3"/>
+              <w:start w:val="single" w:space="0" w:color="D3D3D3"/>
+              <w:end w:val="single" w:space="0" w:color="D3D3D3"/>
+            </w:tcBorders>
+            <w:shd w:val="clear" w:color="auto" w:fill="2166AC"/>
           </w:tcPr>
           <w:p>
             <w:pPr>
@@ -4369,31 +4369,31 @@
                 <w:sz w:val="11px"/>
                 <w:color w:val="FFFFFF"/>
               </w:rPr>
-              <w:t xml:space="default">Up</w:t>
-            </w:r>
-          </w:p>
-        </w:tc>
-        <w:tc>
-          <w:tcPr>
-            <w:tcBorders>
-              <w:top w:val="single" w:space="0" w:color="D3D3D3"/>
-              <w:bottom w:val="single" w:space="0" w:color="D3D3D3"/>
-              <w:start w:val="single" w:space="0" w:color="D3D3D3"/>
-              <w:end w:val="single" w:space="0" w:color="D3D3D3"/>
-            </w:tcBorders>
-          </w:tcPr>
-          <w:p>
-            <w:pPr>
-              <w:spacing w:before="0" w:after="60"/>
-              <w:keepNext/>
-              <w:jc w:val="end"/>
-            </w:pPr>
-            <w:r>
-              <w:rPr>
-                <w:rFonts w:ascii="Calibri" w:hAnsi="Calibri"/>
-                <w:sz w:val="11px"/>
-              </w:rPr>
-              <w:t xml:space="default">67</w:t>
+              <w:t xml:space="default">Down</w:t>
+            </w:r>
+          </w:p>
+        </w:tc>
+        <w:tc>
+          <w:tcPr>
+            <w:tcBorders>
+              <w:top w:val="single" w:space="0" w:color="D3D3D3"/>
+              <w:bottom w:val="single" w:space="0" w:color="D3D3D3"/>
+              <w:start w:val="single" w:space="0" w:color="D3D3D3"/>
+              <w:end w:val="single" w:space="0" w:color="D3D3D3"/>
+            </w:tcBorders>
+          </w:tcPr>
+          <w:p>
+            <w:pPr>
+              <w:spacing w:before="0" w:after="60"/>
+              <w:keepNext/>
+              <w:jc w:val="end"/>
+            </w:pPr>
+            <w:r>
+              <w:rPr>
+                <w:rFonts w:ascii="Calibri" w:hAnsi="Calibri"/>
+                <w:sz w:val="11px"/>
+              </w:rPr>
+              <w:t xml:space="default">77</w:t>
             </w:r>
           </w:p>
         </w:tc>
@@ -4422,19 +4422,19 @@
                 <w:rFonts w:ascii="Calibri" w:hAnsi="Calibri"/>
                 <w:sz w:val="11px"/>
               </w:rPr>
-              <w:t xml:space="default">7</w:t>
-            </w:r>
-          </w:p>
-        </w:tc>
-        <w:tc>
-          <w:tcPr>
-            <w:tcBorders>
-              <w:top w:val="single" w:space="0" w:color="D3D3D3"/>
-              <w:bottom w:val="single" w:space="0" w:color="D3D3D3"/>
-              <w:start w:val="single" w:space="0" w:color="D3D3D3"/>
-              <w:end w:val="single" w:space="0" w:color="D3D3D3"/>
-            </w:tcBorders>
-            <w:shd w:val="clear" w:color="auto" w:fill="4DAF4A"/>
+              <w:t xml:space="default">4</w:t>
+            </w:r>
+          </w:p>
+        </w:tc>
+        <w:tc>
+          <w:tcPr>
+            <w:tcBorders>
+              <w:top w:val="single" w:space="0" w:color="D3D3D3"/>
+              <w:bottom w:val="single" w:space="0" w:color="D3D3D3"/>
+              <w:start w:val="single" w:space="0" w:color="D3D3D3"/>
+              <w:end w:val="single" w:space="0" w:color="D3D3D3"/>
+            </w:tcBorders>
+            <w:shd w:val="clear" w:color="auto" w:fill="377EB8"/>
           </w:tcPr>
           <w:p>
             <w:pPr>
@@ -4448,7 +4448,7 @@
                 <w:sz w:val="11px"/>
                 <w:color w:val="FFFFFF"/>
               </w:rPr>
-              <w:t xml:space="default">BP</w:t>
+              <w:t xml:space="default">MF</w:t>
             </w:r>
           </w:p>
         </w:tc>
@@ -4472,55 +4472,55 @@
                 <w:rFonts w:ascii="Calibri" w:hAnsi="Calibri"/>
                 <w:sz w:val="11px"/>
               </w:rPr>
-              <w:t xml:space="default">monoatomic cation transport</w:t>
-            </w:r>
-          </w:p>
-        </w:tc>
-        <w:tc>
-          <w:tcPr>
-            <w:tcBorders>
-              <w:top w:val="single" w:space="0" w:color="D3D3D3"/>
-              <w:bottom w:val="single" w:space="0" w:color="D3D3D3"/>
-              <w:start w:val="single" w:space="0" w:color="D3D3D3"/>
-              <w:end w:val="single" w:space="0" w:color="D3D3D3"/>
-            </w:tcBorders>
-          </w:tcPr>
-          <w:p>
-            <w:pPr>
-              <w:spacing w:before="0" w:after="60"/>
-              <w:keepNext/>
-              <w:jc w:val="end"/>
-            </w:pPr>
-            <w:r>
-              <w:rPr>
-                <w:rFonts w:ascii="Calibri" w:hAnsi="Calibri"/>
-                <w:sz w:val="11px"/>
-              </w:rPr>
-              <w:t xml:space="default">8.21 × 10^-10</w:t>
-            </w:r>
-          </w:p>
-        </w:tc>
-        <w:tc>
-          <w:tcPr>
-            <w:tcBorders>
-              <w:top w:val="single" w:space="0" w:color="D3D3D3"/>
-              <w:bottom w:val="single" w:space="0" w:color="D3D3D3"/>
-              <w:start w:val="single" w:space="0" w:color="D3D3D3"/>
-              <w:end w:val="single" w:space="0" w:color="D3D3D3"/>
-            </w:tcBorders>
-          </w:tcPr>
-          <w:p>
-            <w:pPr>
-              <w:spacing w:before="0" w:after="60"/>
-              <w:keepNext/>
-              <w:jc w:val="end"/>
-            </w:pPr>
-            <w:r>
-              <w:rPr>
-                <w:rFonts w:ascii="Calibri" w:hAnsi="Calibri"/>
-                <w:sz w:val="11px"/>
-              </w:rPr>
-              <w:t xml:space="default">1.04</w:t>
+              <w:t xml:space="default">ATP-dependent activity</w:t>
+            </w:r>
+          </w:p>
+        </w:tc>
+        <w:tc>
+          <w:tcPr>
+            <w:tcBorders>
+              <w:top w:val="single" w:space="0" w:color="D3D3D3"/>
+              <w:bottom w:val="single" w:space="0" w:color="D3D3D3"/>
+              <w:start w:val="single" w:space="0" w:color="D3D3D3"/>
+              <w:end w:val="single" w:space="0" w:color="D3D3D3"/>
+            </w:tcBorders>
+          </w:tcPr>
+          <w:p>
+            <w:pPr>
+              <w:spacing w:before="0" w:after="60"/>
+              <w:keepNext/>
+              <w:jc w:val="end"/>
+            </w:pPr>
+            <w:r>
+              <w:rPr>
+                <w:rFonts w:ascii="Calibri" w:hAnsi="Calibri"/>
+                <w:sz w:val="11px"/>
+              </w:rPr>
+              <w:t xml:space="default">2.33 × 10^-14</w:t>
+            </w:r>
+          </w:p>
+        </w:tc>
+        <w:tc>
+          <w:tcPr>
+            <w:tcBorders>
+              <w:top w:val="single" w:space="0" w:color="D3D3D3"/>
+              <w:bottom w:val="single" w:space="0" w:color="D3D3D3"/>
+              <w:start w:val="single" w:space="0" w:color="D3D3D3"/>
+              <w:end w:val="single" w:space="0" w:color="D3D3D3"/>
+            </w:tcBorders>
+          </w:tcPr>
+          <w:p>
+            <w:pPr>
+              <w:spacing w:before="0" w:after="60"/>
+              <w:keepNext/>
+              <w:jc w:val="end"/>
+            </w:pPr>
+            <w:r>
+              <w:rPr>
+                <w:rFonts w:ascii="Calibri" w:hAnsi="Calibri"/>
+                <w:sz w:val="11px"/>
+              </w:rPr>
+              <w:t xml:space="default">1.47</w:t>
             </w:r>
           </w:p>
         </w:tc>
@@ -4570,7 +4570,7 @@
                 <w:rFonts w:ascii="Calibri" w:hAnsi="Calibri"/>
                 <w:sz w:val="11px"/>
               </w:rPr>
-              <w:t xml:space="default">59</w:t>
+              <w:t xml:space="default">69</w:t>
             </w:r>
           </w:p>
         </w:tc>
@@ -4599,7 +4599,7 @@
                 <w:rFonts w:ascii="Calibri" w:hAnsi="Calibri"/>
                 <w:sz w:val="11px"/>
               </w:rPr>
-              <w:t xml:space="default">8</w:t>
+              <w:t xml:space="default">5</w:t>
             </w:r>
           </w:p>
         </w:tc>
@@ -4649,67 +4649,67 @@
                 <w:rFonts w:ascii="Calibri" w:hAnsi="Calibri"/>
                 <w:sz w:val="11px"/>
               </w:rPr>
-              <w:t xml:space="default">phosphotransferase activity, alcohol group as acceptor</w:t>
-            </w:r>
-          </w:p>
-        </w:tc>
-        <w:tc>
-          <w:tcPr>
-            <w:tcBorders>
-              <w:top w:val="single" w:space="0" w:color="D3D3D3"/>
-              <w:bottom w:val="single" w:space="0" w:color="D3D3D3"/>
-              <w:start w:val="single" w:space="0" w:color="D3D3D3"/>
-              <w:end w:val="single" w:space="0" w:color="D3D3D3"/>
-            </w:tcBorders>
-          </w:tcPr>
-          <w:p>
-            <w:pPr>
-              <w:spacing w:before="0" w:after="60"/>
-              <w:keepNext/>
-              <w:jc w:val="end"/>
-            </w:pPr>
-            <w:r>
-              <w:rPr>
-                <w:rFonts w:ascii="Calibri" w:hAnsi="Calibri"/>
-                <w:sz w:val="11px"/>
-              </w:rPr>
-              <w:t xml:space="default">7.45 × 10^-8</w:t>
-            </w:r>
-          </w:p>
-        </w:tc>
-        <w:tc>
-          <w:tcPr>
-            <w:tcBorders>
-              <w:top w:val="single" w:space="0" w:color="D3D3D3"/>
-              <w:bottom w:val="single" w:space="0" w:color="D3D3D3"/>
-              <w:start w:val="single" w:space="0" w:color="D3D3D3"/>
-              <w:end w:val="single" w:space="0" w:color="D3D3D3"/>
-            </w:tcBorders>
-          </w:tcPr>
-          <w:p>
-            <w:pPr>
-              <w:spacing w:before="0" w:after="60"/>
-              <w:keepNext/>
-              <w:jc w:val="end"/>
-            </w:pPr>
-            <w:r>
-              <w:rPr>
-                <w:rFonts w:ascii="Calibri" w:hAnsi="Calibri"/>
-                <w:sz w:val="11px"/>
-              </w:rPr>
-              <w:t xml:space="default">0.95</w:t>
-            </w:r>
-          </w:p>
-        </w:tc>
-        <w:tc>
-          <w:tcPr>
-            <w:tcBorders>
-              <w:top w:val="single" w:space="0" w:color="D3D3D3"/>
-              <w:bottom w:val="single" w:space="0" w:color="D3D3D3"/>
-              <w:start w:val="single" w:space="0" w:color="D3D3D3"/>
-              <w:end w:val="single" w:space="0" w:color="D3D3D3"/>
-            </w:tcBorders>
-            <w:shd w:val="clear" w:color="auto" w:fill="B2182B"/>
+              <w:t xml:space="default">mRNA binding</w:t>
+            </w:r>
+          </w:p>
+        </w:tc>
+        <w:tc>
+          <w:tcPr>
+            <w:tcBorders>
+              <w:top w:val="single" w:space="0" w:color="D3D3D3"/>
+              <w:bottom w:val="single" w:space="0" w:color="D3D3D3"/>
+              <w:start w:val="single" w:space="0" w:color="D3D3D3"/>
+              <w:end w:val="single" w:space="0" w:color="D3D3D3"/>
+            </w:tcBorders>
+          </w:tcPr>
+          <w:p>
+            <w:pPr>
+              <w:spacing w:before="0" w:after="60"/>
+              <w:keepNext/>
+              <w:jc w:val="end"/>
+            </w:pPr>
+            <w:r>
+              <w:rPr>
+                <w:rFonts w:ascii="Calibri" w:hAnsi="Calibri"/>
+                <w:sz w:val="11px"/>
+              </w:rPr>
+              <w:t xml:space="default">1.99 × 10^-12</w:t>
+            </w:r>
+          </w:p>
+        </w:tc>
+        <w:tc>
+          <w:tcPr>
+            <w:tcBorders>
+              <w:top w:val="single" w:space="0" w:color="D3D3D3"/>
+              <w:bottom w:val="single" w:space="0" w:color="D3D3D3"/>
+              <w:start w:val="single" w:space="0" w:color="D3D3D3"/>
+              <w:end w:val="single" w:space="0" w:color="D3D3D3"/>
+            </w:tcBorders>
+          </w:tcPr>
+          <w:p>
+            <w:pPr>
+              <w:spacing w:before="0" w:after="60"/>
+              <w:keepNext/>
+              <w:jc w:val="end"/>
+            </w:pPr>
+            <w:r>
+              <w:rPr>
+                <w:rFonts w:ascii="Calibri" w:hAnsi="Calibri"/>
+                <w:sz w:val="11px"/>
+              </w:rPr>
+              <w:t xml:space="default">-1.37</w:t>
+            </w:r>
+          </w:p>
+        </w:tc>
+        <w:tc>
+          <w:tcPr>
+            <w:tcBorders>
+              <w:top w:val="single" w:space="0" w:color="D3D3D3"/>
+              <w:bottom w:val="single" w:space="0" w:color="D3D3D3"/>
+              <w:start w:val="single" w:space="0" w:color="D3D3D3"/>
+              <w:end w:val="single" w:space="0" w:color="D3D3D3"/>
+            </w:tcBorders>
+            <w:shd w:val="clear" w:color="auto" w:fill="2166AC"/>
           </w:tcPr>
           <w:p>
             <w:pPr>
@@ -4723,31 +4723,31 @@
                 <w:sz w:val="11px"/>
                 <w:color w:val="FFFFFF"/>
               </w:rPr>
-              <w:t xml:space="default">Up</w:t>
-            </w:r>
-          </w:p>
-        </w:tc>
-        <w:tc>
-          <w:tcPr>
-            <w:tcBorders>
-              <w:top w:val="single" w:space="0" w:color="D3D3D3"/>
-              <w:bottom w:val="single" w:space="0" w:color="D3D3D3"/>
-              <w:start w:val="single" w:space="0" w:color="D3D3D3"/>
-              <w:end w:val="single" w:space="0" w:color="D3D3D3"/>
-            </w:tcBorders>
-          </w:tcPr>
-          <w:p>
-            <w:pPr>
-              <w:spacing w:before="0" w:after="60"/>
-              <w:keepNext/>
-              <w:jc w:val="end"/>
-            </w:pPr>
-            <w:r>
-              <w:rPr>
-                <w:rFonts w:ascii="Calibri" w:hAnsi="Calibri"/>
-                <w:sz w:val="11px"/>
-              </w:rPr>
-              <w:t xml:space="default">65</w:t>
+              <w:t xml:space="default">Down</w:t>
+            </w:r>
+          </w:p>
+        </w:tc>
+        <w:tc>
+          <w:tcPr>
+            <w:tcBorders>
+              <w:top w:val="single" w:space="0" w:color="D3D3D3"/>
+              <w:bottom w:val="single" w:space="0" w:color="D3D3D3"/>
+              <w:start w:val="single" w:space="0" w:color="D3D3D3"/>
+              <w:end w:val="single" w:space="0" w:color="D3D3D3"/>
+            </w:tcBorders>
+          </w:tcPr>
+          <w:p>
+            <w:pPr>
+              <w:spacing w:before="0" w:after="60"/>
+              <w:keepNext/>
+              <w:jc w:val="end"/>
+            </w:pPr>
+            <w:r>
+              <w:rPr>
+                <w:rFonts w:ascii="Calibri" w:hAnsi="Calibri"/>
+                <w:sz w:val="11px"/>
+              </w:rPr>
+              <w:t xml:space="default">92</w:t>
             </w:r>
           </w:p>
         </w:tc>
@@ -4776,19 +4776,19 @@
                 <w:rFonts w:ascii="Calibri" w:hAnsi="Calibri"/>
                 <w:sz w:val="11px"/>
               </w:rPr>
-              <w:t xml:space="default">9</w:t>
-            </w:r>
-          </w:p>
-        </w:tc>
-        <w:tc>
-          <w:tcPr>
-            <w:tcBorders>
-              <w:top w:val="single" w:space="0" w:color="D3D3D3"/>
-              <w:bottom w:val="single" w:space="0" w:color="D3D3D3"/>
-              <w:start w:val="single" w:space="0" w:color="D3D3D3"/>
-              <w:end w:val="single" w:space="0" w:color="D3D3D3"/>
-            </w:tcBorders>
-            <w:shd w:val="clear" w:color="auto" w:fill="4DAF4A"/>
+              <w:t xml:space="default">6</w:t>
+            </w:r>
+          </w:p>
+        </w:tc>
+        <w:tc>
+          <w:tcPr>
+            <w:tcBorders>
+              <w:top w:val="single" w:space="0" w:color="D3D3D3"/>
+              <w:bottom w:val="single" w:space="0" w:color="D3D3D3"/>
+              <w:start w:val="single" w:space="0" w:color="D3D3D3"/>
+              <w:end w:val="single" w:space="0" w:color="D3D3D3"/>
+            </w:tcBorders>
+            <w:shd w:val="clear" w:color="auto" w:fill="377EB8"/>
           </w:tcPr>
           <w:p>
             <w:pPr>
@@ -4802,7 +4802,7 @@
                 <w:sz w:val="11px"/>
                 <w:color w:val="FFFFFF"/>
               </w:rPr>
-              <w:t xml:space="default">BP</w:t>
+              <w:t xml:space="default">MF</w:t>
             </w:r>
           </w:p>
         </w:tc>
@@ -4826,55 +4826,55 @@
                 <w:rFonts w:ascii="Calibri" w:hAnsi="Calibri"/>
                 <w:sz w:val="11px"/>
               </w:rPr>
-              <w:t xml:space="default">protein phosphorylation</w:t>
-            </w:r>
-          </w:p>
-        </w:tc>
-        <w:tc>
-          <w:tcPr>
-            <w:tcBorders>
-              <w:top w:val="single" w:space="0" w:color="D3D3D3"/>
-              <w:bottom w:val="single" w:space="0" w:color="D3D3D3"/>
-              <w:start w:val="single" w:space="0" w:color="D3D3D3"/>
-              <w:end w:val="single" w:space="0" w:color="D3D3D3"/>
-            </w:tcBorders>
-          </w:tcPr>
-          <w:p>
-            <w:pPr>
-              <w:spacing w:before="0" w:after="60"/>
-              <w:keepNext/>
-              <w:jc w:val="end"/>
-            </w:pPr>
-            <w:r>
-              <w:rPr>
-                <w:rFonts w:ascii="Calibri" w:hAnsi="Calibri"/>
-                <w:sz w:val="11px"/>
-              </w:rPr>
-              <w:t xml:space="default">2.04 × 10^-7</w:t>
-            </w:r>
-          </w:p>
-        </w:tc>
-        <w:tc>
-          <w:tcPr>
-            <w:tcBorders>
-              <w:top w:val="single" w:space="0" w:color="D3D3D3"/>
-              <w:bottom w:val="single" w:space="0" w:color="D3D3D3"/>
-              <w:start w:val="single" w:space="0" w:color="D3D3D3"/>
-              <w:end w:val="single" w:space="0" w:color="D3D3D3"/>
-            </w:tcBorders>
-          </w:tcPr>
-          <w:p>
-            <w:pPr>
-              <w:spacing w:before="0" w:after="60"/>
-              <w:keepNext/>
-              <w:jc w:val="end"/>
-            </w:pPr>
-            <w:r>
-              <w:rPr>
-                <w:rFonts w:ascii="Calibri" w:hAnsi="Calibri"/>
-                <w:sz w:val="11px"/>
-              </w:rPr>
-              <w:t xml:space="default">0.88</w:t>
+              <w:t xml:space="default">monoatomic ion transmembrane transporter activity</w:t>
+            </w:r>
+          </w:p>
+        </w:tc>
+        <w:tc>
+          <w:tcPr>
+            <w:tcBorders>
+              <w:top w:val="single" w:space="0" w:color="D3D3D3"/>
+              <w:bottom w:val="single" w:space="0" w:color="D3D3D3"/>
+              <w:start w:val="single" w:space="0" w:color="D3D3D3"/>
+              <w:end w:val="single" w:space="0" w:color="D3D3D3"/>
+            </w:tcBorders>
+          </w:tcPr>
+          <w:p>
+            <w:pPr>
+              <w:spacing w:before="0" w:after="60"/>
+              <w:keepNext/>
+              <w:jc w:val="end"/>
+            </w:pPr>
+            <w:r>
+              <w:rPr>
+                <w:rFonts w:ascii="Calibri" w:hAnsi="Calibri"/>
+                <w:sz w:val="11px"/>
+              </w:rPr>
+              <w:t xml:space="default">1.23 × 10^-11</w:t>
+            </w:r>
+          </w:p>
+        </w:tc>
+        <w:tc>
+          <w:tcPr>
+            <w:tcBorders>
+              <w:top w:val="single" w:space="0" w:color="D3D3D3"/>
+              <w:bottom w:val="single" w:space="0" w:color="D3D3D3"/>
+              <w:start w:val="single" w:space="0" w:color="D3D3D3"/>
+              <w:end w:val="single" w:space="0" w:color="D3D3D3"/>
+            </w:tcBorders>
+          </w:tcPr>
+          <w:p>
+            <w:pPr>
+              <w:spacing w:before="0" w:after="60"/>
+              <w:keepNext/>
+              <w:jc w:val="end"/>
+            </w:pPr>
+            <w:r>
+              <w:rPr>
+                <w:rFonts w:ascii="Calibri" w:hAnsi="Calibri"/>
+                <w:sz w:val="11px"/>
+              </w:rPr>
+              <w:t xml:space="default">1.27</w:t>
             </w:r>
           </w:p>
         </w:tc>
@@ -4924,7 +4924,7 @@
                 <w:rFonts w:ascii="Calibri" w:hAnsi="Calibri"/>
                 <w:sz w:val="11px"/>
               </w:rPr>
-              <w:t xml:space="default">74</w:t>
+              <w:t xml:space="default">67</w:t>
             </w:r>
           </w:p>
         </w:tc>
@@ -4953,19 +4953,19 @@
                 <w:rFonts w:ascii="Calibri" w:hAnsi="Calibri"/>
                 <w:sz w:val="11px"/>
               </w:rPr>
-              <w:t xml:space="default">10</w:t>
-            </w:r>
-          </w:p>
-        </w:tc>
-        <w:tc>
-          <w:tcPr>
-            <w:tcBorders>
-              <w:top w:val="single" w:space="0" w:color="D3D3D3"/>
-              <w:bottom w:val="single" w:space="0" w:color="D3D3D3"/>
-              <w:start w:val="single" w:space="0" w:color="D3D3D3"/>
-              <w:end w:val="single" w:space="0" w:color="D3D3D3"/>
-            </w:tcBorders>
-            <w:shd w:val="clear" w:color="auto" w:fill="E41A1C"/>
+              <w:t xml:space="default">7</w:t>
+            </w:r>
+          </w:p>
+        </w:tc>
+        <w:tc>
+          <w:tcPr>
+            <w:tcBorders>
+              <w:top w:val="single" w:space="0" w:color="D3D3D3"/>
+              <w:bottom w:val="single" w:space="0" w:color="D3D3D3"/>
+              <w:start w:val="single" w:space="0" w:color="D3D3D3"/>
+              <w:end w:val="single" w:space="0" w:color="D3D3D3"/>
+            </w:tcBorders>
+            <w:shd w:val="clear" w:color="auto" w:fill="4DAF4A"/>
           </w:tcPr>
           <w:p>
             <w:pPr>
@@ -4979,7 +4979,7 @@
                 <w:sz w:val="11px"/>
                 <w:color w:val="FFFFFF"/>
               </w:rPr>
-              <w:t xml:space="default">CC</w:t>
+              <w:t xml:space="default">BP</w:t>
             </w:r>
           </w:p>
         </w:tc>
@@ -5003,55 +5003,55 @@
                 <w:rFonts w:ascii="Calibri" w:hAnsi="Calibri"/>
                 <w:sz w:val="11px"/>
               </w:rPr>
-              <w:t xml:space="default">spliceosomal complex</w:t>
-            </w:r>
-          </w:p>
-        </w:tc>
-        <w:tc>
-          <w:tcPr>
-            <w:tcBorders>
-              <w:top w:val="single" w:space="0" w:color="D3D3D3"/>
-              <w:bottom w:val="single" w:space="0" w:color="D3D3D3"/>
-              <w:start w:val="single" w:space="0" w:color="D3D3D3"/>
-              <w:end w:val="single" w:space="0" w:color="D3D3D3"/>
-            </w:tcBorders>
-          </w:tcPr>
-          <w:p>
-            <w:pPr>
-              <w:spacing w:before="0" w:after="60"/>
-              <w:keepNext/>
-              <w:jc w:val="end"/>
-            </w:pPr>
-            <w:r>
-              <w:rPr>
-                <w:rFonts w:ascii="Calibri" w:hAnsi="Calibri"/>
-                <w:sz w:val="11px"/>
-              </w:rPr>
-              <w:t xml:space="default">3.03 × 10^-6</w:t>
-            </w:r>
-          </w:p>
-        </w:tc>
-        <w:tc>
-          <w:tcPr>
-            <w:tcBorders>
-              <w:top w:val="single" w:space="0" w:color="D3D3D3"/>
-              <w:bottom w:val="single" w:space="0" w:color="D3D3D3"/>
-              <w:start w:val="single" w:space="0" w:color="D3D3D3"/>
-              <w:end w:val="single" w:space="0" w:color="D3D3D3"/>
-            </w:tcBorders>
-          </w:tcPr>
-          <w:p>
-            <w:pPr>
-              <w:spacing w:before="0" w:after="60"/>
-              <w:keepNext/>
-              <w:jc w:val="end"/>
-            </w:pPr>
-            <w:r>
-              <w:rPr>
-                <w:rFonts w:ascii="Calibri" w:hAnsi="Calibri"/>
-                <w:sz w:val="11px"/>
-              </w:rPr>
-              <w:t xml:space="default">-0.81</w:t>
+              <w:t xml:space="default">protein-RNA complex organization</w:t>
+            </w:r>
+          </w:p>
+        </w:tc>
+        <w:tc>
+          <w:tcPr>
+            <w:tcBorders>
+              <w:top w:val="single" w:space="0" w:color="D3D3D3"/>
+              <w:bottom w:val="single" w:space="0" w:color="D3D3D3"/>
+              <w:start w:val="single" w:space="0" w:color="D3D3D3"/>
+              <w:end w:val="single" w:space="0" w:color="D3D3D3"/>
+            </w:tcBorders>
+          </w:tcPr>
+          <w:p>
+            <w:pPr>
+              <w:spacing w:before="0" w:after="60"/>
+              <w:keepNext/>
+              <w:jc w:val="end"/>
+            </w:pPr>
+            <w:r>
+              <w:rPr>
+                <w:rFonts w:ascii="Calibri" w:hAnsi="Calibri"/>
+                <w:sz w:val="11px"/>
+              </w:rPr>
+              <w:t xml:space="default">5.34 × 10^-11</w:t>
+            </w:r>
+          </w:p>
+        </w:tc>
+        <w:tc>
+          <w:tcPr>
+            <w:tcBorders>
+              <w:top w:val="single" w:space="0" w:color="D3D3D3"/>
+              <w:bottom w:val="single" w:space="0" w:color="D3D3D3"/>
+              <w:start w:val="single" w:space="0" w:color="D3D3D3"/>
+              <w:end w:val="single" w:space="0" w:color="D3D3D3"/>
+            </w:tcBorders>
+          </w:tcPr>
+          <w:p>
+            <w:pPr>
+              <w:spacing w:before="0" w:after="60"/>
+              <w:keepNext/>
+              <w:jc w:val="end"/>
+            </w:pPr>
+            <w:r>
+              <w:rPr>
+                <w:rFonts w:ascii="Calibri" w:hAnsi="Calibri"/>
+                <w:sz w:val="11px"/>
+              </w:rPr>
+              <w:t xml:space="default">-1.19</w:t>
             </w:r>
           </w:p>
         </w:tc>
@@ -5101,7 +5101,7 @@
                 <w:rFonts w:ascii="Calibri" w:hAnsi="Calibri"/>
                 <w:sz w:val="11px"/>
               </w:rPr>
-              <w:t xml:space="default">33</w:t>
+              <w:t xml:space="default">50</w:t>
             </w:r>
           </w:p>
         </w:tc>
@@ -5130,7 +5130,7 @@
                 <w:rFonts w:ascii="Calibri" w:hAnsi="Calibri"/>
                 <w:sz w:val="11px"/>
               </w:rPr>
-              <w:t xml:space="default">11</w:t>
+              <w:t xml:space="default">8</w:t>
             </w:r>
           </w:p>
         </w:tc>
@@ -5180,55 +5180,55 @@
                 <w:rFonts w:ascii="Calibri" w:hAnsi="Calibri"/>
                 <w:sz w:val="11px"/>
               </w:rPr>
-              <w:t xml:space="default">sporulation</w:t>
-            </w:r>
-          </w:p>
-        </w:tc>
-        <w:tc>
-          <w:tcPr>
-            <w:tcBorders>
-              <w:top w:val="single" w:space="0" w:color="D3D3D3"/>
-              <w:bottom w:val="single" w:space="0" w:color="D3D3D3"/>
-              <w:start w:val="single" w:space="0" w:color="D3D3D3"/>
-              <w:end w:val="single" w:space="0" w:color="D3D3D3"/>
-            </w:tcBorders>
-          </w:tcPr>
-          <w:p>
-            <w:pPr>
-              <w:spacing w:before="0" w:after="60"/>
-              <w:keepNext/>
-              <w:jc w:val="end"/>
-            </w:pPr>
-            <w:r>
-              <w:rPr>
-                <w:rFonts w:ascii="Calibri" w:hAnsi="Calibri"/>
-                <w:sz w:val="11px"/>
-              </w:rPr>
-              <w:t xml:space="default">3.47 × 10^-6</w:t>
-            </w:r>
-          </w:p>
-        </w:tc>
-        <w:tc>
-          <w:tcPr>
-            <w:tcBorders>
-              <w:top w:val="single" w:space="0" w:color="D3D3D3"/>
-              <w:bottom w:val="single" w:space="0" w:color="D3D3D3"/>
-              <w:start w:val="single" w:space="0" w:color="D3D3D3"/>
-              <w:end w:val="single" w:space="0" w:color="D3D3D3"/>
-            </w:tcBorders>
-          </w:tcPr>
-          <w:p>
-            <w:pPr>
-              <w:spacing w:before="0" w:after="60"/>
-              <w:keepNext/>
-              <w:jc w:val="end"/>
-            </w:pPr>
-            <w:r>
-              <w:rPr>
-                <w:rFonts w:ascii="Calibri" w:hAnsi="Calibri"/>
-                <w:sz w:val="11px"/>
-              </w:rPr>
-              <w:t xml:space="default">0.74</w:t>
+              <w:t xml:space="default">monoatomic cation transport</w:t>
+            </w:r>
+          </w:p>
+        </w:tc>
+        <w:tc>
+          <w:tcPr>
+            <w:tcBorders>
+              <w:top w:val="single" w:space="0" w:color="D3D3D3"/>
+              <w:bottom w:val="single" w:space="0" w:color="D3D3D3"/>
+              <w:start w:val="single" w:space="0" w:color="D3D3D3"/>
+              <w:end w:val="single" w:space="0" w:color="D3D3D3"/>
+            </w:tcBorders>
+          </w:tcPr>
+          <w:p>
+            <w:pPr>
+              <w:spacing w:before="0" w:after="60"/>
+              <w:keepNext/>
+              <w:jc w:val="end"/>
+            </w:pPr>
+            <w:r>
+              <w:rPr>
+                <w:rFonts w:ascii="Calibri" w:hAnsi="Calibri"/>
+                <w:sz w:val="11px"/>
+              </w:rPr>
+              <w:t xml:space="default">8.21 × 10^-10</w:t>
+            </w:r>
+          </w:p>
+        </w:tc>
+        <w:tc>
+          <w:tcPr>
+            <w:tcBorders>
+              <w:top w:val="single" w:space="0" w:color="D3D3D3"/>
+              <w:bottom w:val="single" w:space="0" w:color="D3D3D3"/>
+              <w:start w:val="single" w:space="0" w:color="D3D3D3"/>
+              <w:end w:val="single" w:space="0" w:color="D3D3D3"/>
+            </w:tcBorders>
+          </w:tcPr>
+          <w:p>
+            <w:pPr>
+              <w:spacing w:before="0" w:after="60"/>
+              <w:keepNext/>
+              <w:jc w:val="end"/>
+            </w:pPr>
+            <w:r>
+              <w:rPr>
+                <w:rFonts w:ascii="Calibri" w:hAnsi="Calibri"/>
+                <w:sz w:val="11px"/>
+              </w:rPr>
+              <w:t xml:space="default">1.11</w:t>
             </w:r>
           </w:p>
         </w:tc>
@@ -5278,7 +5278,7 @@
                 <w:rFonts w:ascii="Calibri" w:hAnsi="Calibri"/>
                 <w:sz w:val="11px"/>
               </w:rPr>
-              <w:t xml:space="default">16</w:t>
+              <w:t xml:space="default">59</w:t>
             </w:r>
           </w:p>
         </w:tc>
@@ -5307,19 +5307,19 @@
                 <w:rFonts w:ascii="Calibri" w:hAnsi="Calibri"/>
                 <w:sz w:val="11px"/>
               </w:rPr>
-              <w:t xml:space="default">12</w:t>
-            </w:r>
-          </w:p>
-        </w:tc>
-        <w:tc>
-          <w:tcPr>
-            <w:tcBorders>
-              <w:top w:val="single" w:space="0" w:color="D3D3D3"/>
-              <w:bottom w:val="single" w:space="0" w:color="D3D3D3"/>
-              <w:start w:val="single" w:space="0" w:color="D3D3D3"/>
-              <w:end w:val="single" w:space="0" w:color="D3D3D3"/>
-            </w:tcBorders>
-            <w:shd w:val="clear" w:color="auto" w:fill="4DAF4A"/>
+              <w:t xml:space="default">9</w:t>
+            </w:r>
+          </w:p>
+        </w:tc>
+        <w:tc>
+          <w:tcPr>
+            <w:tcBorders>
+              <w:top w:val="single" w:space="0" w:color="D3D3D3"/>
+              <w:bottom w:val="single" w:space="0" w:color="D3D3D3"/>
+              <w:start w:val="single" w:space="0" w:color="D3D3D3"/>
+              <w:end w:val="single" w:space="0" w:color="D3D3D3"/>
+            </w:tcBorders>
+            <w:shd w:val="clear" w:color="auto" w:fill="377EB8"/>
           </w:tcPr>
           <w:p>
             <w:pPr>
@@ -5333,7 +5333,7 @@
                 <w:sz w:val="11px"/>
                 <w:color w:val="FFFFFF"/>
               </w:rPr>
-              <w:t xml:space="default">BP</w:t>
+              <w:t xml:space="default">MF</w:t>
             </w:r>
           </w:p>
         </w:tc>
@@ -5357,67 +5357,67 @@
                 <w:rFonts w:ascii="Calibri" w:hAnsi="Calibri"/>
                 <w:sz w:val="11px"/>
               </w:rPr>
-              <w:t xml:space="default">protein folding</w:t>
-            </w:r>
-          </w:p>
-        </w:tc>
-        <w:tc>
-          <w:tcPr>
-            <w:tcBorders>
-              <w:top w:val="single" w:space="0" w:color="D3D3D3"/>
-              <w:bottom w:val="single" w:space="0" w:color="D3D3D3"/>
-              <w:start w:val="single" w:space="0" w:color="D3D3D3"/>
-              <w:end w:val="single" w:space="0" w:color="D3D3D3"/>
-            </w:tcBorders>
-          </w:tcPr>
-          <w:p>
-            <w:pPr>
-              <w:spacing w:before="0" w:after="60"/>
-              <w:keepNext/>
-              <w:jc w:val="end"/>
-            </w:pPr>
-            <w:r>
-              <w:rPr>
-                <w:rFonts w:ascii="Calibri" w:hAnsi="Calibri"/>
-                <w:sz w:val="11px"/>
-              </w:rPr>
-              <w:t xml:space="default">5.18 × 10^-6</w:t>
-            </w:r>
-          </w:p>
-        </w:tc>
-        <w:tc>
-          <w:tcPr>
-            <w:tcBorders>
-              <w:top w:val="single" w:space="0" w:color="D3D3D3"/>
-              <w:bottom w:val="single" w:space="0" w:color="D3D3D3"/>
-              <w:start w:val="single" w:space="0" w:color="D3D3D3"/>
-              <w:end w:val="single" w:space="0" w:color="D3D3D3"/>
-            </w:tcBorders>
-          </w:tcPr>
-          <w:p>
-            <w:pPr>
-              <w:spacing w:before="0" w:after="60"/>
-              <w:keepNext/>
-              <w:jc w:val="end"/>
-            </w:pPr>
-            <w:r>
-              <w:rPr>
-                <w:rFonts w:ascii="Calibri" w:hAnsi="Calibri"/>
-                <w:sz w:val="11px"/>
-              </w:rPr>
-              <w:t xml:space="default">-0.67</w:t>
-            </w:r>
-          </w:p>
-        </w:tc>
-        <w:tc>
-          <w:tcPr>
-            <w:tcBorders>
-              <w:top w:val="single" w:space="0" w:color="D3D3D3"/>
-              <w:bottom w:val="single" w:space="0" w:color="D3D3D3"/>
-              <w:start w:val="single" w:space="0" w:color="D3D3D3"/>
-              <w:end w:val="single" w:space="0" w:color="D3D3D3"/>
-            </w:tcBorders>
-            <w:shd w:val="clear" w:color="auto" w:fill="2166AC"/>
+              <w:t xml:space="default">phosphotransferase activity, alcohol group as acceptor</w:t>
+            </w:r>
+          </w:p>
+        </w:tc>
+        <w:tc>
+          <w:tcPr>
+            <w:tcBorders>
+              <w:top w:val="single" w:space="0" w:color="D3D3D3"/>
+              <w:bottom w:val="single" w:space="0" w:color="D3D3D3"/>
+              <w:start w:val="single" w:space="0" w:color="D3D3D3"/>
+              <w:end w:val="single" w:space="0" w:color="D3D3D3"/>
+            </w:tcBorders>
+          </w:tcPr>
+          <w:p>
+            <w:pPr>
+              <w:spacing w:before="0" w:after="60"/>
+              <w:keepNext/>
+              <w:jc w:val="end"/>
+            </w:pPr>
+            <w:r>
+              <w:rPr>
+                <w:rFonts w:ascii="Calibri" w:hAnsi="Calibri"/>
+                <w:sz w:val="11px"/>
+              </w:rPr>
+              <w:t xml:space="default">7.45 × 10^-8</w:t>
+            </w:r>
+          </w:p>
+        </w:tc>
+        <w:tc>
+          <w:tcPr>
+            <w:tcBorders>
+              <w:top w:val="single" w:space="0" w:color="D3D3D3"/>
+              <w:bottom w:val="single" w:space="0" w:color="D3D3D3"/>
+              <w:start w:val="single" w:space="0" w:color="D3D3D3"/>
+              <w:end w:val="single" w:space="0" w:color="D3D3D3"/>
+            </w:tcBorders>
+          </w:tcPr>
+          <w:p>
+            <w:pPr>
+              <w:spacing w:before="0" w:after="60"/>
+              <w:keepNext/>
+              <w:jc w:val="end"/>
+            </w:pPr>
+            <w:r>
+              <w:rPr>
+                <w:rFonts w:ascii="Calibri" w:hAnsi="Calibri"/>
+                <w:sz w:val="11px"/>
+              </w:rPr>
+              <w:t xml:space="default">1.04</w:t>
+            </w:r>
+          </w:p>
+        </w:tc>
+        <w:tc>
+          <w:tcPr>
+            <w:tcBorders>
+              <w:top w:val="single" w:space="0" w:color="D3D3D3"/>
+              <w:bottom w:val="single" w:space="0" w:color="D3D3D3"/>
+              <w:start w:val="single" w:space="0" w:color="D3D3D3"/>
+              <w:end w:val="single" w:space="0" w:color="D3D3D3"/>
+            </w:tcBorders>
+            <w:shd w:val="clear" w:color="auto" w:fill="B2182B"/>
           </w:tcPr>
           <w:p>
             <w:pPr>
@@ -5431,31 +5431,31 @@
                 <w:sz w:val="11px"/>
                 <w:color w:val="FFFFFF"/>
               </w:rPr>
-              <w:t xml:space="default">Down</w:t>
-            </w:r>
-          </w:p>
-        </w:tc>
-        <w:tc>
-          <w:tcPr>
-            <w:tcBorders>
-              <w:top w:val="single" w:space="0" w:color="D3D3D3"/>
-              <w:bottom w:val="single" w:space="0" w:color="D3D3D3"/>
-              <w:start w:val="single" w:space="0" w:color="D3D3D3"/>
-              <w:end w:val="single" w:space="0" w:color="D3D3D3"/>
-            </w:tcBorders>
-          </w:tcPr>
-          <w:p>
-            <w:pPr>
-              <w:spacing w:before="0" w:after="60"/>
-              <w:keepNext/>
-              <w:jc w:val="end"/>
-            </w:pPr>
-            <w:r>
-              <w:rPr>
-                <w:rFonts w:ascii="Calibri" w:hAnsi="Calibri"/>
-                <w:sz w:val="11px"/>
-              </w:rPr>
-              <w:t xml:space="default">42</w:t>
+              <w:t xml:space="default">Up</w:t>
+            </w:r>
+          </w:p>
+        </w:tc>
+        <w:tc>
+          <w:tcPr>
+            <w:tcBorders>
+              <w:top w:val="single" w:space="0" w:color="D3D3D3"/>
+              <w:bottom w:val="single" w:space="0" w:color="D3D3D3"/>
+              <w:start w:val="single" w:space="0" w:color="D3D3D3"/>
+              <w:end w:val="single" w:space="0" w:color="D3D3D3"/>
+            </w:tcBorders>
+          </w:tcPr>
+          <w:p>
+            <w:pPr>
+              <w:spacing w:before="0" w:after="60"/>
+              <w:keepNext/>
+              <w:jc w:val="end"/>
+            </w:pPr>
+            <w:r>
+              <w:rPr>
+                <w:rFonts w:ascii="Calibri" w:hAnsi="Calibri"/>
+                <w:sz w:val="11px"/>
+              </w:rPr>
+              <w:t xml:space="default">65</w:t>
             </w:r>
           </w:p>
         </w:tc>
@@ -5484,19 +5484,19 @@
                 <w:rFonts w:ascii="Calibri" w:hAnsi="Calibri"/>
                 <w:sz w:val="11px"/>
               </w:rPr>
-              <w:t xml:space="default">13</w:t>
-            </w:r>
-          </w:p>
-        </w:tc>
-        <w:tc>
-          <w:tcPr>
-            <w:tcBorders>
-              <w:top w:val="single" w:space="0" w:color="D3D3D3"/>
-              <w:bottom w:val="single" w:space="0" w:color="D3D3D3"/>
-              <w:start w:val="single" w:space="0" w:color="D3D3D3"/>
-              <w:end w:val="single" w:space="0" w:color="D3D3D3"/>
-            </w:tcBorders>
-            <w:shd w:val="clear" w:color="auto" w:fill="377EB8"/>
+              <w:t xml:space="default">10</w:t>
+            </w:r>
+          </w:p>
+        </w:tc>
+        <w:tc>
+          <w:tcPr>
+            <w:tcBorders>
+              <w:top w:val="single" w:space="0" w:color="D3D3D3"/>
+              <w:bottom w:val="single" w:space="0" w:color="D3D3D3"/>
+              <w:start w:val="single" w:space="0" w:color="D3D3D3"/>
+              <w:end w:val="single" w:space="0" w:color="D3D3D3"/>
+            </w:tcBorders>
+            <w:shd w:val="clear" w:color="auto" w:fill="E41A1C"/>
           </w:tcPr>
           <w:p>
             <w:pPr>
@@ -5510,7 +5510,7 @@
                 <w:sz w:val="11px"/>
                 <w:color w:val="FFFFFF"/>
               </w:rPr>
-              <w:t xml:space="default">MF</w:t>
+              <w:t xml:space="default">CC</w:t>
             </w:r>
           </w:p>
         </w:tc>
@@ -5534,67 +5534,67 @@
                 <w:rFonts w:ascii="Calibri" w:hAnsi="Calibri"/>
                 <w:sz w:val="11px"/>
               </w:rPr>
-              <w:t xml:space="default">ABC-type transporter activity</w:t>
-            </w:r>
-          </w:p>
-        </w:tc>
-        <w:tc>
-          <w:tcPr>
-            <w:tcBorders>
-              <w:top w:val="single" w:space="0" w:color="D3D3D3"/>
-              <w:bottom w:val="single" w:space="0" w:color="D3D3D3"/>
-              <w:start w:val="single" w:space="0" w:color="D3D3D3"/>
-              <w:end w:val="single" w:space="0" w:color="D3D3D3"/>
-            </w:tcBorders>
-          </w:tcPr>
-          <w:p>
-            <w:pPr>
-              <w:spacing w:before="0" w:after="60"/>
-              <w:keepNext/>
-              <w:jc w:val="end"/>
-            </w:pPr>
-            <w:r>
-              <w:rPr>
-                <w:rFonts w:ascii="Calibri" w:hAnsi="Calibri"/>
-                <w:sz w:val="11px"/>
-              </w:rPr>
-              <w:t xml:space="default">1.49 × 10^-5</w:t>
-            </w:r>
-          </w:p>
-        </w:tc>
-        <w:tc>
-          <w:tcPr>
-            <w:tcBorders>
-              <w:top w:val="single" w:space="0" w:color="D3D3D3"/>
-              <w:bottom w:val="single" w:space="0" w:color="D3D3D3"/>
-              <w:start w:val="single" w:space="0" w:color="D3D3D3"/>
-              <w:end w:val="single" w:space="0" w:color="D3D3D3"/>
-            </w:tcBorders>
-          </w:tcPr>
-          <w:p>
-            <w:pPr>
-              <w:spacing w:before="0" w:after="60"/>
-              <w:keepNext/>
-              <w:jc w:val="end"/>
-            </w:pPr>
-            <w:r>
-              <w:rPr>
-                <w:rFonts w:ascii="Calibri" w:hAnsi="Calibri"/>
-                <w:sz w:val="11px"/>
-              </w:rPr>
-              <w:t xml:space="default">0.61</w:t>
-            </w:r>
-          </w:p>
-        </w:tc>
-        <w:tc>
-          <w:tcPr>
-            <w:tcBorders>
-              <w:top w:val="single" w:space="0" w:color="D3D3D3"/>
-              <w:bottom w:val="single" w:space="0" w:color="D3D3D3"/>
-              <w:start w:val="single" w:space="0" w:color="D3D3D3"/>
-              <w:end w:val="single" w:space="0" w:color="D3D3D3"/>
-            </w:tcBorders>
-            <w:shd w:val="clear" w:color="auto" w:fill="B2182B"/>
+              <w:t xml:space="default">spliceosomal complex</w:t>
+            </w:r>
+          </w:p>
+        </w:tc>
+        <w:tc>
+          <w:tcPr>
+            <w:tcBorders>
+              <w:top w:val="single" w:space="0" w:color="D3D3D3"/>
+              <w:bottom w:val="single" w:space="0" w:color="D3D3D3"/>
+              <w:start w:val="single" w:space="0" w:color="D3D3D3"/>
+              <w:end w:val="single" w:space="0" w:color="D3D3D3"/>
+            </w:tcBorders>
+          </w:tcPr>
+          <w:p>
+            <w:pPr>
+              <w:spacing w:before="0" w:after="60"/>
+              <w:keepNext/>
+              <w:jc w:val="end"/>
+            </w:pPr>
+            <w:r>
+              <w:rPr>
+                <w:rFonts w:ascii="Calibri" w:hAnsi="Calibri"/>
+                <w:sz w:val="11px"/>
+              </w:rPr>
+              <w:t xml:space="default">3.03 × 10^-6</w:t>
+            </w:r>
+          </w:p>
+        </w:tc>
+        <w:tc>
+          <w:tcPr>
+            <w:tcBorders>
+              <w:top w:val="single" w:space="0" w:color="D3D3D3"/>
+              <w:bottom w:val="single" w:space="0" w:color="D3D3D3"/>
+              <w:start w:val="single" w:space="0" w:color="D3D3D3"/>
+              <w:end w:val="single" w:space="0" w:color="D3D3D3"/>
+            </w:tcBorders>
+          </w:tcPr>
+          <w:p>
+            <w:pPr>
+              <w:spacing w:before="0" w:after="60"/>
+              <w:keepNext/>
+              <w:jc w:val="end"/>
+            </w:pPr>
+            <w:r>
+              <w:rPr>
+                <w:rFonts w:ascii="Calibri" w:hAnsi="Calibri"/>
+                <w:sz w:val="11px"/>
+              </w:rPr>
+              <w:t xml:space="default">-0.98</w:t>
+            </w:r>
+          </w:p>
+        </w:tc>
+        <w:tc>
+          <w:tcPr>
+            <w:tcBorders>
+              <w:top w:val="single" w:space="0" w:color="D3D3D3"/>
+              <w:bottom w:val="single" w:space="0" w:color="D3D3D3"/>
+              <w:start w:val="single" w:space="0" w:color="D3D3D3"/>
+              <w:end w:val="single" w:space="0" w:color="D3D3D3"/>
+            </w:tcBorders>
+            <w:shd w:val="clear" w:color="auto" w:fill="2166AC"/>
           </w:tcPr>
           <w:p>
             <w:pPr>
@@ -5608,31 +5608,31 @@
                 <w:sz w:val="11px"/>
                 <w:color w:val="FFFFFF"/>
               </w:rPr>
-              <w:t xml:space="default">Up</w:t>
-            </w:r>
-          </w:p>
-        </w:tc>
-        <w:tc>
-          <w:tcPr>
-            <w:tcBorders>
-              <w:top w:val="single" w:space="0" w:color="D3D3D3"/>
-              <w:bottom w:val="single" w:space="0" w:color="D3D3D3"/>
-              <w:start w:val="single" w:space="0" w:color="D3D3D3"/>
-              <w:end w:val="single" w:space="0" w:color="D3D3D3"/>
-            </w:tcBorders>
-          </w:tcPr>
-          <w:p>
-            <w:pPr>
-              <w:spacing w:before="0" w:after="60"/>
-              <w:keepNext/>
-              <w:jc w:val="end"/>
-            </w:pPr>
-            <w:r>
-              <w:rPr>
-                <w:rFonts w:ascii="Calibri" w:hAnsi="Calibri"/>
-                <w:sz w:val="11px"/>
-              </w:rPr>
-              <w:t xml:space="default">6</w:t>
+              <w:t xml:space="default">Down</w:t>
+            </w:r>
+          </w:p>
+        </w:tc>
+        <w:tc>
+          <w:tcPr>
+            <w:tcBorders>
+              <w:top w:val="single" w:space="0" w:color="D3D3D3"/>
+              <w:bottom w:val="single" w:space="0" w:color="D3D3D3"/>
+              <w:start w:val="single" w:space="0" w:color="D3D3D3"/>
+              <w:end w:val="single" w:space="0" w:color="D3D3D3"/>
+            </w:tcBorders>
+          </w:tcPr>
+          <w:p>
+            <w:pPr>
+              <w:spacing w:before="0" w:after="60"/>
+              <w:keepNext/>
+              <w:jc w:val="end"/>
+            </w:pPr>
+            <w:r>
+              <w:rPr>
+                <w:rFonts w:ascii="Calibri" w:hAnsi="Calibri"/>
+                <w:sz w:val="11px"/>
+              </w:rPr>
+              <w:t xml:space="default">33</w:t>
             </w:r>
           </w:p>
         </w:tc>
@@ -5661,19 +5661,19 @@
                 <w:rFonts w:ascii="Calibri" w:hAnsi="Calibri"/>
                 <w:sz w:val="11px"/>
               </w:rPr>
-              <w:t xml:space="default">14</w:t>
-            </w:r>
-          </w:p>
-        </w:tc>
-        <w:tc>
-          <w:tcPr>
-            <w:tcBorders>
-              <w:top w:val="single" w:space="0" w:color="D3D3D3"/>
-              <w:bottom w:val="single" w:space="0" w:color="D3D3D3"/>
-              <w:start w:val="single" w:space="0" w:color="D3D3D3"/>
-              <w:end w:val="single" w:space="0" w:color="D3D3D3"/>
-            </w:tcBorders>
-            <w:shd w:val="clear" w:color="auto" w:fill="E41A1C"/>
+              <w:t xml:space="default">11</w:t>
+            </w:r>
+          </w:p>
+        </w:tc>
+        <w:tc>
+          <w:tcPr>
+            <w:tcBorders>
+              <w:top w:val="single" w:space="0" w:color="D3D3D3"/>
+              <w:bottom w:val="single" w:space="0" w:color="D3D3D3"/>
+              <w:start w:val="single" w:space="0" w:color="D3D3D3"/>
+              <w:end w:val="single" w:space="0" w:color="D3D3D3"/>
+            </w:tcBorders>
+            <w:shd w:val="clear" w:color="auto" w:fill="4DAF4A"/>
           </w:tcPr>
           <w:p>
             <w:pPr>
@@ -5687,7 +5687,7 @@
                 <w:sz w:val="11px"/>
                 <w:color w:val="FFFFFF"/>
               </w:rPr>
-              <w:t xml:space="default">CC</w:t>
+              <w:t xml:space="default">BP</w:t>
             </w:r>
           </w:p>
         </w:tc>
@@ -5711,67 +5711,67 @@
                 <w:rFonts w:ascii="Calibri" w:hAnsi="Calibri"/>
                 <w:sz w:val="11px"/>
               </w:rPr>
-              <w:t xml:space="default">plasmodesma</w:t>
-            </w:r>
-          </w:p>
-        </w:tc>
-        <w:tc>
-          <w:tcPr>
-            <w:tcBorders>
-              <w:top w:val="single" w:space="0" w:color="D3D3D3"/>
-              <w:bottom w:val="single" w:space="0" w:color="D3D3D3"/>
-              <w:start w:val="single" w:space="0" w:color="D3D3D3"/>
-              <w:end w:val="single" w:space="0" w:color="D3D3D3"/>
-            </w:tcBorders>
-          </w:tcPr>
-          <w:p>
-            <w:pPr>
-              <w:spacing w:before="0" w:after="60"/>
-              <w:keepNext/>
-              <w:jc w:val="end"/>
-            </w:pPr>
-            <w:r>
-              <w:rPr>
-                <w:rFonts w:ascii="Calibri" w:hAnsi="Calibri"/>
-                <w:sz w:val="11px"/>
-              </w:rPr>
-              <w:t xml:space="default">1.95 × 10^-5</w:t>
-            </w:r>
-          </w:p>
-        </w:tc>
-        <w:tc>
-          <w:tcPr>
-            <w:tcBorders>
-              <w:top w:val="single" w:space="0" w:color="D3D3D3"/>
-              <w:bottom w:val="single" w:space="0" w:color="D3D3D3"/>
-              <w:start w:val="single" w:space="0" w:color="D3D3D3"/>
-              <w:end w:val="single" w:space="0" w:color="D3D3D3"/>
-            </w:tcBorders>
-          </w:tcPr>
-          <w:p>
-            <w:pPr>
-              <w:spacing w:before="0" w:after="60"/>
-              <w:keepNext/>
-              <w:jc w:val="end"/>
-            </w:pPr>
-            <w:r>
-              <w:rPr>
-                <w:rFonts w:ascii="Calibri" w:hAnsi="Calibri"/>
-                <w:sz w:val="11px"/>
-              </w:rPr>
-              <w:t xml:space="default">-0.55</w:t>
-            </w:r>
-          </w:p>
-        </w:tc>
-        <w:tc>
-          <w:tcPr>
-            <w:tcBorders>
-              <w:top w:val="single" w:space="0" w:color="D3D3D3"/>
-              <w:bottom w:val="single" w:space="0" w:color="D3D3D3"/>
-              <w:start w:val="single" w:space="0" w:color="D3D3D3"/>
-              <w:end w:val="single" w:space="0" w:color="D3D3D3"/>
-            </w:tcBorders>
-            <w:shd w:val="clear" w:color="auto" w:fill="2166AC"/>
+              <w:t xml:space="default">sporulation</w:t>
+            </w:r>
+          </w:p>
+        </w:tc>
+        <w:tc>
+          <w:tcPr>
+            <w:tcBorders>
+              <w:top w:val="single" w:space="0" w:color="D3D3D3"/>
+              <w:bottom w:val="single" w:space="0" w:color="D3D3D3"/>
+              <w:start w:val="single" w:space="0" w:color="D3D3D3"/>
+              <w:end w:val="single" w:space="0" w:color="D3D3D3"/>
+            </w:tcBorders>
+          </w:tcPr>
+          <w:p>
+            <w:pPr>
+              <w:spacing w:before="0" w:after="60"/>
+              <w:keepNext/>
+              <w:jc w:val="end"/>
+            </w:pPr>
+            <w:r>
+              <w:rPr>
+                <w:rFonts w:ascii="Calibri" w:hAnsi="Calibri"/>
+                <w:sz w:val="11px"/>
+              </w:rPr>
+              <w:t xml:space="default">3.47 × 10^-6</w:t>
+            </w:r>
+          </w:p>
+        </w:tc>
+        <w:tc>
+          <w:tcPr>
+            <w:tcBorders>
+              <w:top w:val="single" w:space="0" w:color="D3D3D3"/>
+              <w:bottom w:val="single" w:space="0" w:color="D3D3D3"/>
+              <w:start w:val="single" w:space="0" w:color="D3D3D3"/>
+              <w:end w:val="single" w:space="0" w:color="D3D3D3"/>
+            </w:tcBorders>
+          </w:tcPr>
+          <w:p>
+            <w:pPr>
+              <w:spacing w:before="0" w:after="60"/>
+              <w:keepNext/>
+              <w:jc w:val="end"/>
+            </w:pPr>
+            <w:r>
+              <w:rPr>
+                <w:rFonts w:ascii="Calibri" w:hAnsi="Calibri"/>
+                <w:sz w:val="11px"/>
+              </w:rPr>
+              <w:t xml:space="default">0.92</w:t>
+            </w:r>
+          </w:p>
+        </w:tc>
+        <w:tc>
+          <w:tcPr>
+            <w:tcBorders>
+              <w:top w:val="single" w:space="0" w:color="D3D3D3"/>
+              <w:bottom w:val="single" w:space="0" w:color="D3D3D3"/>
+              <w:start w:val="single" w:space="0" w:color="D3D3D3"/>
+              <w:end w:val="single" w:space="0" w:color="D3D3D3"/>
+            </w:tcBorders>
+            <w:shd w:val="clear" w:color="auto" w:fill="B2182B"/>
           </w:tcPr>
           <w:p>
             <w:pPr>
@@ -5785,31 +5785,31 @@
                 <w:sz w:val="11px"/>
                 <w:color w:val="FFFFFF"/>
               </w:rPr>
-              <w:t xml:space="default">Down</w:t>
-            </w:r>
-          </w:p>
-        </w:tc>
-        <w:tc>
-          <w:tcPr>
-            <w:tcBorders>
-              <w:top w:val="single" w:space="0" w:color="D3D3D3"/>
-              <w:bottom w:val="single" w:space="0" w:color="D3D3D3"/>
-              <w:start w:val="single" w:space="0" w:color="D3D3D3"/>
-              <w:end w:val="single" w:space="0" w:color="D3D3D3"/>
-            </w:tcBorders>
-          </w:tcPr>
-          <w:p>
-            <w:pPr>
-              <w:spacing w:before="0" w:after="60"/>
-              <w:keepNext/>
-              <w:jc w:val="end"/>
-            </w:pPr>
-            <w:r>
-              <w:rPr>
-                <w:rFonts w:ascii="Calibri" w:hAnsi="Calibri"/>
-                <w:sz w:val="11px"/>
-              </w:rPr>
-              <w:t xml:space="default">64</w:t>
+              <w:t xml:space="default">Up</w:t>
+            </w:r>
+          </w:p>
+        </w:tc>
+        <w:tc>
+          <w:tcPr>
+            <w:tcBorders>
+              <w:top w:val="single" w:space="0" w:color="D3D3D3"/>
+              <w:bottom w:val="single" w:space="0" w:color="D3D3D3"/>
+              <w:start w:val="single" w:space="0" w:color="D3D3D3"/>
+              <w:end w:val="single" w:space="0" w:color="D3D3D3"/>
+            </w:tcBorders>
+          </w:tcPr>
+          <w:p>
+            <w:pPr>
+              <w:spacing w:before="0" w:after="60"/>
+              <w:keepNext/>
+              <w:jc w:val="end"/>
+            </w:pPr>
+            <w:r>
+              <w:rPr>
+                <w:rFonts w:ascii="Calibri" w:hAnsi="Calibri"/>
+                <w:sz w:val="11px"/>
+              </w:rPr>
+              <w:t xml:space="default">16</w:t>
             </w:r>
           </w:p>
         </w:tc>
@@ -5838,7 +5838,7 @@
                 <w:rFonts w:ascii="Calibri" w:hAnsi="Calibri"/>
                 <w:sz w:val="11px"/>
               </w:rPr>
-              <w:t xml:space="default">15</w:t>
+              <w:t xml:space="default">12</w:t>
             </w:r>
           </w:p>
         </w:tc>
@@ -5888,67 +5888,67 @@
                 <w:rFonts w:ascii="Calibri" w:hAnsi="Calibri"/>
                 <w:sz w:val="11px"/>
               </w:rPr>
-              <w:t xml:space="default">protein-containing complex disassembly</w:t>
-            </w:r>
-          </w:p>
-        </w:tc>
-        <w:tc>
-          <w:tcPr>
-            <w:tcBorders>
-              <w:top w:val="single" w:space="0" w:color="D3D3D3"/>
-              <w:bottom w:val="single" w:space="0" w:color="D3D3D3"/>
-              <w:start w:val="single" w:space="0" w:color="D3D3D3"/>
-              <w:end w:val="single" w:space="0" w:color="D3D3D3"/>
-            </w:tcBorders>
-          </w:tcPr>
-          <w:p>
-            <w:pPr>
-              <w:spacing w:before="0" w:after="60"/>
-              <w:keepNext/>
-              <w:jc w:val="end"/>
-            </w:pPr>
-            <w:r>
-              <w:rPr>
-                <w:rFonts w:ascii="Calibri" w:hAnsi="Calibri"/>
-                <w:sz w:val="11px"/>
-              </w:rPr>
-              <w:t xml:space="default">9.35 × 10^-5</w:t>
-            </w:r>
-          </w:p>
-        </w:tc>
-        <w:tc>
-          <w:tcPr>
-            <w:tcBorders>
-              <w:top w:val="single" w:space="0" w:color="D3D3D3"/>
-              <w:bottom w:val="single" w:space="0" w:color="D3D3D3"/>
-              <w:start w:val="single" w:space="0" w:color="D3D3D3"/>
-              <w:end w:val="single" w:space="0" w:color="D3D3D3"/>
-            </w:tcBorders>
-          </w:tcPr>
-          <w:p>
-            <w:pPr>
-              <w:spacing w:before="0" w:after="60"/>
-              <w:keepNext/>
-              <w:jc w:val="end"/>
-            </w:pPr>
-            <w:r>
-              <w:rPr>
-                <w:rFonts w:ascii="Calibri" w:hAnsi="Calibri"/>
-                <w:sz w:val="11px"/>
-              </w:rPr>
-              <w:t xml:space="default">-0.50</w:t>
-            </w:r>
-          </w:p>
-        </w:tc>
-        <w:tc>
-          <w:tcPr>
-            <w:tcBorders>
-              <w:top w:val="single" w:space="0" w:color="D3D3D3"/>
-              <w:bottom w:val="single" w:space="0" w:color="D3D3D3"/>
-              <w:start w:val="single" w:space="0" w:color="D3D3D3"/>
-              <w:end w:val="single" w:space="0" w:color="D3D3D3"/>
-            </w:tcBorders>
-            <w:shd w:val="clear" w:color="auto" w:fill="2166AC"/>
+              <w:t xml:space="default">cyclic nucleotide metabolic process</w:t>
+            </w:r>
+          </w:p>
+        </w:tc>
+        <w:tc>
+          <w:tcPr>
+            <w:tcBorders>
+              <w:top w:val="single" w:space="0" w:color="D3D3D3"/>
+              <w:bottom w:val="single" w:space="0" w:color="D3D3D3"/>
+              <w:start w:val="single" w:space="0" w:color="D3D3D3"/>
+              <w:end w:val="single" w:space="0" w:color="D3D3D3"/>
+            </w:tcBorders>
+          </w:tcPr>
+          <w:p>
+            <w:pPr>
+              <w:spacing w:before="0" w:after="60"/>
+              <w:keepNext/>
+              <w:jc w:val="end"/>
+            </w:pPr>
+            <w:r>
+              <w:rPr>
+                <w:rFonts w:ascii="Calibri" w:hAnsi="Calibri"/>
+                <w:sz w:val="11px"/>
+              </w:rPr>
+              <w:t xml:space="default">3.51 × 10^-6</w:t>
+            </w:r>
+          </w:p>
+        </w:tc>
+        <w:tc>
+          <w:tcPr>
+            <w:tcBorders>
+              <w:top w:val="single" w:space="0" w:color="D3D3D3"/>
+              <w:bottom w:val="single" w:space="0" w:color="D3D3D3"/>
+              <w:start w:val="single" w:space="0" w:color="D3D3D3"/>
+              <w:end w:val="single" w:space="0" w:color="D3D3D3"/>
+            </w:tcBorders>
+          </w:tcPr>
+          <w:p>
+            <w:pPr>
+              <w:spacing w:before="0" w:after="60"/>
+              <w:keepNext/>
+              <w:jc w:val="end"/>
+            </w:pPr>
+            <w:r>
+              <w:rPr>
+                <w:rFonts w:ascii="Calibri" w:hAnsi="Calibri"/>
+                <w:sz w:val="11px"/>
+              </w:rPr>
+              <w:t xml:space="default">0.86</w:t>
+            </w:r>
+          </w:p>
+        </w:tc>
+        <w:tc>
+          <w:tcPr>
+            <w:tcBorders>
+              <w:top w:val="single" w:space="0" w:color="D3D3D3"/>
+              <w:bottom w:val="single" w:space="0" w:color="D3D3D3"/>
+              <w:start w:val="single" w:space="0" w:color="D3D3D3"/>
+              <w:end w:val="single" w:space="0" w:color="D3D3D3"/>
+            </w:tcBorders>
+            <w:shd w:val="clear" w:color="auto" w:fill="B2182B"/>
           </w:tcPr>
           <w:p>
             <w:pPr>
@@ -5962,31 +5962,31 @@
                 <w:sz w:val="11px"/>
                 <w:color w:val="FFFFFF"/>
               </w:rPr>
-              <w:t xml:space="default">Down</w:t>
-            </w:r>
-          </w:p>
-        </w:tc>
-        <w:tc>
-          <w:tcPr>
-            <w:tcBorders>
-              <w:top w:val="single" w:space="0" w:color="D3D3D3"/>
-              <w:bottom w:val="single" w:space="0" w:color="D3D3D3"/>
-              <w:start w:val="single" w:space="0" w:color="D3D3D3"/>
-              <w:end w:val="single" w:space="0" w:color="D3D3D3"/>
-            </w:tcBorders>
-          </w:tcPr>
-          <w:p>
-            <w:pPr>
-              <w:spacing w:before="0" w:after="60"/>
-              <w:keepNext/>
-              <w:jc w:val="end"/>
-            </w:pPr>
-            <w:r>
-              <w:rPr>
-                <w:rFonts w:ascii="Calibri" w:hAnsi="Calibri"/>
-                <w:sz w:val="11px"/>
-              </w:rPr>
-              <w:t xml:space="default">18</w:t>
+              <w:t xml:space="default">Up</w:t>
+            </w:r>
+          </w:p>
+        </w:tc>
+        <w:tc>
+          <w:tcPr>
+            <w:tcBorders>
+              <w:top w:val="single" w:space="0" w:color="D3D3D3"/>
+              <w:bottom w:val="single" w:space="0" w:color="D3D3D3"/>
+              <w:start w:val="single" w:space="0" w:color="D3D3D3"/>
+              <w:end w:val="single" w:space="0" w:color="D3D3D3"/>
+            </w:tcBorders>
+          </w:tcPr>
+          <w:p>
+            <w:pPr>
+              <w:spacing w:before="0" w:after="60"/>
+              <w:keepNext/>
+              <w:jc w:val="end"/>
+            </w:pPr>
+            <w:r>
+              <w:rPr>
+                <w:rFonts w:ascii="Calibri" w:hAnsi="Calibri"/>
+                <w:sz w:val="11px"/>
+              </w:rPr>
+              <w:t xml:space="default">8</w:t>
             </w:r>
           </w:p>
         </w:tc>
@@ -6015,155 +6015,155 @@
                 <w:rFonts w:ascii="Calibri" w:hAnsi="Calibri"/>
                 <w:sz w:val="11px"/>
               </w:rPr>
+              <w:t xml:space="default">13</w:t>
+            </w:r>
+          </w:p>
+        </w:tc>
+        <w:tc>
+          <w:tcPr>
+            <w:tcBorders>
+              <w:top w:val="single" w:space="0" w:color="D3D3D3"/>
+              <w:bottom w:val="single" w:space="0" w:color="D3D3D3"/>
+              <w:start w:val="single" w:space="0" w:color="D3D3D3"/>
+              <w:end w:val="single" w:space="0" w:color="D3D3D3"/>
+            </w:tcBorders>
+            <w:shd w:val="clear" w:color="auto" w:fill="4DAF4A"/>
+          </w:tcPr>
+          <w:p>
+            <w:pPr>
+              <w:spacing w:before="0" w:after="60"/>
+              <w:keepNext/>
+              <w:jc w:val="center"/>
+            </w:pPr>
+            <w:r>
+              <w:rPr>
+                <w:rFonts w:ascii="Calibri" w:hAnsi="Calibri"/>
+                <w:sz w:val="11px"/>
+                <w:color w:val="FFFFFF"/>
+              </w:rPr>
+              <w:t xml:space="default">BP</w:t>
+            </w:r>
+          </w:p>
+        </w:tc>
+        <w:tc>
+          <w:tcPr>
+            <w:tcBorders>
+              <w:top w:val="single" w:space="0" w:color="D3D3D3"/>
+              <w:bottom w:val="single" w:space="0" w:color="D3D3D3"/>
+              <w:start w:val="single" w:space="0" w:color="D3D3D3"/>
+              <w:end w:val="single" w:space="0" w:color="D3D3D3"/>
+            </w:tcBorders>
+          </w:tcPr>
+          <w:p>
+            <w:pPr>
+              <w:spacing w:before="0" w:after="60"/>
+              <w:keepNext/>
+              <w:jc w:val="start"/>
+            </w:pPr>
+            <w:r>
+              <w:rPr>
+                <w:rFonts w:ascii="Calibri" w:hAnsi="Calibri"/>
+                <w:sz w:val="11px"/>
+              </w:rPr>
+              <w:t xml:space="default">lipid localization</w:t>
+            </w:r>
+          </w:p>
+        </w:tc>
+        <w:tc>
+          <w:tcPr>
+            <w:tcBorders>
+              <w:top w:val="single" w:space="0" w:color="D3D3D3"/>
+              <w:bottom w:val="single" w:space="0" w:color="D3D3D3"/>
+              <w:start w:val="single" w:space="0" w:color="D3D3D3"/>
+              <w:end w:val="single" w:space="0" w:color="D3D3D3"/>
+            </w:tcBorders>
+          </w:tcPr>
+          <w:p>
+            <w:pPr>
+              <w:spacing w:before="0" w:after="60"/>
+              <w:keepNext/>
+              <w:jc w:val="end"/>
+            </w:pPr>
+            <w:r>
+              <w:rPr>
+                <w:rFonts w:ascii="Calibri" w:hAnsi="Calibri"/>
+                <w:sz w:val="11px"/>
+              </w:rPr>
+              <w:t xml:space="default">5.18 × 10^-6</w:t>
+            </w:r>
+          </w:p>
+        </w:tc>
+        <w:tc>
+          <w:tcPr>
+            <w:tcBorders>
+              <w:top w:val="single" w:space="0" w:color="D3D3D3"/>
+              <w:bottom w:val="single" w:space="0" w:color="D3D3D3"/>
+              <w:start w:val="single" w:space="0" w:color="D3D3D3"/>
+              <w:end w:val="single" w:space="0" w:color="D3D3D3"/>
+            </w:tcBorders>
+          </w:tcPr>
+          <w:p>
+            <w:pPr>
+              <w:spacing w:before="0" w:after="60"/>
+              <w:keepNext/>
+              <w:jc w:val="end"/>
+            </w:pPr>
+            <w:r>
+              <w:rPr>
+                <w:rFonts w:ascii="Calibri" w:hAnsi="Calibri"/>
+                <w:sz w:val="11px"/>
+              </w:rPr>
+              <w:t xml:space="default">0.80</w:t>
+            </w:r>
+          </w:p>
+        </w:tc>
+        <w:tc>
+          <w:tcPr>
+            <w:tcBorders>
+              <w:top w:val="single" w:space="0" w:color="D3D3D3"/>
+              <w:bottom w:val="single" w:space="0" w:color="D3D3D3"/>
+              <w:start w:val="single" w:space="0" w:color="D3D3D3"/>
+              <w:end w:val="single" w:space="0" w:color="D3D3D3"/>
+            </w:tcBorders>
+            <w:shd w:val="clear" w:color="auto" w:fill="B2182B"/>
+          </w:tcPr>
+          <w:p>
+            <w:pPr>
+              <w:spacing w:before="0" w:after="60"/>
+              <w:keepNext/>
+              <w:jc w:val="start"/>
+            </w:pPr>
+            <w:r>
+              <w:rPr>
+                <w:rFonts w:ascii="Calibri" w:hAnsi="Calibri"/>
+                <w:sz w:val="11px"/>
+                <w:color w:val="FFFFFF"/>
+              </w:rPr>
+              <w:t xml:space="default">Up</w:t>
+            </w:r>
+          </w:p>
+        </w:tc>
+        <w:tc>
+          <w:tcPr>
+            <w:tcBorders>
+              <w:top w:val="single" w:space="0" w:color="D3D3D3"/>
+              <w:bottom w:val="single" w:space="0" w:color="D3D3D3"/>
+              <w:start w:val="single" w:space="0" w:color="D3D3D3"/>
+              <w:end w:val="single" w:space="0" w:color="D3D3D3"/>
+            </w:tcBorders>
+          </w:tcPr>
+          <w:p>
+            <w:pPr>
+              <w:spacing w:before="0" w:after="60"/>
+              <w:keepNext/>
+              <w:jc w:val="end"/>
+            </w:pPr>
+            <w:r>
+              <w:rPr>
+                <w:rFonts w:ascii="Calibri" w:hAnsi="Calibri"/>
+                <w:sz w:val="11px"/>
+              </w:rPr>
               <w:t xml:space="default">16</w:t>
-            </w:r>
-          </w:p>
-        </w:tc>
-        <w:tc>
-          <w:tcPr>
-            <w:tcBorders>
-              <w:top w:val="single" w:space="0" w:color="D3D3D3"/>
-              <w:bottom w:val="single" w:space="0" w:color="D3D3D3"/>
-              <w:start w:val="single" w:space="0" w:color="D3D3D3"/>
-              <w:end w:val="single" w:space="0" w:color="D3D3D3"/>
-            </w:tcBorders>
-            <w:shd w:val="clear" w:color="auto" w:fill="E41A1C"/>
-          </w:tcPr>
-          <w:p>
-            <w:pPr>
-              <w:spacing w:before="0" w:after="60"/>
-              <w:keepNext/>
-              <w:jc w:val="center"/>
-            </w:pPr>
-            <w:r>
-              <w:rPr>
-                <w:rFonts w:ascii="Calibri" w:hAnsi="Calibri"/>
-                <w:sz w:val="11px"/>
-                <w:color w:val="FFFFFF"/>
-              </w:rPr>
-              <w:t xml:space="default">CC</w:t>
-            </w:r>
-          </w:p>
-        </w:tc>
-        <w:tc>
-          <w:tcPr>
-            <w:tcBorders>
-              <w:top w:val="single" w:space="0" w:color="D3D3D3"/>
-              <w:bottom w:val="single" w:space="0" w:color="D3D3D3"/>
-              <w:start w:val="single" w:space="0" w:color="D3D3D3"/>
-              <w:end w:val="single" w:space="0" w:color="D3D3D3"/>
-            </w:tcBorders>
-          </w:tcPr>
-          <w:p>
-            <w:pPr>
-              <w:spacing w:before="0" w:after="60"/>
-              <w:keepNext/>
-              <w:jc w:val="start"/>
-            </w:pPr>
-            <w:r>
-              <w:rPr>
-                <w:rFonts w:ascii="Calibri" w:hAnsi="Calibri"/>
-                <w:sz w:val="11px"/>
-              </w:rPr>
-              <w:t xml:space="default">mitochondrial protein-containing complex</w:t>
-            </w:r>
-          </w:p>
-        </w:tc>
-        <w:tc>
-          <w:tcPr>
-            <w:tcBorders>
-              <w:top w:val="single" w:space="0" w:color="D3D3D3"/>
-              <w:bottom w:val="single" w:space="0" w:color="D3D3D3"/>
-              <w:start w:val="single" w:space="0" w:color="D3D3D3"/>
-              <w:end w:val="single" w:space="0" w:color="D3D3D3"/>
-            </w:tcBorders>
-          </w:tcPr>
-          <w:p>
-            <w:pPr>
-              <w:spacing w:before="0" w:after="60"/>
-              <w:keepNext/>
-              <w:jc w:val="end"/>
-            </w:pPr>
-            <w:r>
-              <w:rPr>
-                <w:rFonts w:ascii="Calibri" w:hAnsi="Calibri"/>
-                <w:sz w:val="11px"/>
-              </w:rPr>
-              <w:t xml:space="default">2.54 × 10^-4</w:t>
-            </w:r>
-          </w:p>
-        </w:tc>
-        <w:tc>
-          <w:tcPr>
-            <w:tcBorders>
-              <w:top w:val="single" w:space="0" w:color="D3D3D3"/>
-              <w:bottom w:val="single" w:space="0" w:color="D3D3D3"/>
-              <w:start w:val="single" w:space="0" w:color="D3D3D3"/>
-              <w:end w:val="single" w:space="0" w:color="D3D3D3"/>
-            </w:tcBorders>
-          </w:tcPr>
-          <w:p>
-            <w:pPr>
-              <w:spacing w:before="0" w:after="60"/>
-              <w:keepNext/>
-              <w:jc w:val="end"/>
-            </w:pPr>
-            <w:r>
-              <w:rPr>
-                <w:rFonts w:ascii="Calibri" w:hAnsi="Calibri"/>
-                <w:sz w:val="11px"/>
-              </w:rPr>
-              <w:t xml:space="default">-0.41</w:t>
-            </w:r>
-          </w:p>
-        </w:tc>
-        <w:tc>
-          <w:tcPr>
-            <w:tcBorders>
-              <w:top w:val="single" w:space="0" w:color="D3D3D3"/>
-              <w:bottom w:val="single" w:space="0" w:color="D3D3D3"/>
-              <w:start w:val="single" w:space="0" w:color="D3D3D3"/>
-              <w:end w:val="single" w:space="0" w:color="D3D3D3"/>
-            </w:tcBorders>
-            <w:shd w:val="clear" w:color="auto" w:fill="2166AC"/>
-          </w:tcPr>
-          <w:p>
-            <w:pPr>
-              <w:spacing w:before="0" w:after="60"/>
-              <w:keepNext/>
-              <w:jc w:val="start"/>
-            </w:pPr>
-            <w:r>
-              <w:rPr>
-                <w:rFonts w:ascii="Calibri" w:hAnsi="Calibri"/>
-                <w:sz w:val="11px"/>
-                <w:color w:val="FFFFFF"/>
-              </w:rPr>
-              <w:t xml:space="default">Down</w:t>
-            </w:r>
-          </w:p>
-        </w:tc>
-        <w:tc>
-          <w:tcPr>
-            <w:tcBorders>
-              <w:top w:val="single" w:space="0" w:color="D3D3D3"/>
-              <w:bottom w:val="single" w:space="0" w:color="D3D3D3"/>
-              <w:start w:val="single" w:space="0" w:color="D3D3D3"/>
-              <w:end w:val="single" w:space="0" w:color="D3D3D3"/>
-            </w:tcBorders>
-          </w:tcPr>
-          <w:p>
-            <w:pPr>
-              <w:spacing w:before="0" w:after="60"/>
-              <w:keepNext/>
-              <w:jc w:val="end"/>
-            </w:pPr>
-            <w:r>
-              <w:rPr>
-                <w:rFonts w:ascii="Calibri" w:hAnsi="Calibri"/>
-                <w:sz w:val="11px"/>
-              </w:rPr>
-              <w:t xml:space="default">21</w:t>
             </w:r>
           </w:p>
         </w:tc>
@@ -6192,19 +6192,19 @@
                 <w:rFonts w:ascii="Calibri" w:hAnsi="Calibri"/>
                 <w:sz w:val="11px"/>
               </w:rPr>
-              <w:t xml:space="default">17</w:t>
-            </w:r>
-          </w:p>
-        </w:tc>
-        <w:tc>
-          <w:tcPr>
-            <w:tcBorders>
-              <w:top w:val="single" w:space="0" w:color="D3D3D3"/>
-              <w:bottom w:val="single" w:space="0" w:color="D3D3D3"/>
-              <w:start w:val="single" w:space="0" w:color="D3D3D3"/>
-              <w:end w:val="single" w:space="0" w:color="D3D3D3"/>
-            </w:tcBorders>
-            <w:shd w:val="clear" w:color="auto" w:fill="E41A1C"/>
+              <w:t xml:space="default">14</w:t>
+            </w:r>
+          </w:p>
+        </w:tc>
+        <w:tc>
+          <w:tcPr>
+            <w:tcBorders>
+              <w:top w:val="single" w:space="0" w:color="D3D3D3"/>
+              <w:bottom w:val="single" w:space="0" w:color="D3D3D3"/>
+              <w:start w:val="single" w:space="0" w:color="D3D3D3"/>
+              <w:end w:val="single" w:space="0" w:color="D3D3D3"/>
+            </w:tcBorders>
+            <w:shd w:val="clear" w:color="auto" w:fill="4DAF4A"/>
           </w:tcPr>
           <w:p>
             <w:pPr>
@@ -6218,7 +6218,7 @@
                 <w:sz w:val="11px"/>
                 <w:color w:val="FFFFFF"/>
               </w:rPr>
-              <w:t xml:space="default">CC</w:t>
+              <w:t xml:space="default">BP</w:t>
             </w:r>
           </w:p>
         </w:tc>
@@ -6242,67 +6242,67 @@
                 <w:rFonts w:ascii="Calibri" w:hAnsi="Calibri"/>
                 <w:sz w:val="11px"/>
               </w:rPr>
-              <w:t xml:space="default">neuron projection membrane</w:t>
-            </w:r>
-          </w:p>
-        </w:tc>
-        <w:tc>
-          <w:tcPr>
-            <w:tcBorders>
-              <w:top w:val="single" w:space="0" w:color="D3D3D3"/>
-              <w:bottom w:val="single" w:space="0" w:color="D3D3D3"/>
-              <w:start w:val="single" w:space="0" w:color="D3D3D3"/>
-              <w:end w:val="single" w:space="0" w:color="D3D3D3"/>
-            </w:tcBorders>
-          </w:tcPr>
-          <w:p>
-            <w:pPr>
-              <w:spacing w:before="0" w:after="60"/>
-              <w:keepNext/>
-              <w:jc w:val="end"/>
-            </w:pPr>
-            <w:r>
-              <w:rPr>
-                <w:rFonts w:ascii="Calibri" w:hAnsi="Calibri"/>
-                <w:sz w:val="11px"/>
-              </w:rPr>
-              <w:t xml:space="default">2.54 × 10^-4</w:t>
-            </w:r>
-          </w:p>
-        </w:tc>
-        <w:tc>
-          <w:tcPr>
-            <w:tcBorders>
-              <w:top w:val="single" w:space="0" w:color="D3D3D3"/>
-              <w:bottom w:val="single" w:space="0" w:color="D3D3D3"/>
-              <w:start w:val="single" w:space="0" w:color="D3D3D3"/>
-              <w:end w:val="single" w:space="0" w:color="D3D3D3"/>
-            </w:tcBorders>
-          </w:tcPr>
-          <w:p>
-            <w:pPr>
-              <w:spacing w:before="0" w:after="60"/>
-              <w:keepNext/>
-              <w:jc w:val="end"/>
-            </w:pPr>
-            <w:r>
-              <w:rPr>
-                <w:rFonts w:ascii="Calibri" w:hAnsi="Calibri"/>
-                <w:sz w:val="11px"/>
-              </w:rPr>
-              <w:t xml:space="default">0.41</w:t>
-            </w:r>
-          </w:p>
-        </w:tc>
-        <w:tc>
-          <w:tcPr>
-            <w:tcBorders>
-              <w:top w:val="single" w:space="0" w:color="D3D3D3"/>
-              <w:bottom w:val="single" w:space="0" w:color="D3D3D3"/>
-              <w:start w:val="single" w:space="0" w:color="D3D3D3"/>
-              <w:end w:val="single" w:space="0" w:color="D3D3D3"/>
-            </w:tcBorders>
-            <w:shd w:val="clear" w:color="auto" w:fill="B2182B"/>
+              <w:t xml:space="default">protein folding</w:t>
+            </w:r>
+          </w:p>
+        </w:tc>
+        <w:tc>
+          <w:tcPr>
+            <w:tcBorders>
+              <w:top w:val="single" w:space="0" w:color="D3D3D3"/>
+              <w:bottom w:val="single" w:space="0" w:color="D3D3D3"/>
+              <w:start w:val="single" w:space="0" w:color="D3D3D3"/>
+              <w:end w:val="single" w:space="0" w:color="D3D3D3"/>
+            </w:tcBorders>
+          </w:tcPr>
+          <w:p>
+            <w:pPr>
+              <w:spacing w:before="0" w:after="60"/>
+              <w:keepNext/>
+              <w:jc w:val="end"/>
+            </w:pPr>
+            <w:r>
+              <w:rPr>
+                <w:rFonts w:ascii="Calibri" w:hAnsi="Calibri"/>
+                <w:sz w:val="11px"/>
+              </w:rPr>
+              <w:t xml:space="default">5.18 × 10^-6</w:t>
+            </w:r>
+          </w:p>
+        </w:tc>
+        <w:tc>
+          <w:tcPr>
+            <w:tcBorders>
+              <w:top w:val="single" w:space="0" w:color="D3D3D3"/>
+              <w:bottom w:val="single" w:space="0" w:color="D3D3D3"/>
+              <w:start w:val="single" w:space="0" w:color="D3D3D3"/>
+              <w:end w:val="single" w:space="0" w:color="D3D3D3"/>
+            </w:tcBorders>
+          </w:tcPr>
+          <w:p>
+            <w:pPr>
+              <w:spacing w:before="0" w:after="60"/>
+              <w:keepNext/>
+              <w:jc w:val="end"/>
+            </w:pPr>
+            <w:r>
+              <w:rPr>
+                <w:rFonts w:ascii="Calibri" w:hAnsi="Calibri"/>
+                <w:sz w:val="11px"/>
+              </w:rPr>
+              <w:t xml:space="default">-0.75</w:t>
+            </w:r>
+          </w:p>
+        </w:tc>
+        <w:tc>
+          <w:tcPr>
+            <w:tcBorders>
+              <w:top w:val="single" w:space="0" w:color="D3D3D3"/>
+              <w:bottom w:val="single" w:space="0" w:color="D3D3D3"/>
+              <w:start w:val="single" w:space="0" w:color="D3D3D3"/>
+              <w:end w:val="single" w:space="0" w:color="D3D3D3"/>
+            </w:tcBorders>
+            <w:shd w:val="clear" w:color="auto" w:fill="2166AC"/>
           </w:tcPr>
           <w:p>
             <w:pPr>
@@ -6316,31 +6316,31 @@
                 <w:sz w:val="11px"/>
                 <w:color w:val="FFFFFF"/>
               </w:rPr>
-              <w:t xml:space="default">Up</w:t>
-            </w:r>
-          </w:p>
-        </w:tc>
-        <w:tc>
-          <w:tcPr>
-            <w:tcBorders>
-              <w:top w:val="single" w:space="0" w:color="D3D3D3"/>
-              <w:bottom w:val="single" w:space="0" w:color="D3D3D3"/>
-              <w:start w:val="single" w:space="0" w:color="D3D3D3"/>
-              <w:end w:val="single" w:space="0" w:color="D3D3D3"/>
-            </w:tcBorders>
-          </w:tcPr>
-          <w:p>
-            <w:pPr>
-              <w:spacing w:before="0" w:after="60"/>
-              <w:keepNext/>
-              <w:jc w:val="end"/>
-            </w:pPr>
-            <w:r>
-              <w:rPr>
-                <w:rFonts w:ascii="Calibri" w:hAnsi="Calibri"/>
-                <w:sz w:val="11px"/>
-              </w:rPr>
-              <w:t xml:space="default">4</w:t>
+              <w:t xml:space="default">Down</w:t>
+            </w:r>
+          </w:p>
+        </w:tc>
+        <w:tc>
+          <w:tcPr>
+            <w:tcBorders>
+              <w:top w:val="single" w:space="0" w:color="D3D3D3"/>
+              <w:bottom w:val="single" w:space="0" w:color="D3D3D3"/>
+              <w:start w:val="single" w:space="0" w:color="D3D3D3"/>
+              <w:end w:val="single" w:space="0" w:color="D3D3D3"/>
+            </w:tcBorders>
+          </w:tcPr>
+          <w:p>
+            <w:pPr>
+              <w:spacing w:before="0" w:after="60"/>
+              <w:keepNext/>
+              <w:jc w:val="end"/>
+            </w:pPr>
+            <w:r>
+              <w:rPr>
+                <w:rFonts w:ascii="Calibri" w:hAnsi="Calibri"/>
+                <w:sz w:val="11px"/>
+              </w:rPr>
+              <w:t xml:space="default">42</w:t>
             </w:r>
           </w:p>
         </w:tc>
@@ -6369,19 +6369,19 @@
                 <w:rFonts w:ascii="Calibri" w:hAnsi="Calibri"/>
                 <w:sz w:val="11px"/>
               </w:rPr>
-              <w:t xml:space="default">18</w:t>
-            </w:r>
-          </w:p>
-        </w:tc>
-        <w:tc>
-          <w:tcPr>
-            <w:tcBorders>
-              <w:top w:val="single" w:space="0" w:color="D3D3D3"/>
-              <w:bottom w:val="single" w:space="0" w:color="D3D3D3"/>
-              <w:start w:val="single" w:space="0" w:color="D3D3D3"/>
-              <w:end w:val="single" w:space="0" w:color="D3D3D3"/>
-            </w:tcBorders>
-            <w:shd w:val="clear" w:color="auto" w:fill="E41A1C"/>
+              <w:t xml:space="default">15</w:t>
+            </w:r>
+          </w:p>
+        </w:tc>
+        <w:tc>
+          <w:tcPr>
+            <w:tcBorders>
+              <w:top w:val="single" w:space="0" w:color="D3D3D3"/>
+              <w:bottom w:val="single" w:space="0" w:color="D3D3D3"/>
+              <w:start w:val="single" w:space="0" w:color="D3D3D3"/>
+              <w:end w:val="single" w:space="0" w:color="D3D3D3"/>
+            </w:tcBorders>
+            <w:shd w:val="clear" w:color="auto" w:fill="377EB8"/>
           </w:tcPr>
           <w:p>
             <w:pPr>
@@ -6395,7 +6395,7 @@
                 <w:sz w:val="11px"/>
                 <w:color w:val="FFFFFF"/>
               </w:rPr>
-              <w:t xml:space="default">CC</w:t>
+              <w:t xml:space="default">MF</w:t>
             </w:r>
           </w:p>
         </w:tc>
@@ -6419,67 +6419,67 @@
                 <w:rFonts w:ascii="Calibri" w:hAnsi="Calibri"/>
                 <w:sz w:val="11px"/>
               </w:rPr>
-              <w:t xml:space="default">enzyme activator complex</w:t>
-            </w:r>
-          </w:p>
-        </w:tc>
-        <w:tc>
-          <w:tcPr>
-            <w:tcBorders>
-              <w:top w:val="single" w:space="0" w:color="D3D3D3"/>
-              <w:bottom w:val="single" w:space="0" w:color="D3D3D3"/>
-              <w:start w:val="single" w:space="0" w:color="D3D3D3"/>
-              <w:end w:val="single" w:space="0" w:color="D3D3D3"/>
-            </w:tcBorders>
-          </w:tcPr>
-          <w:p>
-            <w:pPr>
-              <w:spacing w:before="0" w:after="60"/>
-              <w:keepNext/>
-              <w:jc w:val="end"/>
-            </w:pPr>
-            <w:r>
-              <w:rPr>
-                <w:rFonts w:ascii="Calibri" w:hAnsi="Calibri"/>
-                <w:sz w:val="11px"/>
-              </w:rPr>
-              <w:t xml:space="default">2.74 × 10^-4</w:t>
-            </w:r>
-          </w:p>
-        </w:tc>
-        <w:tc>
-          <w:tcPr>
-            <w:tcBorders>
-              <w:top w:val="single" w:space="0" w:color="D3D3D3"/>
-              <w:bottom w:val="single" w:space="0" w:color="D3D3D3"/>
-              <w:start w:val="single" w:space="0" w:color="D3D3D3"/>
-              <w:end w:val="single" w:space="0" w:color="D3D3D3"/>
-            </w:tcBorders>
-          </w:tcPr>
-          <w:p>
-            <w:pPr>
-              <w:spacing w:before="0" w:after="60"/>
-              <w:keepNext/>
-              <w:jc w:val="end"/>
-            </w:pPr>
-            <w:r>
-              <w:rPr>
-                <w:rFonts w:ascii="Calibri" w:hAnsi="Calibri"/>
-                <w:sz w:val="11px"/>
-              </w:rPr>
-              <w:t xml:space="default">-0.33</w:t>
-            </w:r>
-          </w:p>
-        </w:tc>
-        <w:tc>
-          <w:tcPr>
-            <w:tcBorders>
-              <w:top w:val="single" w:space="0" w:color="D3D3D3"/>
-              <w:bottom w:val="single" w:space="0" w:color="D3D3D3"/>
-              <w:start w:val="single" w:space="0" w:color="D3D3D3"/>
-              <w:end w:val="single" w:space="0" w:color="D3D3D3"/>
-            </w:tcBorders>
-            <w:shd w:val="clear" w:color="auto" w:fill="2166AC"/>
+              <w:t xml:space="default">ABC-type transporter activity</w:t>
+            </w:r>
+          </w:p>
+        </w:tc>
+        <w:tc>
+          <w:tcPr>
+            <w:tcBorders>
+              <w:top w:val="single" w:space="0" w:color="D3D3D3"/>
+              <w:bottom w:val="single" w:space="0" w:color="D3D3D3"/>
+              <w:start w:val="single" w:space="0" w:color="D3D3D3"/>
+              <w:end w:val="single" w:space="0" w:color="D3D3D3"/>
+            </w:tcBorders>
+          </w:tcPr>
+          <w:p>
+            <w:pPr>
+              <w:spacing w:before="0" w:after="60"/>
+              <w:keepNext/>
+              <w:jc w:val="end"/>
+            </w:pPr>
+            <w:r>
+              <w:rPr>
+                <w:rFonts w:ascii="Calibri" w:hAnsi="Calibri"/>
+                <w:sz w:val="11px"/>
+              </w:rPr>
+              <w:t xml:space="default">1.49 × 10^-5</w:t>
+            </w:r>
+          </w:p>
+        </w:tc>
+        <w:tc>
+          <w:tcPr>
+            <w:tcBorders>
+              <w:top w:val="single" w:space="0" w:color="D3D3D3"/>
+              <w:bottom w:val="single" w:space="0" w:color="D3D3D3"/>
+              <w:start w:val="single" w:space="0" w:color="D3D3D3"/>
+              <w:end w:val="single" w:space="0" w:color="D3D3D3"/>
+            </w:tcBorders>
+          </w:tcPr>
+          <w:p>
+            <w:pPr>
+              <w:spacing w:before="0" w:after="60"/>
+              <w:keepNext/>
+              <w:jc w:val="end"/>
+            </w:pPr>
+            <w:r>
+              <w:rPr>
+                <w:rFonts w:ascii="Calibri" w:hAnsi="Calibri"/>
+                <w:sz w:val="11px"/>
+              </w:rPr>
+              <w:t xml:space="default">0.70</w:t>
+            </w:r>
+          </w:p>
+        </w:tc>
+        <w:tc>
+          <w:tcPr>
+            <w:tcBorders>
+              <w:top w:val="single" w:space="0" w:color="D3D3D3"/>
+              <w:bottom w:val="single" w:space="0" w:color="D3D3D3"/>
+              <w:start w:val="single" w:space="0" w:color="D3D3D3"/>
+              <w:end w:val="single" w:space="0" w:color="D3D3D3"/>
+            </w:tcBorders>
+            <w:shd w:val="clear" w:color="auto" w:fill="B2182B"/>
           </w:tcPr>
           <w:p>
             <w:pPr>
@@ -6493,31 +6493,31 @@
                 <w:sz w:val="11px"/>
                 <w:color w:val="FFFFFF"/>
               </w:rPr>
-              <w:t xml:space="default">Down</w:t>
-            </w:r>
-          </w:p>
-        </w:tc>
-        <w:tc>
-          <w:tcPr>
-            <w:tcBorders>
-              <w:top w:val="single" w:space="0" w:color="D3D3D3"/>
-              <w:bottom w:val="single" w:space="0" w:color="D3D3D3"/>
-              <w:start w:val="single" w:space="0" w:color="D3D3D3"/>
-              <w:end w:val="single" w:space="0" w:color="D3D3D3"/>
-            </w:tcBorders>
-          </w:tcPr>
-          <w:p>
-            <w:pPr>
-              <w:spacing w:before="0" w:after="60"/>
-              <w:keepNext/>
-              <w:jc w:val="end"/>
-            </w:pPr>
-            <w:r>
-              <w:rPr>
-                <w:rFonts w:ascii="Calibri" w:hAnsi="Calibri"/>
-                <w:sz w:val="11px"/>
-              </w:rPr>
-              <w:t xml:space="default">7</w:t>
+              <w:t xml:space="default">Up</w:t>
+            </w:r>
+          </w:p>
+        </w:tc>
+        <w:tc>
+          <w:tcPr>
+            <w:tcBorders>
+              <w:top w:val="single" w:space="0" w:color="D3D3D3"/>
+              <w:bottom w:val="single" w:space="0" w:color="D3D3D3"/>
+              <w:start w:val="single" w:space="0" w:color="D3D3D3"/>
+              <w:end w:val="single" w:space="0" w:color="D3D3D3"/>
+            </w:tcBorders>
+          </w:tcPr>
+          <w:p>
+            <w:pPr>
+              <w:spacing w:before="0" w:after="60"/>
+              <w:keepNext/>
+              <w:jc w:val="end"/>
+            </w:pPr>
+            <w:r>
+              <w:rPr>
+                <w:rFonts w:ascii="Calibri" w:hAnsi="Calibri"/>
+                <w:sz w:val="11px"/>
+              </w:rPr>
+              <w:t xml:space="default">6</w:t>
             </w:r>
           </w:p>
         </w:tc>
@@ -6546,19 +6546,19 @@
                 <w:rFonts w:ascii="Calibri" w:hAnsi="Calibri"/>
                 <w:sz w:val="11px"/>
               </w:rPr>
-              <w:t xml:space="default">19</w:t>
-            </w:r>
-          </w:p>
-        </w:tc>
-        <w:tc>
-          <w:tcPr>
-            <w:tcBorders>
-              <w:top w:val="single" w:space="0" w:color="D3D3D3"/>
-              <w:bottom w:val="single" w:space="0" w:color="D3D3D3"/>
-              <w:start w:val="single" w:space="0" w:color="D3D3D3"/>
-              <w:end w:val="single" w:space="0" w:color="D3D3D3"/>
-            </w:tcBorders>
-            <w:shd w:val="clear" w:color="auto" w:fill="377EB8"/>
+              <w:t xml:space="default">16</w:t>
+            </w:r>
+          </w:p>
+        </w:tc>
+        <w:tc>
+          <w:tcPr>
+            <w:tcBorders>
+              <w:top w:val="single" w:space="0" w:color="D3D3D3"/>
+              <w:bottom w:val="single" w:space="0" w:color="D3D3D3"/>
+              <w:start w:val="single" w:space="0" w:color="D3D3D3"/>
+              <w:end w:val="single" w:space="0" w:color="D3D3D3"/>
+            </w:tcBorders>
+            <w:shd w:val="clear" w:color="auto" w:fill="E41A1C"/>
           </w:tcPr>
           <w:p>
             <w:pPr>
@@ -6572,7 +6572,7 @@
                 <w:sz w:val="11px"/>
                 <w:color w:val="FFFFFF"/>
               </w:rPr>
-              <w:t xml:space="default">MF</w:t>
+              <w:t xml:space="default">CC</w:t>
             </w:r>
           </w:p>
         </w:tc>
@@ -6596,55 +6596,55 @@
                 <w:rFonts w:ascii="Calibri" w:hAnsi="Calibri"/>
                 <w:sz w:val="11px"/>
               </w:rPr>
-              <w:t xml:space="default">protein kinase C inhibitor activity</w:t>
-            </w:r>
-          </w:p>
-        </w:tc>
-        <w:tc>
-          <w:tcPr>
-            <w:tcBorders>
-              <w:top w:val="single" w:space="0" w:color="D3D3D3"/>
-              <w:bottom w:val="single" w:space="0" w:color="D3D3D3"/>
-              <w:start w:val="single" w:space="0" w:color="D3D3D3"/>
-              <w:end w:val="single" w:space="0" w:color="D3D3D3"/>
-            </w:tcBorders>
-          </w:tcPr>
-          <w:p>
-            <w:pPr>
-              <w:spacing w:before="0" w:after="60"/>
-              <w:keepNext/>
-              <w:jc w:val="end"/>
-            </w:pPr>
-            <w:r>
-              <w:rPr>
-                <w:rFonts w:ascii="Calibri" w:hAnsi="Calibri"/>
-                <w:sz w:val="11px"/>
-              </w:rPr>
-              <w:t xml:space="default">3.00 × 10^-4</w:t>
-            </w:r>
-          </w:p>
-        </w:tc>
-        <w:tc>
-          <w:tcPr>
-            <w:tcBorders>
-              <w:top w:val="single" w:space="0" w:color="D3D3D3"/>
-              <w:bottom w:val="single" w:space="0" w:color="D3D3D3"/>
-              <w:start w:val="single" w:space="0" w:color="D3D3D3"/>
-              <w:end w:val="single" w:space="0" w:color="D3D3D3"/>
-            </w:tcBorders>
-          </w:tcPr>
-          <w:p>
-            <w:pPr>
-              <w:spacing w:before="0" w:after="60"/>
-              <w:keepNext/>
-              <w:jc w:val="end"/>
-            </w:pPr>
-            <w:r>
-              <w:rPr>
-                <w:rFonts w:ascii="Calibri" w:hAnsi="Calibri"/>
-                <w:sz w:val="11px"/>
-              </w:rPr>
-              <w:t xml:space="default">-0.28</w:t>
+              <w:t xml:space="default">plasmodesma</w:t>
+            </w:r>
+          </w:p>
+        </w:tc>
+        <w:tc>
+          <w:tcPr>
+            <w:tcBorders>
+              <w:top w:val="single" w:space="0" w:color="D3D3D3"/>
+              <w:bottom w:val="single" w:space="0" w:color="D3D3D3"/>
+              <w:start w:val="single" w:space="0" w:color="D3D3D3"/>
+              <w:end w:val="single" w:space="0" w:color="D3D3D3"/>
+            </w:tcBorders>
+          </w:tcPr>
+          <w:p>
+            <w:pPr>
+              <w:spacing w:before="0" w:after="60"/>
+              <w:keepNext/>
+              <w:jc w:val="end"/>
+            </w:pPr>
+            <w:r>
+              <w:rPr>
+                <w:rFonts w:ascii="Calibri" w:hAnsi="Calibri"/>
+                <w:sz w:val="11px"/>
+              </w:rPr>
+              <w:t xml:space="default">1.95 × 10^-5</w:t>
+            </w:r>
+          </w:p>
+        </w:tc>
+        <w:tc>
+          <w:tcPr>
+            <w:tcBorders>
+              <w:top w:val="single" w:space="0" w:color="D3D3D3"/>
+              <w:bottom w:val="single" w:space="0" w:color="D3D3D3"/>
+              <w:start w:val="single" w:space="0" w:color="D3D3D3"/>
+              <w:end w:val="single" w:space="0" w:color="D3D3D3"/>
+            </w:tcBorders>
+          </w:tcPr>
+          <w:p>
+            <w:pPr>
+              <w:spacing w:before="0" w:after="60"/>
+              <w:keepNext/>
+              <w:jc w:val="end"/>
+            </w:pPr>
+            <w:r>
+              <w:rPr>
+                <w:rFonts w:ascii="Calibri" w:hAnsi="Calibri"/>
+                <w:sz w:val="11px"/>
+              </w:rPr>
+              <w:t xml:space="default">-0.65</w:t>
             </w:r>
           </w:p>
         </w:tc>
@@ -6694,7 +6694,7 @@
                 <w:rFonts w:ascii="Calibri" w:hAnsi="Calibri"/>
                 <w:sz w:val="11px"/>
               </w:rPr>
-              <w:t xml:space="default">3</w:t>
+              <w:t xml:space="default">64</w:t>
             </w:r>
           </w:p>
         </w:tc>
@@ -6723,6 +6723,537 @@
                 <w:rFonts w:ascii="Calibri" w:hAnsi="Calibri"/>
                 <w:sz w:val="11px"/>
               </w:rPr>
+              <w:t xml:space="default">17</w:t>
+            </w:r>
+          </w:p>
+        </w:tc>
+        <w:tc>
+          <w:tcPr>
+            <w:tcBorders>
+              <w:top w:val="single" w:space="0" w:color="D3D3D3"/>
+              <w:bottom w:val="single" w:space="0" w:color="D3D3D3"/>
+              <w:start w:val="single" w:space="0" w:color="D3D3D3"/>
+              <w:end w:val="single" w:space="0" w:color="D3D3D3"/>
+            </w:tcBorders>
+            <w:shd w:val="clear" w:color="auto" w:fill="4DAF4A"/>
+          </w:tcPr>
+          <w:p>
+            <w:pPr>
+              <w:spacing w:before="0" w:after="60"/>
+              <w:keepNext/>
+              <w:jc w:val="center"/>
+            </w:pPr>
+            <w:r>
+              <w:rPr>
+                <w:rFonts w:ascii="Calibri" w:hAnsi="Calibri"/>
+                <w:sz w:val="11px"/>
+                <w:color w:val="FFFFFF"/>
+              </w:rPr>
+              <w:t xml:space="default">BP</w:t>
+            </w:r>
+          </w:p>
+        </w:tc>
+        <w:tc>
+          <w:tcPr>
+            <w:tcBorders>
+              <w:top w:val="single" w:space="0" w:color="D3D3D3"/>
+              <w:bottom w:val="single" w:space="0" w:color="D3D3D3"/>
+              <w:start w:val="single" w:space="0" w:color="D3D3D3"/>
+              <w:end w:val="single" w:space="0" w:color="D3D3D3"/>
+            </w:tcBorders>
+          </w:tcPr>
+          <w:p>
+            <w:pPr>
+              <w:spacing w:before="0" w:after="60"/>
+              <w:keepNext/>
+              <w:jc w:val="start"/>
+            </w:pPr>
+            <w:r>
+              <w:rPr>
+                <w:rFonts w:ascii="Calibri" w:hAnsi="Calibri"/>
+                <w:sz w:val="11px"/>
+              </w:rPr>
+              <w:t xml:space="default">regulation of peptidase activity</w:t>
+            </w:r>
+          </w:p>
+        </w:tc>
+        <w:tc>
+          <w:tcPr>
+            <w:tcBorders>
+              <w:top w:val="single" w:space="0" w:color="D3D3D3"/>
+              <w:bottom w:val="single" w:space="0" w:color="D3D3D3"/>
+              <w:start w:val="single" w:space="0" w:color="D3D3D3"/>
+              <w:end w:val="single" w:space="0" w:color="D3D3D3"/>
+            </w:tcBorders>
+          </w:tcPr>
+          <w:p>
+            <w:pPr>
+              <w:spacing w:before="0" w:after="60"/>
+              <w:keepNext/>
+              <w:jc w:val="end"/>
+            </w:pPr>
+            <w:r>
+              <w:rPr>
+                <w:rFonts w:ascii="Calibri" w:hAnsi="Calibri"/>
+                <w:sz w:val="11px"/>
+              </w:rPr>
+              <w:t xml:space="default">2.22 × 10^-4</w:t>
+            </w:r>
+          </w:p>
+        </w:tc>
+        <w:tc>
+          <w:tcPr>
+            <w:tcBorders>
+              <w:top w:val="single" w:space="0" w:color="D3D3D3"/>
+              <w:bottom w:val="single" w:space="0" w:color="D3D3D3"/>
+              <w:start w:val="single" w:space="0" w:color="D3D3D3"/>
+              <w:end w:val="single" w:space="0" w:color="D3D3D3"/>
+            </w:tcBorders>
+          </w:tcPr>
+          <w:p>
+            <w:pPr>
+              <w:spacing w:before="0" w:after="60"/>
+              <w:keepNext/>
+              <w:jc w:val="end"/>
+            </w:pPr>
+            <w:r>
+              <w:rPr>
+                <w:rFonts w:ascii="Calibri" w:hAnsi="Calibri"/>
+                <w:sz w:val="11px"/>
+              </w:rPr>
+              <w:t xml:space="default">-0.60</w:t>
+            </w:r>
+          </w:p>
+        </w:tc>
+        <w:tc>
+          <w:tcPr>
+            <w:tcBorders>
+              <w:top w:val="single" w:space="0" w:color="D3D3D3"/>
+              <w:bottom w:val="single" w:space="0" w:color="D3D3D3"/>
+              <w:start w:val="single" w:space="0" w:color="D3D3D3"/>
+              <w:end w:val="single" w:space="0" w:color="D3D3D3"/>
+            </w:tcBorders>
+            <w:shd w:val="clear" w:color="auto" w:fill="2166AC"/>
+          </w:tcPr>
+          <w:p>
+            <w:pPr>
+              <w:spacing w:before="0" w:after="60"/>
+              <w:keepNext/>
+              <w:jc w:val="start"/>
+            </w:pPr>
+            <w:r>
+              <w:rPr>
+                <w:rFonts w:ascii="Calibri" w:hAnsi="Calibri"/>
+                <w:sz w:val="11px"/>
+                <w:color w:val="FFFFFF"/>
+              </w:rPr>
+              <w:t xml:space="default">Down</w:t>
+            </w:r>
+          </w:p>
+        </w:tc>
+        <w:tc>
+          <w:tcPr>
+            <w:tcBorders>
+              <w:top w:val="single" w:space="0" w:color="D3D3D3"/>
+              <w:bottom w:val="single" w:space="0" w:color="D3D3D3"/>
+              <w:start w:val="single" w:space="0" w:color="D3D3D3"/>
+              <w:end w:val="single" w:space="0" w:color="D3D3D3"/>
+            </w:tcBorders>
+          </w:tcPr>
+          <w:p>
+            <w:pPr>
+              <w:spacing w:before="0" w:after="60"/>
+              <w:keepNext/>
+              <w:jc w:val="end"/>
+            </w:pPr>
+            <w:r>
+              <w:rPr>
+                <w:rFonts w:ascii="Calibri" w:hAnsi="Calibri"/>
+                <w:sz w:val="11px"/>
+              </w:rPr>
+              <w:t xml:space="default">14</w:t>
+            </w:r>
+          </w:p>
+        </w:tc>
+      </w:tr>
+      <w:tr>
+        <w:trPr>
+          <w:cantSplit/>
+        </w:trPr>
+        <w:tc>
+          <w:tcPr>
+            <w:tcBorders>
+              <w:top w:val="single" w:space="0" w:color="D3D3D3"/>
+              <w:bottom w:val="single" w:space="0" w:color="D3D3D3"/>
+              <w:start w:val="single" w:space="0" w:color="D3D3D3"/>
+              <w:end w:val="single" w:space="0" w:color="D3D3D3"/>
+            </w:tcBorders>
+          </w:tcPr>
+          <w:p>
+            <w:pPr>
+              <w:spacing w:before="0" w:after="60"/>
+              <w:keepNext/>
+              <w:jc w:val="end"/>
+            </w:pPr>
+            <w:r>
+              <w:rPr>
+                <w:rFonts w:ascii="Calibri" w:hAnsi="Calibri"/>
+                <w:sz w:val="11px"/>
+              </w:rPr>
+              <w:t xml:space="default">18</w:t>
+            </w:r>
+          </w:p>
+        </w:tc>
+        <w:tc>
+          <w:tcPr>
+            <w:tcBorders>
+              <w:top w:val="single" w:space="0" w:color="D3D3D3"/>
+              <w:bottom w:val="single" w:space="0" w:color="D3D3D3"/>
+              <w:start w:val="single" w:space="0" w:color="D3D3D3"/>
+              <w:end w:val="single" w:space="0" w:color="D3D3D3"/>
+            </w:tcBorders>
+            <w:shd w:val="clear" w:color="auto" w:fill="E41A1C"/>
+          </w:tcPr>
+          <w:p>
+            <w:pPr>
+              <w:spacing w:before="0" w:after="60"/>
+              <w:keepNext/>
+              <w:jc w:val="center"/>
+            </w:pPr>
+            <w:r>
+              <w:rPr>
+                <w:rFonts w:ascii="Calibri" w:hAnsi="Calibri"/>
+                <w:sz w:val="11px"/>
+                <w:color w:val="FFFFFF"/>
+              </w:rPr>
+              <w:t xml:space="default">CC</w:t>
+            </w:r>
+          </w:p>
+        </w:tc>
+        <w:tc>
+          <w:tcPr>
+            <w:tcBorders>
+              <w:top w:val="single" w:space="0" w:color="D3D3D3"/>
+              <w:bottom w:val="single" w:space="0" w:color="D3D3D3"/>
+              <w:start w:val="single" w:space="0" w:color="D3D3D3"/>
+              <w:end w:val="single" w:space="0" w:color="D3D3D3"/>
+            </w:tcBorders>
+          </w:tcPr>
+          <w:p>
+            <w:pPr>
+              <w:spacing w:before="0" w:after="60"/>
+              <w:keepNext/>
+              <w:jc w:val="start"/>
+            </w:pPr>
+            <w:r>
+              <w:rPr>
+                <w:rFonts w:ascii="Calibri" w:hAnsi="Calibri"/>
+                <w:sz w:val="11px"/>
+              </w:rPr>
+              <w:t xml:space="default">mitochondrial protein-containing complex</w:t>
+            </w:r>
+          </w:p>
+        </w:tc>
+        <w:tc>
+          <w:tcPr>
+            <w:tcBorders>
+              <w:top w:val="single" w:space="0" w:color="D3D3D3"/>
+              <w:bottom w:val="single" w:space="0" w:color="D3D3D3"/>
+              <w:start w:val="single" w:space="0" w:color="D3D3D3"/>
+              <w:end w:val="single" w:space="0" w:color="D3D3D3"/>
+            </w:tcBorders>
+          </w:tcPr>
+          <w:p>
+            <w:pPr>
+              <w:spacing w:before="0" w:after="60"/>
+              <w:keepNext/>
+              <w:jc w:val="end"/>
+            </w:pPr>
+            <w:r>
+              <w:rPr>
+                <w:rFonts w:ascii="Calibri" w:hAnsi="Calibri"/>
+                <w:sz w:val="11px"/>
+              </w:rPr>
+              <w:t xml:space="default">2.54 × 10^-4</w:t>
+            </w:r>
+          </w:p>
+        </w:tc>
+        <w:tc>
+          <w:tcPr>
+            <w:tcBorders>
+              <w:top w:val="single" w:space="0" w:color="D3D3D3"/>
+              <w:bottom w:val="single" w:space="0" w:color="D3D3D3"/>
+              <w:start w:val="single" w:space="0" w:color="D3D3D3"/>
+              <w:end w:val="single" w:space="0" w:color="D3D3D3"/>
+            </w:tcBorders>
+          </w:tcPr>
+          <w:p>
+            <w:pPr>
+              <w:spacing w:before="0" w:after="60"/>
+              <w:keepNext/>
+              <w:jc w:val="end"/>
+            </w:pPr>
+            <w:r>
+              <w:rPr>
+                <w:rFonts w:ascii="Calibri" w:hAnsi="Calibri"/>
+                <w:sz w:val="11px"/>
+              </w:rPr>
+              <w:t xml:space="default">-0.53</w:t>
+            </w:r>
+          </w:p>
+        </w:tc>
+        <w:tc>
+          <w:tcPr>
+            <w:tcBorders>
+              <w:top w:val="single" w:space="0" w:color="D3D3D3"/>
+              <w:bottom w:val="single" w:space="0" w:color="D3D3D3"/>
+              <w:start w:val="single" w:space="0" w:color="D3D3D3"/>
+              <w:end w:val="single" w:space="0" w:color="D3D3D3"/>
+            </w:tcBorders>
+            <w:shd w:val="clear" w:color="auto" w:fill="2166AC"/>
+          </w:tcPr>
+          <w:p>
+            <w:pPr>
+              <w:spacing w:before="0" w:after="60"/>
+              <w:keepNext/>
+              <w:jc w:val="start"/>
+            </w:pPr>
+            <w:r>
+              <w:rPr>
+                <w:rFonts w:ascii="Calibri" w:hAnsi="Calibri"/>
+                <w:sz w:val="11px"/>
+                <w:color w:val="FFFFFF"/>
+              </w:rPr>
+              <w:t xml:space="default">Down</w:t>
+            </w:r>
+          </w:p>
+        </w:tc>
+        <w:tc>
+          <w:tcPr>
+            <w:tcBorders>
+              <w:top w:val="single" w:space="0" w:color="D3D3D3"/>
+              <w:bottom w:val="single" w:space="0" w:color="D3D3D3"/>
+              <w:start w:val="single" w:space="0" w:color="D3D3D3"/>
+              <w:end w:val="single" w:space="0" w:color="D3D3D3"/>
+            </w:tcBorders>
+          </w:tcPr>
+          <w:p>
+            <w:pPr>
+              <w:spacing w:before="0" w:after="60"/>
+              <w:keepNext/>
+              <w:jc w:val="end"/>
+            </w:pPr>
+            <w:r>
+              <w:rPr>
+                <w:rFonts w:ascii="Calibri" w:hAnsi="Calibri"/>
+                <w:sz w:val="11px"/>
+              </w:rPr>
+              <w:t xml:space="default">21</w:t>
+            </w:r>
+          </w:p>
+        </w:tc>
+      </w:tr>
+      <w:tr>
+        <w:trPr>
+          <w:cantSplit/>
+        </w:trPr>
+        <w:tc>
+          <w:tcPr>
+            <w:tcBorders>
+              <w:top w:val="single" w:space="0" w:color="D3D3D3"/>
+              <w:bottom w:val="single" w:space="0" w:color="D3D3D3"/>
+              <w:start w:val="single" w:space="0" w:color="D3D3D3"/>
+              <w:end w:val="single" w:space="0" w:color="D3D3D3"/>
+            </w:tcBorders>
+          </w:tcPr>
+          <w:p>
+            <w:pPr>
+              <w:spacing w:before="0" w:after="60"/>
+              <w:keepNext/>
+              <w:jc w:val="end"/>
+            </w:pPr>
+            <w:r>
+              <w:rPr>
+                <w:rFonts w:ascii="Calibri" w:hAnsi="Calibri"/>
+                <w:sz w:val="11px"/>
+              </w:rPr>
+              <w:t xml:space="default">19</w:t>
+            </w:r>
+          </w:p>
+        </w:tc>
+        <w:tc>
+          <w:tcPr>
+            <w:tcBorders>
+              <w:top w:val="single" w:space="0" w:color="D3D3D3"/>
+              <w:bottom w:val="single" w:space="0" w:color="D3D3D3"/>
+              <w:start w:val="single" w:space="0" w:color="D3D3D3"/>
+              <w:end w:val="single" w:space="0" w:color="D3D3D3"/>
+            </w:tcBorders>
+            <w:shd w:val="clear" w:color="auto" w:fill="E41A1C"/>
+          </w:tcPr>
+          <w:p>
+            <w:pPr>
+              <w:spacing w:before="0" w:after="60"/>
+              <w:keepNext/>
+              <w:jc w:val="center"/>
+            </w:pPr>
+            <w:r>
+              <w:rPr>
+                <w:rFonts w:ascii="Calibri" w:hAnsi="Calibri"/>
+                <w:sz w:val="11px"/>
+                <w:color w:val="FFFFFF"/>
+              </w:rPr>
+              <w:t xml:space="default">CC</w:t>
+            </w:r>
+          </w:p>
+        </w:tc>
+        <w:tc>
+          <w:tcPr>
+            <w:tcBorders>
+              <w:top w:val="single" w:space="0" w:color="D3D3D3"/>
+              <w:bottom w:val="single" w:space="0" w:color="D3D3D3"/>
+              <w:start w:val="single" w:space="0" w:color="D3D3D3"/>
+              <w:end w:val="single" w:space="0" w:color="D3D3D3"/>
+            </w:tcBorders>
+          </w:tcPr>
+          <w:p>
+            <w:pPr>
+              <w:spacing w:before="0" w:after="60"/>
+              <w:keepNext/>
+              <w:jc w:val="start"/>
+            </w:pPr>
+            <w:r>
+              <w:rPr>
+                <w:rFonts w:ascii="Calibri" w:hAnsi="Calibri"/>
+                <w:sz w:val="11px"/>
+              </w:rPr>
+              <w:t xml:space="default">neuron projection membrane</w:t>
+            </w:r>
+          </w:p>
+        </w:tc>
+        <w:tc>
+          <w:tcPr>
+            <w:tcBorders>
+              <w:top w:val="single" w:space="0" w:color="D3D3D3"/>
+              <w:bottom w:val="single" w:space="0" w:color="D3D3D3"/>
+              <w:start w:val="single" w:space="0" w:color="D3D3D3"/>
+              <w:end w:val="single" w:space="0" w:color="D3D3D3"/>
+            </w:tcBorders>
+          </w:tcPr>
+          <w:p>
+            <w:pPr>
+              <w:spacing w:before="0" w:after="60"/>
+              <w:keepNext/>
+              <w:jc w:val="end"/>
+            </w:pPr>
+            <w:r>
+              <w:rPr>
+                <w:rFonts w:ascii="Calibri" w:hAnsi="Calibri"/>
+                <w:sz w:val="11px"/>
+              </w:rPr>
+              <w:t xml:space="default">2.54 × 10^-4</w:t>
+            </w:r>
+          </w:p>
+        </w:tc>
+        <w:tc>
+          <w:tcPr>
+            <w:tcBorders>
+              <w:top w:val="single" w:space="0" w:color="D3D3D3"/>
+              <w:bottom w:val="single" w:space="0" w:color="D3D3D3"/>
+              <w:start w:val="single" w:space="0" w:color="D3D3D3"/>
+              <w:end w:val="single" w:space="0" w:color="D3D3D3"/>
+            </w:tcBorders>
+          </w:tcPr>
+          <w:p>
+            <w:pPr>
+              <w:spacing w:before="0" w:after="60"/>
+              <w:keepNext/>
+              <w:jc w:val="end"/>
+            </w:pPr>
+            <w:r>
+              <w:rPr>
+                <w:rFonts w:ascii="Calibri" w:hAnsi="Calibri"/>
+                <w:sz w:val="11px"/>
+              </w:rPr>
+              <w:t xml:space="default">0.53</w:t>
+            </w:r>
+          </w:p>
+        </w:tc>
+        <w:tc>
+          <w:tcPr>
+            <w:tcBorders>
+              <w:top w:val="single" w:space="0" w:color="D3D3D3"/>
+              <w:bottom w:val="single" w:space="0" w:color="D3D3D3"/>
+              <w:start w:val="single" w:space="0" w:color="D3D3D3"/>
+              <w:end w:val="single" w:space="0" w:color="D3D3D3"/>
+            </w:tcBorders>
+            <w:shd w:val="clear" w:color="auto" w:fill="B2182B"/>
+          </w:tcPr>
+          <w:p>
+            <w:pPr>
+              <w:spacing w:before="0" w:after="60"/>
+              <w:keepNext/>
+              <w:jc w:val="start"/>
+            </w:pPr>
+            <w:r>
+              <w:rPr>
+                <w:rFonts w:ascii="Calibri" w:hAnsi="Calibri"/>
+                <w:sz w:val="11px"/>
+                <w:color w:val="FFFFFF"/>
+              </w:rPr>
+              <w:t xml:space="default">Up</w:t>
+            </w:r>
+          </w:p>
+        </w:tc>
+        <w:tc>
+          <w:tcPr>
+            <w:tcBorders>
+              <w:top w:val="single" w:space="0" w:color="D3D3D3"/>
+              <w:bottom w:val="single" w:space="0" w:color="D3D3D3"/>
+              <w:start w:val="single" w:space="0" w:color="D3D3D3"/>
+              <w:end w:val="single" w:space="0" w:color="D3D3D3"/>
+            </w:tcBorders>
+          </w:tcPr>
+          <w:p>
+            <w:pPr>
+              <w:spacing w:before="0" w:after="60"/>
+              <w:keepNext/>
+              <w:jc w:val="end"/>
+            </w:pPr>
+            <w:r>
+              <w:rPr>
+                <w:rFonts w:ascii="Calibri" w:hAnsi="Calibri"/>
+                <w:sz w:val="11px"/>
+              </w:rPr>
+              <w:t xml:space="default">4</w:t>
+            </w:r>
+          </w:p>
+        </w:tc>
+      </w:tr>
+      <w:tr>
+        <w:trPr>
+          <w:cantSplit/>
+        </w:trPr>
+        <w:tc>
+          <w:tcPr>
+            <w:tcBorders>
+              <w:top w:val="single" w:space="0" w:color="D3D3D3"/>
+              <w:bottom w:val="single" w:space="0" w:color="D3D3D3"/>
+              <w:start w:val="single" w:space="0" w:color="D3D3D3"/>
+              <w:end w:val="single" w:space="0" w:color="D3D3D3"/>
+            </w:tcBorders>
+          </w:tcPr>
+          <w:p>
+            <w:pPr>
+              <w:spacing w:before="0" w:after="60"/>
+              <w:keepNext/>
+              <w:jc w:val="end"/>
+            </w:pPr>
+            <w:r>
+              <w:rPr>
+                <w:rFonts w:ascii="Calibri" w:hAnsi="Calibri"/>
+                <w:sz w:val="11px"/>
+              </w:rPr>
               <w:t xml:space="default">20</w:t>
             </w:r>
           </w:p>
@@ -6773,67 +7304,67 @@
                 <w:rFonts w:ascii="Calibri" w:hAnsi="Calibri"/>
                 <w:sz w:val="11px"/>
               </w:rPr>
-              <w:t xml:space="default">endosome</w:t>
-            </w:r>
-          </w:p>
-        </w:tc>
-        <w:tc>
-          <w:tcPr>
-            <w:tcBorders>
-              <w:top w:val="single" w:space="0" w:color="D3D3D3"/>
-              <w:bottom w:val="single" w:space="0" w:color="D3D3D3"/>
-              <w:start w:val="single" w:space="0" w:color="D3D3D3"/>
-              <w:end w:val="single" w:space="0" w:color="D3D3D3"/>
-            </w:tcBorders>
-          </w:tcPr>
-          <w:p>
-            <w:pPr>
-              <w:spacing w:before="0" w:after="60"/>
-              <w:keepNext/>
-              <w:jc w:val="end"/>
-            </w:pPr>
-            <w:r>
-              <w:rPr>
-                <w:rFonts w:ascii="Calibri" w:hAnsi="Calibri"/>
-                <w:sz w:val="11px"/>
-              </w:rPr>
-              <w:t xml:space="default">7.30 × 10^-4</w:t>
-            </w:r>
-          </w:p>
-        </w:tc>
-        <w:tc>
-          <w:tcPr>
-            <w:tcBorders>
-              <w:top w:val="single" w:space="0" w:color="D3D3D3"/>
-              <w:bottom w:val="single" w:space="0" w:color="D3D3D3"/>
-              <w:start w:val="single" w:space="0" w:color="D3D3D3"/>
-              <w:end w:val="single" w:space="0" w:color="D3D3D3"/>
-            </w:tcBorders>
-          </w:tcPr>
-          <w:p>
-            <w:pPr>
-              <w:spacing w:before="0" w:after="60"/>
-              <w:keepNext/>
-              <w:jc w:val="end"/>
-            </w:pPr>
-            <w:r>
-              <w:rPr>
-                <w:rFonts w:ascii="Calibri" w:hAnsi="Calibri"/>
-                <w:sz w:val="11px"/>
-              </w:rPr>
-              <w:t xml:space="default">0.23</w:t>
-            </w:r>
-          </w:p>
-        </w:tc>
-        <w:tc>
-          <w:tcPr>
-            <w:tcBorders>
-              <w:top w:val="single" w:space="0" w:color="D3D3D3"/>
-              <w:bottom w:val="single" w:space="0" w:color="D3D3D3"/>
-              <w:start w:val="single" w:space="0" w:color="D3D3D3"/>
-              <w:end w:val="single" w:space="0" w:color="D3D3D3"/>
-            </w:tcBorders>
-            <w:shd w:val="clear" w:color="auto" w:fill="B2182B"/>
+              <w:t xml:space="default">enzyme activator complex</w:t>
+            </w:r>
+          </w:p>
+        </w:tc>
+        <w:tc>
+          <w:tcPr>
+            <w:tcBorders>
+              <w:top w:val="single" w:space="0" w:color="D3D3D3"/>
+              <w:bottom w:val="single" w:space="0" w:color="D3D3D3"/>
+              <w:start w:val="single" w:space="0" w:color="D3D3D3"/>
+              <w:end w:val="single" w:space="0" w:color="D3D3D3"/>
+            </w:tcBorders>
+          </w:tcPr>
+          <w:p>
+            <w:pPr>
+              <w:spacing w:before="0" w:after="60"/>
+              <w:keepNext/>
+              <w:jc w:val="end"/>
+            </w:pPr>
+            <w:r>
+              <w:rPr>
+                <w:rFonts w:ascii="Calibri" w:hAnsi="Calibri"/>
+                <w:sz w:val="11px"/>
+              </w:rPr>
+              <w:t xml:space="default">2.74 × 10^-4</w:t>
+            </w:r>
+          </w:p>
+        </w:tc>
+        <w:tc>
+          <w:tcPr>
+            <w:tcBorders>
+              <w:top w:val="single" w:space="0" w:color="D3D3D3"/>
+              <w:bottom w:val="single" w:space="0" w:color="D3D3D3"/>
+              <w:start w:val="single" w:space="0" w:color="D3D3D3"/>
+              <w:end w:val="single" w:space="0" w:color="D3D3D3"/>
+            </w:tcBorders>
+          </w:tcPr>
+          <w:p>
+            <w:pPr>
+              <w:spacing w:before="0" w:after="60"/>
+              <w:keepNext/>
+              <w:jc w:val="end"/>
+            </w:pPr>
+            <w:r>
+              <w:rPr>
+                <w:rFonts w:ascii="Calibri" w:hAnsi="Calibri"/>
+                <w:sz w:val="11px"/>
+              </w:rPr>
+              <w:t xml:space="default">-0.47</w:t>
+            </w:r>
+          </w:p>
+        </w:tc>
+        <w:tc>
+          <w:tcPr>
+            <w:tcBorders>
+              <w:top w:val="single" w:space="0" w:color="D3D3D3"/>
+              <w:bottom w:val="single" w:space="0" w:color="D3D3D3"/>
+              <w:start w:val="single" w:space="0" w:color="D3D3D3"/>
+              <w:end w:val="single" w:space="0" w:color="D3D3D3"/>
+            </w:tcBorders>
+            <w:shd w:val="clear" w:color="auto" w:fill="2166AC"/>
           </w:tcPr>
           <w:p>
             <w:pPr>
@@ -6847,31 +7378,31 @@
                 <w:sz w:val="11px"/>
                 <w:color w:val="FFFFFF"/>
               </w:rPr>
-              <w:t xml:space="default">Up</w:t>
-            </w:r>
-          </w:p>
-        </w:tc>
-        <w:tc>
-          <w:tcPr>
-            <w:tcBorders>
-              <w:top w:val="single" w:space="0" w:color="D3D3D3"/>
-              <w:bottom w:val="single" w:space="0" w:color="D3D3D3"/>
-              <w:start w:val="single" w:space="0" w:color="D3D3D3"/>
-              <w:end w:val="single" w:space="0" w:color="D3D3D3"/>
-            </w:tcBorders>
-          </w:tcPr>
-          <w:p>
-            <w:pPr>
-              <w:spacing w:before="0" w:after="60"/>
-              <w:keepNext/>
-              <w:jc w:val="end"/>
-            </w:pPr>
-            <w:r>
-              <w:rPr>
-                <w:rFonts w:ascii="Calibri" w:hAnsi="Calibri"/>
-                <w:sz w:val="11px"/>
-              </w:rPr>
-              <w:t xml:space="default">42</w:t>
+              <w:t xml:space="default">Down</w:t>
+            </w:r>
+          </w:p>
+        </w:tc>
+        <w:tc>
+          <w:tcPr>
+            <w:tcBorders>
+              <w:top w:val="single" w:space="0" w:color="D3D3D3"/>
+              <w:bottom w:val="single" w:space="0" w:color="D3D3D3"/>
+              <w:start w:val="single" w:space="0" w:color="D3D3D3"/>
+              <w:end w:val="single" w:space="0" w:color="D3D3D3"/>
+            </w:tcBorders>
+          </w:tcPr>
+          <w:p>
+            <w:pPr>
+              <w:spacing w:before="0" w:after="60"/>
+              <w:keepNext/>
+              <w:jc w:val="end"/>
+            </w:pPr>
+            <w:r>
+              <w:rPr>
+                <w:rFonts w:ascii="Calibri" w:hAnsi="Calibri"/>
+                <w:sz w:val="11px"/>
+              </w:rPr>
+              <w:t xml:space="default">7</w:t>
             </w:r>
           </w:p>
         </w:tc>
